--- a/Vizsgaremek_v2.docx
+++ b/Vizsgaremek_v2.docx
@@ -7409,6 +7409,110 @@
     </w:p>
     <w:p>
       <w:pPr>
+        <w:tabs>
+          <w:tab w:val="left" w:pos="425"/>
+          <w:tab w:val="left" w:pos="1418"/>
+        </w:tabs>
+        <w:rPr>
+          <w:rStyle w:val="Ershangslyozs"/>
+          <w:b/>
+          <w:i w:val="0"/>
+          <w:iCs w:val="0"/>
+          <w:color w:val="auto"/>
+        </w:rPr>
+      </w:pPr>
+      <w:r>
+        <w:rPr>
+          <w:rStyle w:val="Ershangslyozs"/>
+          <w:b/>
+          <w:i w:val="0"/>
+          <w:iCs w:val="0"/>
+          <w:color w:val="auto"/>
+        </w:rPr>
+        <w:t>Docker alapú indítás:</w:t>
+      </w:r>
+    </w:p>
+    <w:p>
+      <w:pPr>
+        <w:tabs>
+          <w:tab w:val="left" w:pos="425"/>
+          <w:tab w:val="left" w:pos="1418"/>
+        </w:tabs>
+        <w:rPr>
+          <w:rFonts w:cstheme="minorHAnsi"/>
+          <w:color w:val="1F2328"/>
+          <w:sz w:val="22"/>
+          <w:shd w:val="clear" w:color="auto" w:fill="FFFFFF"/>
+        </w:rPr>
+      </w:pPr>
+      <w:r>
+        <w:rPr>
+          <w:rFonts w:cstheme="minorHAnsi"/>
+          <w:color w:val="1F2328"/>
+          <w:sz w:val="22"/>
+          <w:shd w:val="clear" w:color="auto" w:fill="FFFFFF"/>
+        </w:rPr>
+        <w:t>A PRO</w:t>
+      </w:r>
+      <w:r>
+        <w:rPr>
+          <w:rFonts w:cstheme="minorHAnsi"/>
+          <w:color w:val="1F2328"/>
+          <w:sz w:val="22"/>
+          <w:shd w:val="clear" w:color="auto" w:fill="FFFFFF"/>
+        </w:rPr>
+        <w:noBreakHyphen/>
+        <w:t>INSECTA rendszer teljes egészében futtatható Dockerben, így nincs szükség Pythonra, Node.js</w:t>
+      </w:r>
+      <w:r>
+        <w:rPr>
+          <w:rFonts w:cstheme="minorHAnsi"/>
+          <w:color w:val="1F2328"/>
+          <w:sz w:val="22"/>
+          <w:shd w:val="clear" w:color="auto" w:fill="FFFFFF"/>
+        </w:rPr>
+        <w:noBreakHyphen/>
+        <w:t>re vagy bármilyen helyi környezeti beállításra.</w:t>
+      </w:r>
+      <w:r>
+        <w:rPr>
+          <w:rFonts w:cstheme="minorHAnsi"/>
+          <w:color w:val="1F2328"/>
+          <w:sz w:val="22"/>
+        </w:rPr>
+        <w:br/>
+      </w:r>
+      <w:r>
+        <w:rPr>
+          <w:rFonts w:cstheme="minorHAnsi"/>
+          <w:color w:val="1F2328"/>
+          <w:sz w:val="22"/>
+          <w:shd w:val="clear" w:color="auto" w:fill="FFFFFF"/>
+        </w:rPr>
+        <w:t>Csak a </w:t>
+      </w:r>
+      <w:r>
+        <w:rPr>
+          <w:rStyle w:val="Kiemels2"/>
+          <w:rFonts w:cstheme="minorHAnsi"/>
+          <w:color w:val="1F2328"/>
+          <w:sz w:val="22"/>
+          <w:shd w:val="clear" w:color="auto" w:fill="FFFFFF"/>
+        </w:rPr>
+        <w:t>Docker Desktop</w:t>
+      </w:r>
+      <w:r>
+        <w:rPr>
+          <w:rFonts w:cstheme="minorHAnsi"/>
+          <w:color w:val="1F2328"/>
+          <w:sz w:val="22"/>
+          <w:shd w:val="clear" w:color="auto" w:fill="FFFFFF"/>
+        </w:rPr>
+        <w:t> szükséges.</w:t>
+      </w:r>
+    </w:p>
+    <w:p>
+      <w:pPr>
         <w:shd w:val="clear" w:color="auto" w:fill="AEAAAA" w:themeFill="background2" w:themeFillShade="BF"/>
         <w:tabs>
           <w:tab w:val="left" w:pos="425"/>
@@ -7450,6 +7554,54 @@
           <w:color w:val="FFFFFF" w:themeColor="background1"/>
         </w:rPr>
         <w:t>bat</w:t>
+      </w:r>
+    </w:p>
+    <w:p>
+      <w:pPr>
+        <w:tabs>
+          <w:tab w:val="left" w:pos="425"/>
+          <w:tab w:val="left" w:pos="1418"/>
+        </w:tabs>
+        <w:rPr>
+          <w:rStyle w:val="Ershangslyozs"/>
+          <w:i w:val="0"/>
+          <w:iCs w:val="0"/>
+          <w:color w:val="auto"/>
+        </w:rPr>
+      </w:pPr>
+      <w:r>
+        <w:rPr>
+          <w:rStyle w:val="Ershangslyozs"/>
+          <w:i w:val="0"/>
+          <w:iCs w:val="0"/>
+          <w:color w:val="auto"/>
+        </w:rPr>
+        <w:t>Vagy a program gyökerében:</w:t>
+      </w:r>
+    </w:p>
+    <w:p>
+      <w:pPr>
+        <w:shd w:val="clear" w:color="auto" w:fill="AEAAAA" w:themeFill="background2" w:themeFillShade="BF"/>
+        <w:tabs>
+          <w:tab w:val="left" w:pos="425"/>
+          <w:tab w:val="left" w:pos="1418"/>
+        </w:tabs>
+        <w:ind w:left="709" w:hanging="1"/>
+        <w:rPr>
+          <w:rStyle w:val="Ershangslyozs"/>
+          <w:i w:val="0"/>
+          <w:iCs w:val="0"/>
+          <w:color w:val="FFFFFF" w:themeColor="background1"/>
+        </w:rPr>
+      </w:pPr>
+      <w:r>
+        <w:rPr>
+          <w:rStyle w:val="Ershangslyozs"/>
+          <w:i w:val="0"/>
+          <w:iCs w:val="0"/>
+          <w:color w:val="FFFFFF" w:themeColor="background1"/>
+        </w:rPr>
+        <w:t>docker-compose up --build</w:t>
       </w:r>
     </w:p>
     <w:p>
@@ -8570,6 +8722,7 @@
           <w:rFonts w:ascii="Consolas" w:hAnsi="Consolas"/>
           <w:color w:val="FFFFFF" w:themeColor="background1"/>
         </w:rPr>
+        <w:lastRenderedPageBreak/>
         <w:t>pip</w:t>
       </w:r>
       <w:r>
@@ -8684,7 +8837,6 @@
         </w:rPr>
       </w:pPr>
       <w:r>
-        <w:lastRenderedPageBreak/>
         <w:t>Backend indítása</w:t>
       </w:r>
     </w:p>
@@ -10336,6 +10488,7 @@
         <w:rPr>
           <w:lang w:eastAsia="hu-HU"/>
         </w:rPr>
+        <w:lastRenderedPageBreak/>
         <w:t>Activities</w:t>
       </w:r>
     </w:p>
@@ -11366,6 +11519,7 @@
       </w:pPr>
       <w:bookmarkStart w:id="458" w:name="_Toc226938900"/>
       <w:r>
+        <w:lastRenderedPageBreak/>
         <w:t>T</w:t>
       </w:r>
       <w:r>
@@ -11479,7 +11633,6 @@
           <w:noProof/>
           <w:lang w:eastAsia="hu-HU"/>
         </w:rPr>
-        <w:lastRenderedPageBreak/>
         <w:drawing>
           <wp:anchor distT="0" distB="0" distL="114300" distR="114300" simplePos="0" relativeHeight="251668480" behindDoc="1" locked="0" layoutInCell="1" allowOverlap="1">
             <wp:simplePos x="0" y="0"/>
@@ -11804,6 +11957,7 @@
           <w:noProof/>
           <w:lang w:eastAsia="hu-HU"/>
         </w:rPr>
+        <w:lastRenderedPageBreak/>
         <w:drawing>
           <wp:anchor distT="0" distB="0" distL="114300" distR="114300" simplePos="0" relativeHeight="251667456" behindDoc="1" locked="0" layoutInCell="1" allowOverlap="1">
             <wp:simplePos x="0" y="0"/>
@@ -12669,7 +12823,6 @@
         <w:ind w:left="714" w:hanging="357"/>
       </w:pPr>
       <w:r>
-        <w:lastRenderedPageBreak/>
         <w:t>kijelentkezésért,</w:t>
       </w:r>
     </w:p>
@@ -13015,6 +13168,7 @@
           <w:b/>
           <w:bCs/>
         </w:rPr>
+        <w:lastRenderedPageBreak/>
         <w:t>Összecsukható / kinyitható sidebar</w:t>
       </w:r>
     </w:p>
@@ -13626,6 +13780,7 @@
           <w:sz w:val="28"/>
           <w:szCs w:val="28"/>
         </w:rPr>
+        <w:lastRenderedPageBreak/>
         <w:t>Funkciók:</w:t>
       </w:r>
     </w:p>
@@ -13771,7 +13926,6 @@
           <w:noProof/>
           <w:lang w:eastAsia="hu-HU"/>
         </w:rPr>
-        <w:lastRenderedPageBreak/>
         <w:drawing>
           <wp:inline distT="0" distB="0" distL="0" distR="0">
             <wp:extent cx="5760720" cy="3750945"/>

--- a/Vizsgaremek_v2.docx
+++ b/Vizsgaremek_v2.docx
@@ -8744,6 +8744,25 @@
     </w:p>
     <w:p>
       <w:pPr>
+        <w:shd w:val="clear" w:color="auto" w:fill="AEAAAA" w:themeFill="background2" w:themeFillShade="BF"/>
+        <w:ind w:left="709"/>
+        <w:rPr>
+          <w:rStyle w:val="Kiemels2"/>
+          <w:rFonts w:ascii="Consolas" w:hAnsi="Consolas"/>
+          <w:color w:val="FFFFFF" w:themeColor="background1"/>
+        </w:rPr>
+      </w:pPr>
+      <w:r>
+        <w:rPr>
+          <w:rStyle w:val="Kiemels2"/>
+          <w:rFonts w:ascii="Consolas" w:hAnsi="Consolas"/>
+          <w:color w:val="FFFFFF" w:themeColor="background1"/>
+        </w:rPr>
+        <w:t>playwright install chromium</w:t>
+      </w:r>
+    </w:p>
+    <w:p>
+      <w:pPr>
         <w:pStyle w:val="Listaszerbekezds"/>
         <w:numPr>
           <w:ilvl w:val="0"/>
@@ -10466,6 +10485,7 @@
         <w:rPr>
           <w:lang w:eastAsia="hu-HU"/>
         </w:rPr>
+        <w:lastRenderedPageBreak/>
         <w:t>Notes</w:t>
       </w:r>
     </w:p>
@@ -10488,7 +10508,6 @@
         <w:rPr>
           <w:lang w:eastAsia="hu-HU"/>
         </w:rPr>
-        <w:lastRenderedPageBreak/>
         <w:t>Activities</w:t>
       </w:r>
     </w:p>
@@ -11519,7 +11538,6 @@
       </w:pPr>
       <w:bookmarkStart w:id="458" w:name="_Toc226938900"/>
       <w:r>
-        <w:lastRenderedPageBreak/>
         <w:t>T</w:t>
       </w:r>
       <w:r>

--- a/Vizsgaremek_v2.docx
+++ b/Vizsgaremek_v2.docx
@@ -5347,7 +5347,23 @@
           <w:b/>
           <w:bCs/>
         </w:rPr>
-        <w:t>2. Autentikációhoz kötött adminisztrációs felület</w:t>
+        <w:t xml:space="preserve">2. </w:t>
+      </w:r>
+      <w:proofErr w:type="spellStart"/>
+      <w:r>
+        <w:rPr>
+          <w:b/>
+          <w:bCs/>
+        </w:rPr>
+        <w:t>Autentikációhoz</w:t>
+      </w:r>
+      <w:proofErr w:type="spellEnd"/>
+      <w:r>
+        <w:rPr>
+          <w:b/>
+          <w:bCs/>
+        </w:rPr>
+        <w:t xml:space="preserve"> kötött adminisztrációs felület</w:t>
       </w:r>
     </w:p>
     <w:p>
@@ -5477,7 +5493,15 @@
         <w:t>Prototípus alapú modell</w:t>
       </w:r>
       <w:r>
-        <w:t xml:space="preserve"> (PrototypingModel) szerint készült. Ennek oka, hogy a vállalkozás számára fontos volt:</w:t>
+        <w:t xml:space="preserve"> (</w:t>
+      </w:r>
+      <w:proofErr w:type="spellStart"/>
+      <w:r>
+        <w:t>PrototypingModel</w:t>
+      </w:r>
+      <w:proofErr w:type="spellEnd"/>
+      <w:r>
+        <w:t>) szerint készült. Ennek oka, hogy a vállalkozás számára fontos volt:</w:t>
       </w:r>
     </w:p>
     <w:p>
@@ -5591,7 +5615,15 @@
         <w:spacing w:after="0"/>
       </w:pPr>
       <w:r>
-        <w:t>Biztonságos, autentikációhoz kötött adminisztrációs felület fejlesztése.</w:t>
+        <w:t xml:space="preserve">Biztonságos, </w:t>
+      </w:r>
+      <w:proofErr w:type="spellStart"/>
+      <w:r>
+        <w:t>autentikációhoz</w:t>
+      </w:r>
+      <w:proofErr w:type="spellEnd"/>
+      <w:r>
+        <w:t xml:space="preserve"> kötött adminisztrációs felület fejlesztése.</w:t>
       </w:r>
     </w:p>
     <w:p>
@@ -5701,6 +5733,7 @@
       <w:r>
         <w:t xml:space="preserve">A projektet </w:t>
       </w:r>
+      <w:proofErr w:type="gramStart"/>
       <w:r>
         <w:rPr>
           <w:b/>
@@ -5720,7 +5753,15 @@
           <w:b/>
           <w:bCs/>
         </w:rPr>
-        <w:t>fős csapatban</w:t>
+        <w:t>fős</w:t>
+      </w:r>
+      <w:proofErr w:type="gramEnd"/>
+      <w:r>
+        <w:rPr>
+          <w:b/>
+          <w:bCs/>
+        </w:rPr>
+        <w:t xml:space="preserve"> csapatban</w:t>
       </w:r>
       <w:r>
         <w:t xml:space="preserve"> készítettük, agilis munkamódszer alkalmazásával. A feladatokat heti sprintekben osztottuk fel, és folyamatos kommunikációval biztosítottuk a hatékony együttműködést.</w:t>
@@ -5788,8 +5829,21 @@
         </w:rPr>
         <w:t xml:space="preserve"> </w:t>
       </w:r>
-      <w:r>
-        <w:t>Git és GitHub segítségével</w:t>
+      <w:proofErr w:type="spellStart"/>
+      <w:r>
+        <w:t>Git</w:t>
+      </w:r>
+      <w:proofErr w:type="spellEnd"/>
+      <w:r>
+        <w:t xml:space="preserve"> és </w:t>
+      </w:r>
+      <w:proofErr w:type="spellStart"/>
+      <w:r>
+        <w:t>GitHub</w:t>
+      </w:r>
+      <w:proofErr w:type="spellEnd"/>
+      <w:r>
+        <w:t xml:space="preserve"> segítségével</w:t>
       </w:r>
     </w:p>
     <w:p>
@@ -5819,6 +5873,7 @@
         </w:rPr>
         <w:t xml:space="preserve"> </w:t>
       </w:r>
+      <w:proofErr w:type="spellStart"/>
       <w:r>
         <w:rPr>
           <w:b/>
@@ -5826,6 +5881,7 @@
         </w:rPr>
         <w:t>review</w:t>
       </w:r>
+      <w:proofErr w:type="spellEnd"/>
       <w:r>
         <w:t xml:space="preserve"> a minőség biztosítására</w:t>
       </w:r>
@@ -6071,12 +6127,37 @@
           <w:tab w:val="left" w:pos="1418"/>
         </w:tabs>
       </w:pPr>
+      <w:proofErr w:type="spellStart"/>
       <w:r>
         <w:rPr>
           <w:b/>
           <w:bCs/>
         </w:rPr>
-        <w:t>Backend: Django (Python)</w:t>
+        <w:t>Backend</w:t>
+      </w:r>
+      <w:proofErr w:type="spellEnd"/>
+      <w:r>
+        <w:rPr>
+          <w:b/>
+          <w:bCs/>
+        </w:rPr>
+        <w:t xml:space="preserve">: </w:t>
+      </w:r>
+      <w:proofErr w:type="spellStart"/>
+      <w:r>
+        <w:rPr>
+          <w:b/>
+          <w:bCs/>
+        </w:rPr>
+        <w:t>Django</w:t>
+      </w:r>
+      <w:proofErr w:type="spellEnd"/>
+      <w:r>
+        <w:rPr>
+          <w:b/>
+          <w:bCs/>
+        </w:rPr>
+        <w:t xml:space="preserve"> (Python)</w:t>
       </w:r>
     </w:p>
     <w:p>
@@ -6095,8 +6176,33 @@
           <w:b/>
           <w:bCs/>
         </w:rPr>
-        <w:t>Frontend: React + Vite</w:t>
-      </w:r>
+        <w:t xml:space="preserve">Frontend: </w:t>
+      </w:r>
+      <w:proofErr w:type="spellStart"/>
+      <w:r>
+        <w:rPr>
+          <w:b/>
+          <w:bCs/>
+        </w:rPr>
+        <w:t>React</w:t>
+      </w:r>
+      <w:proofErr w:type="spellEnd"/>
+      <w:r>
+        <w:rPr>
+          <w:b/>
+          <w:bCs/>
+        </w:rPr>
+        <w:t xml:space="preserve"> + </w:t>
+      </w:r>
+      <w:proofErr w:type="spellStart"/>
+      <w:r>
+        <w:rPr>
+          <w:b/>
+          <w:bCs/>
+        </w:rPr>
+        <w:t>Vite</w:t>
+      </w:r>
+      <w:proofErr w:type="spellEnd"/>
     </w:p>
     <w:p>
       <w:pPr>
@@ -6365,13 +6471,31 @@
           <w:tab w:val="left" w:pos="1418"/>
         </w:tabs>
       </w:pPr>
+      <w:proofErr w:type="spellStart"/>
       <w:r>
         <w:rPr>
           <w:b/>
           <w:bCs/>
         </w:rPr>
-        <w:t>Node.js + npm</w:t>
-      </w:r>
+        <w:t>Node.js</w:t>
+      </w:r>
+      <w:proofErr w:type="spellEnd"/>
+      <w:r>
+        <w:rPr>
+          <w:b/>
+          <w:bCs/>
+        </w:rPr>
+        <w:t xml:space="preserve"> + </w:t>
+      </w:r>
+      <w:proofErr w:type="spellStart"/>
+      <w:r>
+        <w:rPr>
+          <w:b/>
+          <w:bCs/>
+        </w:rPr>
+        <w:t>npm</w:t>
+      </w:r>
+      <w:proofErr w:type="spellEnd"/>
     </w:p>
     <w:p>
       <w:pPr>
@@ -6385,6 +6509,7 @@
           <w:tab w:val="left" w:pos="1418"/>
         </w:tabs>
       </w:pPr>
+      <w:proofErr w:type="spellStart"/>
       <w:r>
         <w:rPr>
           <w:b/>
@@ -6392,6 +6517,7 @@
         </w:rPr>
         <w:t>Git</w:t>
       </w:r>
+      <w:proofErr w:type="spellEnd"/>
     </w:p>
     <w:p>
       <w:pPr>
@@ -6684,6 +6810,7 @@
           <w:szCs w:val="24"/>
         </w:rPr>
       </w:pPr>
+      <w:proofErr w:type="spellStart"/>
       <w:r>
         <w:rPr>
           <w:rStyle w:val="Kiemels2"/>
@@ -6693,6 +6820,7 @@
         </w:rPr>
         <w:t>git</w:t>
       </w:r>
+      <w:proofErr w:type="spellEnd"/>
       <w:r>
         <w:rPr>
           <w:rStyle w:val="Kiemels2"/>
@@ -6702,6 +6830,7 @@
         </w:rPr>
         <w:t xml:space="preserve"> </w:t>
       </w:r>
+      <w:proofErr w:type="spellStart"/>
       <w:r>
         <w:rPr>
           <w:rStyle w:val="Kiemels2"/>
@@ -6709,33 +6838,54 @@
           <w:color w:val="FFFFFF" w:themeColor="background1"/>
           <w:szCs w:val="24"/>
         </w:rPr>
-        <w:t>clone https://github.com/AtomAnti211/pro-insekta</w:t>
-      </w:r>
-    </w:p>
-    <w:p>
-      <w:pPr>
-        <w:shd w:val="clear" w:color="auto" w:fill="AEAAAA" w:themeFill="background2" w:themeFillShade="BF"/>
-        <w:tabs>
-          <w:tab w:val="left" w:pos="425"/>
-          <w:tab w:val="left" w:pos="1418"/>
-        </w:tabs>
-        <w:ind w:left="709" w:hanging="1"/>
+        <w:t>clone</w:t>
+      </w:r>
+      <w:proofErr w:type="spellEnd"/>
+      <w:r>
         <w:rPr>
           <w:rStyle w:val="Kiemels2"/>
           <w:rFonts w:ascii="Consolas" w:hAnsi="Consolas"/>
           <w:color w:val="FFFFFF" w:themeColor="background1"/>
           <w:szCs w:val="24"/>
         </w:rPr>
-      </w:pPr>
-      <w:r>
+        <w:t xml:space="preserve"> https://github.com/AtomAnti211/pro-insekta</w:t>
+      </w:r>
+    </w:p>
+    <w:p>
+      <w:pPr>
+        <w:shd w:val="clear" w:color="auto" w:fill="AEAAAA" w:themeFill="background2" w:themeFillShade="BF"/>
+        <w:tabs>
+          <w:tab w:val="left" w:pos="425"/>
+          <w:tab w:val="left" w:pos="1418"/>
+        </w:tabs>
+        <w:ind w:left="709" w:hanging="1"/>
         <w:rPr>
           <w:rStyle w:val="Kiemels2"/>
           <w:rFonts w:ascii="Consolas" w:hAnsi="Consolas"/>
           <w:color w:val="FFFFFF" w:themeColor="background1"/>
           <w:szCs w:val="24"/>
         </w:rPr>
-        <w:t>cd pro-insekta</w:t>
-      </w:r>
+      </w:pPr>
+      <w:r>
+        <w:rPr>
+          <w:rStyle w:val="Kiemels2"/>
+          <w:rFonts w:ascii="Consolas" w:hAnsi="Consolas"/>
+          <w:color w:val="FFFFFF" w:themeColor="background1"/>
+          <w:szCs w:val="24"/>
+        </w:rPr>
+        <w:t xml:space="preserve">cd </w:t>
+      </w:r>
+      <w:proofErr w:type="spellStart"/>
+      <w:r>
+        <w:rPr>
+          <w:rStyle w:val="Kiemels2"/>
+          <w:rFonts w:ascii="Consolas" w:hAnsi="Consolas"/>
+          <w:color w:val="FFFFFF" w:themeColor="background1"/>
+          <w:szCs w:val="24"/>
+        </w:rPr>
+        <w:t>pro-insekta</w:t>
+      </w:r>
+      <w:proofErr w:type="spellEnd"/>
     </w:p>
     <w:p>
       <w:pPr>
@@ -7072,8 +7222,19 @@
           <w:iCs w:val="0"/>
           <w:color w:val="auto"/>
         </w:rPr>
-        <w:t xml:space="preserve"> és egy dockerfájlt</w:t>
-      </w:r>
+        <w:t xml:space="preserve"> és egy </w:t>
+      </w:r>
+      <w:proofErr w:type="spellStart"/>
+      <w:r>
+        <w:rPr>
+          <w:rStyle w:val="Ershangslyozs"/>
+          <w:i w:val="0"/>
+          <w:iCs w:val="0"/>
+          <w:color w:val="auto"/>
+        </w:rPr>
+        <w:t>dockerfájlt</w:t>
+      </w:r>
+      <w:proofErr w:type="spellEnd"/>
       <w:r>
         <w:rPr>
           <w:rStyle w:val="Ershangslyozs"/>
@@ -7099,6 +7260,7 @@
           <w:color w:val="auto"/>
         </w:rPr>
       </w:pPr>
+      <w:proofErr w:type="gramStart"/>
       <w:r>
         <w:rPr>
           <w:rStyle w:val="Ershangslyozs"/>
@@ -7108,8 +7270,9 @@
           <w:iCs w:val="0"/>
           <w:color w:val="auto"/>
         </w:rPr>
-        <w:t>start_project.bat</w:t>
-      </w:r>
+        <w:t>start</w:t>
+      </w:r>
+      <w:proofErr w:type="gramEnd"/>
       <w:r>
         <w:rPr>
           <w:rStyle w:val="Ershangslyozs"/>
@@ -7119,8 +7282,45 @@
           <w:iCs w:val="0"/>
           <w:color w:val="auto"/>
         </w:rPr>
-        <w:t xml:space="preserve"> vagy start_docker.bat</w:t>
-      </w:r>
+        <w:t>_</w:t>
+      </w:r>
+      <w:proofErr w:type="spellStart"/>
+      <w:r>
+        <w:rPr>
+          <w:rStyle w:val="Ershangslyozs"/>
+          <w:b/>
+          <w:bCs/>
+          <w:i w:val="0"/>
+          <w:iCs w:val="0"/>
+          <w:color w:val="auto"/>
+        </w:rPr>
+        <w:t>project.bat</w:t>
+      </w:r>
+      <w:proofErr w:type="spellEnd"/>
+      <w:r>
+        <w:rPr>
+          <w:rStyle w:val="Ershangslyozs"/>
+          <w:b/>
+          <w:bCs/>
+          <w:i w:val="0"/>
+          <w:iCs w:val="0"/>
+          <w:color w:val="auto"/>
+        </w:rPr>
+        <w:t xml:space="preserve"> vagy start_</w:t>
+      </w:r>
+      <w:proofErr w:type="spellStart"/>
+      <w:r>
+        <w:rPr>
+          <w:rStyle w:val="Ershangslyozs"/>
+          <w:b/>
+          <w:bCs/>
+          <w:i w:val="0"/>
+          <w:iCs w:val="0"/>
+          <w:color w:val="auto"/>
+        </w:rPr>
+        <w:t>docker.bat</w:t>
+      </w:r>
+      <w:proofErr w:type="spellEnd"/>
     </w:p>
     <w:p>
       <w:pPr>
@@ -7385,6 +7585,7 @@
           <w:shd w:val="clear" w:color="auto" w:fill="AEAAAA" w:themeFill="background2" w:themeFillShade="BF"/>
         </w:rPr>
       </w:pPr>
+      <w:proofErr w:type="gramStart"/>
       <w:r>
         <w:rPr>
           <w:rStyle w:val="Ershangslyozs"/>
@@ -7394,138 +7595,9 @@
           <w:color w:val="FFFFFF" w:themeColor="background1"/>
           <w:shd w:val="clear" w:color="auto" w:fill="AEAAAA" w:themeFill="background2" w:themeFillShade="BF"/>
         </w:rPr>
-        <w:t>start_p</w:t>
-      </w:r>
-      <w:r>
-        <w:rPr>
-          <w:rStyle w:val="Ershangslyozs"/>
-          <w:i w:val="0"/>
-          <w:iCs w:val="0"/>
-          <w:color w:val="FFFFFF" w:themeColor="background1"/>
-          <w:shd w:val="clear" w:color="auto" w:fill="AEAAAA" w:themeFill="background2" w:themeFillShade="BF"/>
-        </w:rPr>
-        <w:t>roject.bat</w:t>
-      </w:r>
-    </w:p>
-    <w:p>
-      <w:pPr>
-        <w:tabs>
-          <w:tab w:val="left" w:pos="425"/>
-          <w:tab w:val="left" w:pos="1418"/>
-        </w:tabs>
-        <w:rPr>
-          <w:rStyle w:val="Ershangslyozs"/>
-          <w:b/>
-          <w:i w:val="0"/>
-          <w:iCs w:val="0"/>
-          <w:color w:val="auto"/>
-        </w:rPr>
-      </w:pPr>
-      <w:r>
-        <w:rPr>
-          <w:rStyle w:val="Ershangslyozs"/>
-          <w:b/>
-          <w:i w:val="0"/>
-          <w:iCs w:val="0"/>
-          <w:color w:val="auto"/>
-        </w:rPr>
-        <w:t>Docker alapú indítás:</w:t>
-      </w:r>
-    </w:p>
-    <w:p>
-      <w:pPr>
-        <w:tabs>
-          <w:tab w:val="left" w:pos="425"/>
-          <w:tab w:val="left" w:pos="1418"/>
-        </w:tabs>
-        <w:rPr>
-          <w:rFonts w:cstheme="minorHAnsi"/>
-          <w:color w:val="1F2328"/>
-          <w:sz w:val="22"/>
-          <w:shd w:val="clear" w:color="auto" w:fill="FFFFFF"/>
-        </w:rPr>
-      </w:pPr>
-      <w:r>
-        <w:rPr>
-          <w:rFonts w:cstheme="minorHAnsi"/>
-          <w:color w:val="1F2328"/>
-          <w:sz w:val="22"/>
-          <w:shd w:val="clear" w:color="auto" w:fill="FFFFFF"/>
-        </w:rPr>
-        <w:t>A PRO</w:t>
-      </w:r>
-      <w:r>
-        <w:rPr>
-          <w:rFonts w:cstheme="minorHAnsi"/>
-          <w:color w:val="1F2328"/>
-          <w:sz w:val="22"/>
-          <w:shd w:val="clear" w:color="auto" w:fill="FFFFFF"/>
-        </w:rPr>
-        <w:noBreakHyphen/>
-        <w:t>INSECTA rendszer teljes egészében futtatható Dockerben, így nincs szükség Pythonra, Node.js</w:t>
-      </w:r>
-      <w:r>
-        <w:rPr>
-          <w:rFonts w:cstheme="minorHAnsi"/>
-          <w:color w:val="1F2328"/>
-          <w:sz w:val="22"/>
-          <w:shd w:val="clear" w:color="auto" w:fill="FFFFFF"/>
-        </w:rPr>
-        <w:noBreakHyphen/>
-        <w:t>re vagy bármilyen helyi környezeti beállításra.</w:t>
-      </w:r>
-      <w:r>
-        <w:rPr>
-          <w:rFonts w:cstheme="minorHAnsi"/>
-          <w:color w:val="1F2328"/>
-          <w:sz w:val="22"/>
-        </w:rPr>
-        <w:br/>
-      </w:r>
-      <w:r>
-        <w:rPr>
-          <w:rFonts w:cstheme="minorHAnsi"/>
-          <w:color w:val="1F2328"/>
-          <w:sz w:val="22"/>
-          <w:shd w:val="clear" w:color="auto" w:fill="FFFFFF"/>
-        </w:rPr>
-        <w:t>Csak a </w:t>
-      </w:r>
-      <w:r>
-        <w:rPr>
-          <w:rStyle w:val="Kiemels2"/>
-          <w:rFonts w:cstheme="minorHAnsi"/>
-          <w:color w:val="1F2328"/>
-          <w:sz w:val="22"/>
-          <w:shd w:val="clear" w:color="auto" w:fill="FFFFFF"/>
-        </w:rPr>
-        <w:t>Docker Desktop</w:t>
-      </w:r>
-      <w:r>
-        <w:rPr>
-          <w:rFonts w:cstheme="minorHAnsi"/>
-          <w:color w:val="1F2328"/>
-          <w:sz w:val="22"/>
-          <w:shd w:val="clear" w:color="auto" w:fill="FFFFFF"/>
-        </w:rPr>
-        <w:t> szükséges.</w:t>
-      </w:r>
-    </w:p>
-    <w:p>
-      <w:pPr>
-        <w:shd w:val="clear" w:color="auto" w:fill="AEAAAA" w:themeFill="background2" w:themeFillShade="BF"/>
-        <w:tabs>
-          <w:tab w:val="left" w:pos="425"/>
-          <w:tab w:val="left" w:pos="1418"/>
-        </w:tabs>
-        <w:ind w:left="709" w:hanging="1"/>
-        <w:rPr>
-          <w:rStyle w:val="Ershangslyozs"/>
-          <w:i w:val="0"/>
-          <w:iCs w:val="0"/>
-          <w:color w:val="FFFFFF" w:themeColor="background1"/>
-        </w:rPr>
-      </w:pPr>
+        <w:t>start</w:t>
+      </w:r>
+      <w:proofErr w:type="gramEnd"/>
       <w:r>
         <w:rPr>
           <w:rStyle w:val="Ershangslyozs"/>
@@ -7535,7 +7607,19 @@
           <w:color w:val="FFFFFF" w:themeColor="background1"/>
           <w:shd w:val="clear" w:color="auto" w:fill="AEAAAA" w:themeFill="background2" w:themeFillShade="BF"/>
         </w:rPr>
-        <w:t>start_docker</w:t>
+        <w:t>_</w:t>
+      </w:r>
+      <w:proofErr w:type="spellStart"/>
+      <w:r>
+        <w:rPr>
+          <w:rStyle w:val="Ershangslyozs"/>
+          <w:rFonts w:ascii="Consolas" w:hAnsi="Consolas"/>
+          <w:i w:val="0"/>
+          <w:iCs w:val="0"/>
+          <w:color w:val="FFFFFF" w:themeColor="background1"/>
+          <w:shd w:val="clear" w:color="auto" w:fill="AEAAAA" w:themeFill="background2" w:themeFillShade="BF"/>
+        </w:rPr>
+        <w:t>p</w:t>
       </w:r>
       <w:r>
         <w:rPr>
@@ -7543,18 +7627,262 @@
           <w:i w:val="0"/>
           <w:iCs w:val="0"/>
           <w:color w:val="FFFFFF" w:themeColor="background1"/>
-        </w:rPr>
-        <w:t>.</w:t>
-      </w:r>
-      <w:r>
+          <w:shd w:val="clear" w:color="auto" w:fill="AEAAAA" w:themeFill="background2" w:themeFillShade="BF"/>
+        </w:rPr>
+        <w:t>roject.bat</w:t>
+      </w:r>
+      <w:proofErr w:type="spellEnd"/>
+    </w:p>
+    <w:p>
+      <w:pPr>
+        <w:tabs>
+          <w:tab w:val="left" w:pos="425"/>
+          <w:tab w:val="left" w:pos="1418"/>
+        </w:tabs>
+        <w:rPr>
+          <w:rStyle w:val="Ershangslyozs"/>
+          <w:b/>
+          <w:i w:val="0"/>
+          <w:iCs w:val="0"/>
+          <w:color w:val="auto"/>
+        </w:rPr>
+      </w:pPr>
+      <w:proofErr w:type="spellStart"/>
+      <w:r>
+        <w:rPr>
+          <w:rStyle w:val="Ershangslyozs"/>
+          <w:b/>
+          <w:i w:val="0"/>
+          <w:iCs w:val="0"/>
+          <w:color w:val="auto"/>
+        </w:rPr>
+        <w:t>Docker</w:t>
+      </w:r>
+      <w:proofErr w:type="spellEnd"/>
+      <w:r>
+        <w:rPr>
+          <w:rStyle w:val="Ershangslyozs"/>
+          <w:b/>
+          <w:i w:val="0"/>
+          <w:iCs w:val="0"/>
+          <w:color w:val="auto"/>
+        </w:rPr>
+        <w:t xml:space="preserve"> alapú indítás:</w:t>
+      </w:r>
+    </w:p>
+    <w:p>
+      <w:pPr>
+        <w:tabs>
+          <w:tab w:val="left" w:pos="425"/>
+          <w:tab w:val="left" w:pos="1418"/>
+        </w:tabs>
+        <w:rPr>
+          <w:rFonts w:cstheme="minorHAnsi"/>
+          <w:color w:val="1F2328"/>
+          <w:sz w:val="22"/>
+          <w:shd w:val="clear" w:color="auto" w:fill="FFFFFF"/>
+        </w:rPr>
+      </w:pPr>
+      <w:r>
+        <w:rPr>
+          <w:rFonts w:cstheme="minorHAnsi"/>
+          <w:color w:val="1F2328"/>
+          <w:sz w:val="22"/>
+          <w:shd w:val="clear" w:color="auto" w:fill="FFFFFF"/>
+        </w:rPr>
+        <w:t>A PRO</w:t>
+      </w:r>
+      <w:r>
+        <w:rPr>
+          <w:rFonts w:cstheme="minorHAnsi"/>
+          <w:color w:val="1F2328"/>
+          <w:sz w:val="22"/>
+          <w:shd w:val="clear" w:color="auto" w:fill="FFFFFF"/>
+        </w:rPr>
+        <w:noBreakHyphen/>
+        <w:t xml:space="preserve">INSECTA rendszer teljes egészében futtatható </w:t>
+      </w:r>
+      <w:proofErr w:type="spellStart"/>
+      <w:r>
+        <w:rPr>
+          <w:rFonts w:cstheme="minorHAnsi"/>
+          <w:color w:val="1F2328"/>
+          <w:sz w:val="22"/>
+          <w:shd w:val="clear" w:color="auto" w:fill="FFFFFF"/>
+        </w:rPr>
+        <w:t>Dockerben</w:t>
+      </w:r>
+      <w:proofErr w:type="spellEnd"/>
+      <w:r>
+        <w:rPr>
+          <w:rFonts w:cstheme="minorHAnsi"/>
+          <w:color w:val="1F2328"/>
+          <w:sz w:val="22"/>
+          <w:shd w:val="clear" w:color="auto" w:fill="FFFFFF"/>
+        </w:rPr>
+        <w:t xml:space="preserve">, így nincs szükség Pythonra, </w:t>
+      </w:r>
+      <w:proofErr w:type="spellStart"/>
+      <w:r>
+        <w:rPr>
+          <w:rFonts w:cstheme="minorHAnsi"/>
+          <w:color w:val="1F2328"/>
+          <w:sz w:val="22"/>
+          <w:shd w:val="clear" w:color="auto" w:fill="FFFFFF"/>
+        </w:rPr>
+        <w:t>Node.js</w:t>
+      </w:r>
+      <w:r>
+        <w:rPr>
+          <w:rFonts w:cstheme="minorHAnsi"/>
+          <w:color w:val="1F2328"/>
+          <w:sz w:val="22"/>
+          <w:shd w:val="clear" w:color="auto" w:fill="FFFFFF"/>
+        </w:rPr>
+        <w:noBreakHyphen/>
+        <w:t>re</w:t>
+      </w:r>
+      <w:proofErr w:type="spellEnd"/>
+      <w:r>
+        <w:rPr>
+          <w:rFonts w:cstheme="minorHAnsi"/>
+          <w:color w:val="1F2328"/>
+          <w:sz w:val="22"/>
+          <w:shd w:val="clear" w:color="auto" w:fill="FFFFFF"/>
+        </w:rPr>
+        <w:t xml:space="preserve"> vagy bármilyen helyi környezeti beállításra.</w:t>
+      </w:r>
+      <w:r>
+        <w:rPr>
+          <w:rFonts w:cstheme="minorHAnsi"/>
+          <w:color w:val="1F2328"/>
+          <w:sz w:val="22"/>
+        </w:rPr>
+        <w:br/>
+      </w:r>
+      <w:r>
+        <w:rPr>
+          <w:rFonts w:cstheme="minorHAnsi"/>
+          <w:color w:val="1F2328"/>
+          <w:sz w:val="22"/>
+          <w:shd w:val="clear" w:color="auto" w:fill="FFFFFF"/>
+        </w:rPr>
+        <w:t>Csak a </w:t>
+      </w:r>
+      <w:proofErr w:type="spellStart"/>
+      <w:r>
+        <w:rPr>
+          <w:rStyle w:val="Kiemels2"/>
+          <w:rFonts w:cstheme="minorHAnsi"/>
+          <w:color w:val="1F2328"/>
+          <w:sz w:val="22"/>
+          <w:shd w:val="clear" w:color="auto" w:fill="FFFFFF"/>
+        </w:rPr>
+        <w:t>Docker</w:t>
+      </w:r>
+      <w:proofErr w:type="spellEnd"/>
+      <w:r>
+        <w:rPr>
+          <w:rStyle w:val="Kiemels2"/>
+          <w:rFonts w:cstheme="minorHAnsi"/>
+          <w:color w:val="1F2328"/>
+          <w:sz w:val="22"/>
+          <w:shd w:val="clear" w:color="auto" w:fill="FFFFFF"/>
+        </w:rPr>
+        <w:t xml:space="preserve"> </w:t>
+      </w:r>
+      <w:proofErr w:type="spellStart"/>
+      <w:r>
+        <w:rPr>
+          <w:rStyle w:val="Kiemels2"/>
+          <w:rFonts w:cstheme="minorHAnsi"/>
+          <w:color w:val="1F2328"/>
+          <w:sz w:val="22"/>
+          <w:shd w:val="clear" w:color="auto" w:fill="FFFFFF"/>
+        </w:rPr>
+        <w:t>Desktop</w:t>
+      </w:r>
+      <w:proofErr w:type="spellEnd"/>
+      <w:r>
+        <w:rPr>
+          <w:rFonts w:cstheme="minorHAnsi"/>
+          <w:color w:val="1F2328"/>
+          <w:sz w:val="22"/>
+          <w:shd w:val="clear" w:color="auto" w:fill="FFFFFF"/>
+        </w:rPr>
+        <w:t> szükséges.</w:t>
+      </w:r>
+    </w:p>
+    <w:p>
+      <w:pPr>
+        <w:shd w:val="clear" w:color="auto" w:fill="AEAAAA" w:themeFill="background2" w:themeFillShade="BF"/>
+        <w:tabs>
+          <w:tab w:val="left" w:pos="425"/>
+          <w:tab w:val="left" w:pos="1418"/>
+        </w:tabs>
+        <w:ind w:left="709" w:hanging="1"/>
         <w:rPr>
           <w:rStyle w:val="Ershangslyozs"/>
           <w:i w:val="0"/>
           <w:iCs w:val="0"/>
           <w:color w:val="FFFFFF" w:themeColor="background1"/>
         </w:rPr>
+      </w:pPr>
+      <w:proofErr w:type="gramStart"/>
+      <w:r>
+        <w:rPr>
+          <w:rStyle w:val="Ershangslyozs"/>
+          <w:rFonts w:ascii="Consolas" w:hAnsi="Consolas"/>
+          <w:i w:val="0"/>
+          <w:iCs w:val="0"/>
+          <w:color w:val="FFFFFF" w:themeColor="background1"/>
+          <w:shd w:val="clear" w:color="auto" w:fill="AEAAAA" w:themeFill="background2" w:themeFillShade="BF"/>
+        </w:rPr>
+        <w:t>start</w:t>
+      </w:r>
+      <w:proofErr w:type="gramEnd"/>
+      <w:r>
+        <w:rPr>
+          <w:rStyle w:val="Ershangslyozs"/>
+          <w:rFonts w:ascii="Consolas" w:hAnsi="Consolas"/>
+          <w:i w:val="0"/>
+          <w:iCs w:val="0"/>
+          <w:color w:val="FFFFFF" w:themeColor="background1"/>
+          <w:shd w:val="clear" w:color="auto" w:fill="AEAAAA" w:themeFill="background2" w:themeFillShade="BF"/>
+        </w:rPr>
+        <w:t>_</w:t>
+      </w:r>
+      <w:proofErr w:type="spellStart"/>
+      <w:r>
+        <w:rPr>
+          <w:rStyle w:val="Ershangslyozs"/>
+          <w:rFonts w:ascii="Consolas" w:hAnsi="Consolas"/>
+          <w:i w:val="0"/>
+          <w:iCs w:val="0"/>
+          <w:color w:val="FFFFFF" w:themeColor="background1"/>
+          <w:shd w:val="clear" w:color="auto" w:fill="AEAAAA" w:themeFill="background2" w:themeFillShade="BF"/>
+        </w:rPr>
+        <w:t>docker</w:t>
+      </w:r>
+      <w:r>
+        <w:rPr>
+          <w:rStyle w:val="Ershangslyozs"/>
+          <w:i w:val="0"/>
+          <w:iCs w:val="0"/>
+          <w:color w:val="FFFFFF" w:themeColor="background1"/>
+        </w:rPr>
+        <w:t>.</w:t>
+      </w:r>
+      <w:r>
+        <w:rPr>
+          <w:rStyle w:val="Ershangslyozs"/>
+          <w:i w:val="0"/>
+          <w:iCs w:val="0"/>
+          <w:color w:val="FFFFFF" w:themeColor="background1"/>
+        </w:rPr>
         <w:t>bat</w:t>
       </w:r>
+      <w:proofErr w:type="spellEnd"/>
     </w:p>
     <w:p>
       <w:pPr>
@@ -7594,6 +7922,7 @@
           <w:color w:val="FFFFFF" w:themeColor="background1"/>
         </w:rPr>
       </w:pPr>
+      <w:proofErr w:type="spellStart"/>
       <w:r>
         <w:rPr>
           <w:rStyle w:val="Ershangslyozs"/>
@@ -7601,8 +7930,49 @@
           <w:iCs w:val="0"/>
           <w:color w:val="FFFFFF" w:themeColor="background1"/>
         </w:rPr>
-        <w:t>docker-compose up --build</w:t>
-      </w:r>
+        <w:t>docker-compose</w:t>
+      </w:r>
+      <w:proofErr w:type="spellEnd"/>
+      <w:r>
+        <w:rPr>
+          <w:rStyle w:val="Ershangslyozs"/>
+          <w:i w:val="0"/>
+          <w:iCs w:val="0"/>
+          <w:color w:val="FFFFFF" w:themeColor="background1"/>
+        </w:rPr>
+        <w:t xml:space="preserve"> </w:t>
+      </w:r>
+      <w:proofErr w:type="spellStart"/>
+      <w:r>
+        <w:rPr>
+          <w:rStyle w:val="Ershangslyozs"/>
+          <w:i w:val="0"/>
+          <w:iCs w:val="0"/>
+          <w:color w:val="FFFFFF" w:themeColor="background1"/>
+        </w:rPr>
+        <w:t>up</w:t>
+      </w:r>
+      <w:proofErr w:type="spellEnd"/>
+      <w:r>
+        <w:rPr>
+          <w:rStyle w:val="Ershangslyozs"/>
+          <w:i w:val="0"/>
+          <w:iCs w:val="0"/>
+          <w:color w:val="FFFFFF" w:themeColor="background1"/>
+        </w:rPr>
+        <w:t xml:space="preserve"> --</w:t>
+      </w:r>
+      <w:proofErr w:type="spellStart"/>
+      <w:r>
+        <w:rPr>
+          <w:rStyle w:val="Ershangslyozs"/>
+          <w:i w:val="0"/>
+          <w:iCs w:val="0"/>
+          <w:color w:val="FFFFFF" w:themeColor="background1"/>
+        </w:rPr>
+        <w:t>build</w:t>
+      </w:r>
+      <w:proofErr w:type="spellEnd"/>
     </w:p>
     <w:p>
       <w:pPr>
@@ -7617,6 +7987,7 @@
           <w:color w:val="auto"/>
         </w:rPr>
       </w:pPr>
+      <w:proofErr w:type="spellStart"/>
       <w:r>
         <w:rPr>
           <w:rStyle w:val="Ershangslyozs"/>
@@ -7624,7 +7995,17 @@
           <w:iCs w:val="0"/>
           <w:color w:val="auto"/>
         </w:rPr>
-        <w:t>Backend elérhető:</w:t>
+        <w:t>Backend</w:t>
+      </w:r>
+      <w:proofErr w:type="spellEnd"/>
+      <w:r>
+        <w:rPr>
+          <w:rStyle w:val="Ershangslyozs"/>
+          <w:i w:val="0"/>
+          <w:iCs w:val="0"/>
+          <w:color w:val="auto"/>
+        </w:rPr>
+        <w:t xml:space="preserve"> elérhető:</w:t>
       </w:r>
     </w:p>
     <w:p>
@@ -8447,8 +8828,21 @@
         </w:numPr>
         <w:ind w:left="709" w:hanging="709"/>
       </w:pPr>
-      <w:r>
-        <w:t>Backend telepítése (Django)</w:t>
+      <w:proofErr w:type="spellStart"/>
+      <w:r>
+        <w:t>Backend</w:t>
+      </w:r>
+      <w:proofErr w:type="spellEnd"/>
+      <w:r>
+        <w:t xml:space="preserve"> telepítése (</w:t>
+      </w:r>
+      <w:proofErr w:type="spellStart"/>
+      <w:r>
+        <w:t>Django</w:t>
+      </w:r>
+      <w:proofErr w:type="spellEnd"/>
+      <w:r>
+        <w:t>)</w:t>
       </w:r>
     </w:p>
     <w:p/>
@@ -8621,30 +9015,70 @@
           <w:color w:val="FFFFFF" w:themeColor="background1"/>
         </w:rPr>
       </w:pPr>
+      <w:proofErr w:type="spellStart"/>
       <w:r>
         <w:rPr>
           <w:rStyle w:val="Kiemels2"/>
           <w:rFonts w:ascii="Consolas" w:hAnsi="Consolas"/>
           <w:color w:val="FFFFFF" w:themeColor="background1"/>
         </w:rPr>
-        <w:t>py -3.12 -m venv</w:t>
-      </w:r>
+        <w:t>py</w:t>
+      </w:r>
+      <w:proofErr w:type="spellEnd"/>
       <w:r>
         <w:rPr>
           <w:rStyle w:val="Kiemels2"/>
           <w:rFonts w:ascii="Consolas" w:hAnsi="Consolas"/>
           <w:color w:val="FFFFFF" w:themeColor="background1"/>
         </w:rPr>
-        <w:t xml:space="preserve"> </w:t>
-      </w:r>
+        <w:t xml:space="preserve"> -3.12 </w:t>
+      </w:r>
+      <w:proofErr w:type="spellStart"/>
       <w:r>
         <w:rPr>
           <w:rStyle w:val="Kiemels2"/>
           <w:rFonts w:ascii="Consolas" w:hAnsi="Consolas"/>
           <w:color w:val="FFFFFF" w:themeColor="background1"/>
         </w:rPr>
+        <w:t>-m</w:t>
+      </w:r>
+      <w:proofErr w:type="spellEnd"/>
+      <w:r>
+        <w:rPr>
+          <w:rStyle w:val="Kiemels2"/>
+          <w:rFonts w:ascii="Consolas" w:hAnsi="Consolas"/>
+          <w:color w:val="FFFFFF" w:themeColor="background1"/>
+        </w:rPr>
+        <w:t xml:space="preserve"> </w:t>
+      </w:r>
+      <w:proofErr w:type="spellStart"/>
+      <w:r>
+        <w:rPr>
+          <w:rStyle w:val="Kiemels2"/>
+          <w:rFonts w:ascii="Consolas" w:hAnsi="Consolas"/>
+          <w:color w:val="FFFFFF" w:themeColor="background1"/>
+        </w:rPr>
         <w:t>venv</w:t>
       </w:r>
+      <w:proofErr w:type="spellEnd"/>
+      <w:r>
+        <w:rPr>
+          <w:rStyle w:val="Kiemels2"/>
+          <w:rFonts w:ascii="Consolas" w:hAnsi="Consolas"/>
+          <w:color w:val="FFFFFF" w:themeColor="background1"/>
+        </w:rPr>
+        <w:t xml:space="preserve"> </w:t>
+      </w:r>
+      <w:proofErr w:type="spellStart"/>
+      <w:r>
+        <w:rPr>
+          <w:rStyle w:val="Kiemels2"/>
+          <w:rFonts w:ascii="Consolas" w:hAnsi="Consolas"/>
+          <w:color w:val="FFFFFF" w:themeColor="background1"/>
+        </w:rPr>
+        <w:t>venv</w:t>
+      </w:r>
+      <w:proofErr w:type="spellEnd"/>
     </w:p>
     <w:p>
       <w:pPr>
@@ -8660,13 +9094,23 @@
           <w:bCs w:val="0"/>
         </w:rPr>
       </w:pPr>
+      <w:proofErr w:type="spellStart"/>
       <w:r>
         <w:rPr>
           <w:rStyle w:val="Kiemels2"/>
           <w:b w:val="0"/>
           <w:bCs w:val="0"/>
         </w:rPr>
-        <w:t>Aktíválás (Windows:)</w:t>
+        <w:t>Aktíválás</w:t>
+      </w:r>
+      <w:proofErr w:type="spellEnd"/>
+      <w:r>
+        <w:rPr>
+          <w:rStyle w:val="Kiemels2"/>
+          <w:b w:val="0"/>
+          <w:bCs w:val="0"/>
+        </w:rPr>
+        <w:t xml:space="preserve"> (Windows:)</w:t>
       </w:r>
     </w:p>
     <w:p>
@@ -8679,14 +9123,52 @@
           <w:color w:val="FFFFFF" w:themeColor="background1"/>
         </w:rPr>
       </w:pPr>
+      <w:proofErr w:type="spellStart"/>
       <w:r>
         <w:rPr>
           <w:rStyle w:val="Kiemels2"/>
           <w:rFonts w:ascii="Consolas" w:hAnsi="Consolas"/>
           <w:color w:val="FFFFFF" w:themeColor="background1"/>
         </w:rPr>
-        <w:t>venv\Scripts\activate</w:t>
-      </w:r>
+        <w:t>venv</w:t>
+      </w:r>
+      <w:proofErr w:type="spellEnd"/>
+      <w:r>
+        <w:rPr>
+          <w:rStyle w:val="Kiemels2"/>
+          <w:rFonts w:ascii="Consolas" w:hAnsi="Consolas"/>
+          <w:color w:val="FFFFFF" w:themeColor="background1"/>
+        </w:rPr>
+        <w:t>\</w:t>
+      </w:r>
+      <w:proofErr w:type="spellStart"/>
+      <w:r>
+        <w:rPr>
+          <w:rStyle w:val="Kiemels2"/>
+          <w:rFonts w:ascii="Consolas" w:hAnsi="Consolas"/>
+          <w:color w:val="FFFFFF" w:themeColor="background1"/>
+        </w:rPr>
+        <w:t>Scripts</w:t>
+      </w:r>
+      <w:proofErr w:type="spellEnd"/>
+      <w:r>
+        <w:rPr>
+          <w:rStyle w:val="Kiemels2"/>
+          <w:rFonts w:ascii="Consolas" w:hAnsi="Consolas"/>
+          <w:color w:val="FFFFFF" w:themeColor="background1"/>
+        </w:rPr>
+        <w:t>\</w:t>
+      </w:r>
+      <w:proofErr w:type="spellStart"/>
+      <w:r>
+        <w:rPr>
+          <w:rStyle w:val="Kiemels2"/>
+          <w:rFonts w:ascii="Consolas" w:hAnsi="Consolas"/>
+          <w:color w:val="FFFFFF" w:themeColor="background1"/>
+        </w:rPr>
+        <w:t>activate</w:t>
+      </w:r>
+      <w:proofErr w:type="spellEnd"/>
     </w:p>
     <w:p>
       <w:pPr>
@@ -8716,6 +9198,7 @@
           <w:color w:val="FFFFFF" w:themeColor="background1"/>
         </w:rPr>
       </w:pPr>
+      <w:proofErr w:type="spellStart"/>
       <w:r>
         <w:rPr>
           <w:rStyle w:val="Kiemels2"/>
@@ -8725,6 +9208,7 @@
         <w:lastRenderedPageBreak/>
         <w:t>pip</w:t>
       </w:r>
+      <w:proofErr w:type="spellEnd"/>
       <w:r>
         <w:rPr>
           <w:rStyle w:val="Kiemels2"/>
@@ -8733,33 +9217,99 @@
         </w:rPr>
         <w:t xml:space="preserve"> </w:t>
       </w:r>
+      <w:proofErr w:type="spellStart"/>
       <w:r>
         <w:rPr>
           <w:rStyle w:val="Kiemels2"/>
           <w:rFonts w:ascii="Consolas" w:hAnsi="Consolas"/>
           <w:color w:val="FFFFFF" w:themeColor="background1"/>
         </w:rPr>
-        <w:t>install -r requirements.txt</w:t>
-      </w:r>
-    </w:p>
-    <w:p>
-      <w:pPr>
-        <w:shd w:val="clear" w:color="auto" w:fill="AEAAAA" w:themeFill="background2" w:themeFillShade="BF"/>
-        <w:ind w:left="709"/>
+        <w:t>install</w:t>
+      </w:r>
+      <w:proofErr w:type="spellEnd"/>
+      <w:r>
         <w:rPr>
           <w:rStyle w:val="Kiemels2"/>
           <w:rFonts w:ascii="Consolas" w:hAnsi="Consolas"/>
           <w:color w:val="FFFFFF" w:themeColor="background1"/>
         </w:rPr>
-      </w:pPr>
+        <w:t xml:space="preserve"> </w:t>
+      </w:r>
+      <w:proofErr w:type="spellStart"/>
       <w:r>
         <w:rPr>
           <w:rStyle w:val="Kiemels2"/>
           <w:rFonts w:ascii="Consolas" w:hAnsi="Consolas"/>
           <w:color w:val="FFFFFF" w:themeColor="background1"/>
         </w:rPr>
-        <w:t>playwright install chromium</w:t>
-      </w:r>
+        <w:t>-r</w:t>
+      </w:r>
+      <w:proofErr w:type="spellEnd"/>
+      <w:r>
+        <w:rPr>
+          <w:rStyle w:val="Kiemels2"/>
+          <w:rFonts w:ascii="Consolas" w:hAnsi="Consolas"/>
+          <w:color w:val="FFFFFF" w:themeColor="background1"/>
+        </w:rPr>
+        <w:t xml:space="preserve"> requirements.txt</w:t>
+      </w:r>
+    </w:p>
+    <w:p>
+      <w:pPr>
+        <w:shd w:val="clear" w:color="auto" w:fill="AEAAAA" w:themeFill="background2" w:themeFillShade="BF"/>
+        <w:ind w:left="709"/>
+        <w:rPr>
+          <w:rStyle w:val="Kiemels2"/>
+          <w:rFonts w:ascii="Consolas" w:hAnsi="Consolas"/>
+          <w:color w:val="FFFFFF" w:themeColor="background1"/>
+        </w:rPr>
+      </w:pPr>
+      <w:proofErr w:type="spellStart"/>
+      <w:r>
+        <w:rPr>
+          <w:rStyle w:val="Kiemels2"/>
+          <w:rFonts w:ascii="Consolas" w:hAnsi="Consolas"/>
+          <w:color w:val="FFFFFF" w:themeColor="background1"/>
+        </w:rPr>
+        <w:t>playwright</w:t>
+      </w:r>
+      <w:proofErr w:type="spellEnd"/>
+      <w:r>
+        <w:rPr>
+          <w:rStyle w:val="Kiemels2"/>
+          <w:rFonts w:ascii="Consolas" w:hAnsi="Consolas"/>
+          <w:color w:val="FFFFFF" w:themeColor="background1"/>
+        </w:rPr>
+        <w:t xml:space="preserve"> </w:t>
+      </w:r>
+      <w:proofErr w:type="spellStart"/>
+      <w:r>
+        <w:rPr>
+          <w:rStyle w:val="Kiemels2"/>
+          <w:rFonts w:ascii="Consolas" w:hAnsi="Consolas"/>
+          <w:color w:val="FFFFFF" w:themeColor="background1"/>
+        </w:rPr>
+        <w:t>install</w:t>
+      </w:r>
+      <w:proofErr w:type="spellEnd"/>
+      <w:r>
+        <w:rPr>
+          <w:rStyle w:val="Kiemels2"/>
+          <w:rFonts w:ascii="Consolas" w:hAnsi="Consolas"/>
+          <w:color w:val="FFFFFF" w:themeColor="background1"/>
+        </w:rPr>
+        <w:t xml:space="preserve"> </w:t>
+      </w:r>
+      <w:proofErr w:type="spellStart"/>
+      <w:r>
+        <w:rPr>
+          <w:rStyle w:val="Kiemels2"/>
+          <w:rFonts w:ascii="Consolas" w:hAnsi="Consolas"/>
+          <w:color w:val="FFFFFF" w:themeColor="background1"/>
+        </w:rPr>
+        <w:t>chromium</w:t>
+      </w:r>
+      <w:proofErr w:type="spellEnd"/>
     </w:p>
     <w:p>
       <w:pPr>
@@ -8813,33 +9363,109 @@
           <w:color w:val="FFFFFF" w:themeColor="background1"/>
         </w:rPr>
       </w:pPr>
+      <w:proofErr w:type="spellStart"/>
       <w:r>
         <w:rPr>
           <w:rStyle w:val="Kiemels2"/>
           <w:rFonts w:ascii="Consolas" w:hAnsi="Consolas"/>
           <w:color w:val="FFFFFF" w:themeColor="background1"/>
         </w:rPr>
-        <w:t>py manage.py makemigrations</w:t>
-      </w:r>
-    </w:p>
-    <w:p>
-      <w:pPr>
-        <w:shd w:val="clear" w:color="auto" w:fill="AEAAAA" w:themeFill="background2" w:themeFillShade="BF"/>
-        <w:ind w:left="709"/>
+        <w:t>py</w:t>
+      </w:r>
+      <w:proofErr w:type="spellEnd"/>
+      <w:r>
         <w:rPr>
           <w:rStyle w:val="Kiemels2"/>
           <w:rFonts w:ascii="Consolas" w:hAnsi="Consolas"/>
           <w:color w:val="FFFFFF" w:themeColor="background1"/>
         </w:rPr>
-      </w:pPr>
+        <w:t xml:space="preserve"> </w:t>
+      </w:r>
+      <w:proofErr w:type="spellStart"/>
       <w:r>
         <w:rPr>
           <w:rStyle w:val="Kiemels2"/>
           <w:rFonts w:ascii="Consolas" w:hAnsi="Consolas"/>
           <w:color w:val="FFFFFF" w:themeColor="background1"/>
         </w:rPr>
-        <w:t>py manage.py migrate</w:t>
-      </w:r>
+        <w:t>manage.py</w:t>
+      </w:r>
+      <w:proofErr w:type="spellEnd"/>
+      <w:r>
+        <w:rPr>
+          <w:rStyle w:val="Kiemels2"/>
+          <w:rFonts w:ascii="Consolas" w:hAnsi="Consolas"/>
+          <w:color w:val="FFFFFF" w:themeColor="background1"/>
+        </w:rPr>
+        <w:t xml:space="preserve"> </w:t>
+      </w:r>
+      <w:proofErr w:type="spellStart"/>
+      <w:r>
+        <w:rPr>
+          <w:rStyle w:val="Kiemels2"/>
+          <w:rFonts w:ascii="Consolas" w:hAnsi="Consolas"/>
+          <w:color w:val="FFFFFF" w:themeColor="background1"/>
+        </w:rPr>
+        <w:t>makemigrations</w:t>
+      </w:r>
+      <w:proofErr w:type="spellEnd"/>
+    </w:p>
+    <w:p>
+      <w:pPr>
+        <w:shd w:val="clear" w:color="auto" w:fill="AEAAAA" w:themeFill="background2" w:themeFillShade="BF"/>
+        <w:ind w:left="709"/>
+        <w:rPr>
+          <w:rStyle w:val="Kiemels2"/>
+          <w:rFonts w:ascii="Consolas" w:hAnsi="Consolas"/>
+          <w:color w:val="FFFFFF" w:themeColor="background1"/>
+        </w:rPr>
+      </w:pPr>
+      <w:proofErr w:type="spellStart"/>
+      <w:r>
+        <w:rPr>
+          <w:rStyle w:val="Kiemels2"/>
+          <w:rFonts w:ascii="Consolas" w:hAnsi="Consolas"/>
+          <w:color w:val="FFFFFF" w:themeColor="background1"/>
+        </w:rPr>
+        <w:t>py</w:t>
+      </w:r>
+      <w:proofErr w:type="spellEnd"/>
+      <w:r>
+        <w:rPr>
+          <w:rStyle w:val="Kiemels2"/>
+          <w:rFonts w:ascii="Consolas" w:hAnsi="Consolas"/>
+          <w:color w:val="FFFFFF" w:themeColor="background1"/>
+        </w:rPr>
+        <w:t xml:space="preserve"> </w:t>
+      </w:r>
+      <w:proofErr w:type="spellStart"/>
+      <w:r>
+        <w:rPr>
+          <w:rStyle w:val="Kiemels2"/>
+          <w:rFonts w:ascii="Consolas" w:hAnsi="Consolas"/>
+          <w:color w:val="FFFFFF" w:themeColor="background1"/>
+        </w:rPr>
+        <w:t>manage.py</w:t>
+      </w:r>
+      <w:proofErr w:type="spellEnd"/>
+      <w:r>
+        <w:rPr>
+          <w:rStyle w:val="Kiemels2"/>
+          <w:rFonts w:ascii="Consolas" w:hAnsi="Consolas"/>
+          <w:color w:val="FFFFFF" w:themeColor="background1"/>
+        </w:rPr>
+        <w:t xml:space="preserve"> </w:t>
+      </w:r>
+      <w:proofErr w:type="spellStart"/>
+      <w:r>
+        <w:rPr>
+          <w:rStyle w:val="Kiemels2"/>
+          <w:rFonts w:ascii="Consolas" w:hAnsi="Consolas"/>
+          <w:color w:val="FFFFFF" w:themeColor="background1"/>
+        </w:rPr>
+        <w:t>migrate</w:t>
+      </w:r>
+      <w:proofErr w:type="spellEnd"/>
     </w:p>
     <w:p>
       <w:pPr>
@@ -8868,6 +9494,7 @@
           <w:rFonts w:ascii="Consolas" w:hAnsi="Consolas"/>
         </w:rPr>
       </w:pPr>
+      <w:proofErr w:type="spellStart"/>
       <w:r>
         <w:rPr>
           <w:rStyle w:val="Kiemels2"/>
@@ -8875,16 +9502,48 @@
           <w:color w:val="FFFFFF" w:themeColor="background1"/>
           <w:shd w:val="clear" w:color="auto" w:fill="AEAAAA" w:themeFill="background2" w:themeFillShade="BF"/>
         </w:rPr>
-        <w:t xml:space="preserve">py manage.py </w:t>
-      </w:r>
+        <w:t>py</w:t>
+      </w:r>
+      <w:proofErr w:type="spellEnd"/>
       <w:r>
         <w:rPr>
           <w:rStyle w:val="Kiemels2"/>
           <w:rFonts w:ascii="Consolas" w:hAnsi="Consolas"/>
           <w:color w:val="FFFFFF" w:themeColor="background1"/>
+          <w:shd w:val="clear" w:color="auto" w:fill="AEAAAA" w:themeFill="background2" w:themeFillShade="BF"/>
+        </w:rPr>
+        <w:t xml:space="preserve"> </w:t>
+      </w:r>
+      <w:proofErr w:type="spellStart"/>
+      <w:r>
+        <w:rPr>
+          <w:rStyle w:val="Kiemels2"/>
+          <w:rFonts w:ascii="Consolas" w:hAnsi="Consolas"/>
+          <w:color w:val="FFFFFF" w:themeColor="background1"/>
+          <w:shd w:val="clear" w:color="auto" w:fill="AEAAAA" w:themeFill="background2" w:themeFillShade="BF"/>
+        </w:rPr>
+        <w:t>manage.py</w:t>
+      </w:r>
+      <w:proofErr w:type="spellEnd"/>
+      <w:r>
+        <w:rPr>
+          <w:rStyle w:val="Kiemels2"/>
+          <w:rFonts w:ascii="Consolas" w:hAnsi="Consolas"/>
+          <w:color w:val="FFFFFF" w:themeColor="background1"/>
+          <w:shd w:val="clear" w:color="auto" w:fill="AEAAAA" w:themeFill="background2" w:themeFillShade="BF"/>
+        </w:rPr>
+        <w:t xml:space="preserve"> </w:t>
+      </w:r>
+      <w:proofErr w:type="spellStart"/>
+      <w:r>
+        <w:rPr>
+          <w:rStyle w:val="Kiemels2"/>
+          <w:rFonts w:ascii="Consolas" w:hAnsi="Consolas"/>
+          <w:color w:val="FFFFFF" w:themeColor="background1"/>
         </w:rPr>
         <w:t>runserver</w:t>
       </w:r>
+      <w:proofErr w:type="spellEnd"/>
     </w:p>
     <w:p>
       <w:pPr>
@@ -8913,8 +9572,29 @@
         <w:ind w:left="709" w:hanging="709"/>
       </w:pPr>
       <w:bookmarkStart w:id="276" w:name="_Hlk226912353"/>
-      <w:r>
-        <w:t>Frontend  telepítése  (React + Vite )</w:t>
+      <w:proofErr w:type="gramStart"/>
+      <w:r>
+        <w:t>Frontend  telepítése</w:t>
+      </w:r>
+      <w:proofErr w:type="gramEnd"/>
+      <w:r>
+        <w:t xml:space="preserve">  (</w:t>
+      </w:r>
+      <w:proofErr w:type="spellStart"/>
+      <w:r>
+        <w:t>React</w:t>
+      </w:r>
+      <w:proofErr w:type="spellEnd"/>
+      <w:r>
+        <w:t xml:space="preserve"> + </w:t>
+      </w:r>
+      <w:proofErr w:type="spellStart"/>
+      <w:r>
+        <w:t>Vite</w:t>
+      </w:r>
+      <w:proofErr w:type="spellEnd"/>
+      <w:r>
+        <w:t xml:space="preserve"> )</w:t>
       </w:r>
     </w:p>
     <w:bookmarkEnd w:id="276"/>
@@ -9203,6 +9883,7 @@
           <w:color w:val="FFFFFF" w:themeColor="background1"/>
         </w:rPr>
       </w:pPr>
+      <w:proofErr w:type="spellStart"/>
       <w:r>
         <w:rPr>
           <w:rStyle w:val="Kiemels2"/>
@@ -9211,6 +9892,7 @@
         </w:rPr>
         <w:t>npm</w:t>
       </w:r>
+      <w:proofErr w:type="spellEnd"/>
       <w:r>
         <w:rPr>
           <w:rStyle w:val="Kiemels2"/>
@@ -9219,6 +9901,7 @@
         </w:rPr>
         <w:t xml:space="preserve"> </w:t>
       </w:r>
+      <w:proofErr w:type="spellStart"/>
       <w:r>
         <w:rPr>
           <w:rStyle w:val="Kiemels2"/>
@@ -9227,6 +9910,7 @@
         </w:rPr>
         <w:t>install</w:t>
       </w:r>
+      <w:proofErr w:type="spellEnd"/>
     </w:p>
     <w:p>
       <w:pPr>
@@ -9256,6 +9940,7 @@
           <w:color w:val="FFFFFF" w:themeColor="background1"/>
         </w:rPr>
       </w:pPr>
+      <w:proofErr w:type="spellStart"/>
       <w:r>
         <w:rPr>
           <w:rFonts w:ascii="Consolas" w:hAnsi="Consolas"/>
@@ -9265,6 +9950,7 @@
         </w:rPr>
         <w:t>npm</w:t>
       </w:r>
+      <w:proofErr w:type="spellEnd"/>
       <w:r>
         <w:rPr>
           <w:rFonts w:ascii="Consolas" w:hAnsi="Consolas"/>
@@ -9274,6 +9960,7 @@
         </w:rPr>
         <w:t xml:space="preserve"> </w:t>
       </w:r>
+      <w:proofErr w:type="spellStart"/>
       <w:r>
         <w:rPr>
           <w:rFonts w:ascii="Consolas" w:hAnsi="Consolas"/>
@@ -9283,6 +9970,7 @@
         </w:rPr>
         <w:t>run</w:t>
       </w:r>
+      <w:proofErr w:type="spellEnd"/>
       <w:r>
         <w:rPr>
           <w:rFonts w:ascii="Consolas" w:hAnsi="Consolas"/>
@@ -9292,6 +9980,7 @@
         </w:rPr>
         <w:t xml:space="preserve"> </w:t>
       </w:r>
+      <w:proofErr w:type="spellStart"/>
       <w:r>
         <w:rPr>
           <w:rFonts w:ascii="Consolas" w:hAnsi="Consolas"/>
@@ -9301,6 +9990,7 @@
         </w:rPr>
         <w:t>dev</w:t>
       </w:r>
+      <w:proofErr w:type="spellEnd"/>
     </w:p>
     <w:p>
       <w:pPr>
@@ -9845,8 +10535,17 @@
           <w:rFonts w:ascii="Consolas" w:hAnsi="Consolas"/>
           <w:color w:val="FFFFFF" w:themeColor="background1"/>
         </w:rPr>
-        <w:t>cd pro-insekta</w:t>
-      </w:r>
+        <w:t xml:space="preserve">cd </w:t>
+      </w:r>
+      <w:proofErr w:type="spellStart"/>
+      <w:r>
+        <w:rPr>
+          <w:rFonts w:ascii="Consolas" w:hAnsi="Consolas"/>
+          <w:color w:val="FFFFFF" w:themeColor="background1"/>
+        </w:rPr>
+        <w:t>pro-insekta</w:t>
+      </w:r>
+      <w:proofErr w:type="spellEnd"/>
     </w:p>
     <w:p>
       <w:pPr>
@@ -9862,13 +10561,47 @@
           <w:color w:val="FFFFFF" w:themeColor="background1"/>
         </w:rPr>
       </w:pPr>
+      <w:proofErr w:type="spellStart"/>
       <w:r>
         <w:rPr>
           <w:rFonts w:ascii="Consolas" w:hAnsi="Consolas"/>
           <w:color w:val="FFFFFF" w:themeColor="background1"/>
         </w:rPr>
-        <w:t>venv\Scripts\activate</w:t>
-      </w:r>
+        <w:t>venv</w:t>
+      </w:r>
+      <w:proofErr w:type="spellEnd"/>
+      <w:r>
+        <w:rPr>
+          <w:rFonts w:ascii="Consolas" w:hAnsi="Consolas"/>
+          <w:color w:val="FFFFFF" w:themeColor="background1"/>
+        </w:rPr>
+        <w:t>\</w:t>
+      </w:r>
+      <w:proofErr w:type="spellStart"/>
+      <w:r>
+        <w:rPr>
+          <w:rFonts w:ascii="Consolas" w:hAnsi="Consolas"/>
+          <w:color w:val="FFFFFF" w:themeColor="background1"/>
+        </w:rPr>
+        <w:t>Scripts</w:t>
+      </w:r>
+      <w:proofErr w:type="spellEnd"/>
+      <w:r>
+        <w:rPr>
+          <w:rFonts w:ascii="Consolas" w:hAnsi="Consolas"/>
+          <w:color w:val="FFFFFF" w:themeColor="background1"/>
+        </w:rPr>
+        <w:t>\</w:t>
+      </w:r>
+      <w:proofErr w:type="spellStart"/>
+      <w:r>
+        <w:rPr>
+          <w:rFonts w:ascii="Consolas" w:hAnsi="Consolas"/>
+          <w:color w:val="FFFFFF" w:themeColor="background1"/>
+        </w:rPr>
+        <w:t>activate</w:t>
+      </w:r>
+      <w:proofErr w:type="spellEnd"/>
     </w:p>
     <w:p>
       <w:pPr>
@@ -9906,13 +10639,47 @@
           <w:color w:val="FFFFFF" w:themeColor="background1"/>
         </w:rPr>
       </w:pPr>
+      <w:proofErr w:type="spellStart"/>
       <w:r>
         <w:rPr>
           <w:rFonts w:ascii="Consolas" w:hAnsi="Consolas"/>
           <w:color w:val="FFFFFF" w:themeColor="background1"/>
         </w:rPr>
-        <w:t>py manage.py runserver</w:t>
-      </w:r>
+        <w:t>py</w:t>
+      </w:r>
+      <w:proofErr w:type="spellEnd"/>
+      <w:r>
+        <w:rPr>
+          <w:rFonts w:ascii="Consolas" w:hAnsi="Consolas"/>
+          <w:color w:val="FFFFFF" w:themeColor="background1"/>
+        </w:rPr>
+        <w:t xml:space="preserve"> </w:t>
+      </w:r>
+      <w:proofErr w:type="spellStart"/>
+      <w:r>
+        <w:rPr>
+          <w:rFonts w:ascii="Consolas" w:hAnsi="Consolas"/>
+          <w:color w:val="FFFFFF" w:themeColor="background1"/>
+        </w:rPr>
+        <w:t>manage.py</w:t>
+      </w:r>
+      <w:proofErr w:type="spellEnd"/>
+      <w:r>
+        <w:rPr>
+          <w:rFonts w:ascii="Consolas" w:hAnsi="Consolas"/>
+          <w:color w:val="FFFFFF" w:themeColor="background1"/>
+        </w:rPr>
+        <w:t xml:space="preserve"> </w:t>
+      </w:r>
+      <w:proofErr w:type="spellStart"/>
+      <w:r>
+        <w:rPr>
+          <w:rFonts w:ascii="Consolas" w:hAnsi="Consolas"/>
+          <w:color w:val="FFFFFF" w:themeColor="background1"/>
+        </w:rPr>
+        <w:t>runserver</w:t>
+      </w:r>
+      <w:proofErr w:type="spellEnd"/>
     </w:p>
     <w:p>
       <w:pPr>
@@ -9945,7 +10712,23 @@
           <w:rFonts w:ascii="Consolas" w:hAnsi="Consolas"/>
           <w:color w:val="FFFFFF" w:themeColor="background1"/>
         </w:rPr>
-        <w:t>cd pro-insekta\frontend</w:t>
+        <w:t xml:space="preserve">cd </w:t>
+      </w:r>
+      <w:proofErr w:type="spellStart"/>
+      <w:r>
+        <w:rPr>
+          <w:rFonts w:ascii="Consolas" w:hAnsi="Consolas"/>
+          <w:color w:val="FFFFFF" w:themeColor="background1"/>
+        </w:rPr>
+        <w:t>pro-insekta</w:t>
+      </w:r>
+      <w:proofErr w:type="spellEnd"/>
+      <w:r>
+        <w:rPr>
+          <w:rFonts w:ascii="Consolas" w:hAnsi="Consolas"/>
+          <w:color w:val="FFFFFF" w:themeColor="background1"/>
+        </w:rPr>
+        <w:t>\frontend</w:t>
       </w:r>
     </w:p>
     <w:p>
@@ -9962,13 +10745,47 @@
           <w:color w:val="FFFFFF" w:themeColor="background1"/>
         </w:rPr>
       </w:pPr>
+      <w:proofErr w:type="spellStart"/>
       <w:r>
         <w:rPr>
           <w:rFonts w:ascii="Consolas" w:hAnsi="Consolas"/>
           <w:color w:val="FFFFFF" w:themeColor="background1"/>
         </w:rPr>
-        <w:t>npm run dev</w:t>
-      </w:r>
+        <w:t>npm</w:t>
+      </w:r>
+      <w:proofErr w:type="spellEnd"/>
+      <w:r>
+        <w:rPr>
+          <w:rFonts w:ascii="Consolas" w:hAnsi="Consolas"/>
+          <w:color w:val="FFFFFF" w:themeColor="background1"/>
+        </w:rPr>
+        <w:t xml:space="preserve"> </w:t>
+      </w:r>
+      <w:proofErr w:type="spellStart"/>
+      <w:r>
+        <w:rPr>
+          <w:rFonts w:ascii="Consolas" w:hAnsi="Consolas"/>
+          <w:color w:val="FFFFFF" w:themeColor="background1"/>
+        </w:rPr>
+        <w:t>run</w:t>
+      </w:r>
+      <w:proofErr w:type="spellEnd"/>
+      <w:r>
+        <w:rPr>
+          <w:rFonts w:ascii="Consolas" w:hAnsi="Consolas"/>
+          <w:color w:val="FFFFFF" w:themeColor="background1"/>
+        </w:rPr>
+        <w:t xml:space="preserve"> </w:t>
+      </w:r>
+      <w:proofErr w:type="spellStart"/>
+      <w:r>
+        <w:rPr>
+          <w:rFonts w:ascii="Consolas" w:hAnsi="Consolas"/>
+          <w:color w:val="FFFFFF" w:themeColor="background1"/>
+        </w:rPr>
+        <w:t>dev</w:t>
+      </w:r>
+      <w:proofErr w:type="spellEnd"/>
     </w:p>
     <w:p>
       <w:pPr>
@@ -10417,13 +11234,47 @@
           <w:color w:val="FFFFFF" w:themeColor="background1"/>
         </w:rPr>
       </w:pPr>
+      <w:proofErr w:type="spellStart"/>
       <w:r>
         <w:rPr>
           <w:rFonts w:ascii="Consolas" w:hAnsi="Consolas"/>
           <w:color w:val="FFFFFF" w:themeColor="background1"/>
         </w:rPr>
-        <w:t>py manage.py createsuperuser</w:t>
-      </w:r>
+        <w:t>py</w:t>
+      </w:r>
+      <w:proofErr w:type="spellEnd"/>
+      <w:r>
+        <w:rPr>
+          <w:rFonts w:ascii="Consolas" w:hAnsi="Consolas"/>
+          <w:color w:val="FFFFFF" w:themeColor="background1"/>
+        </w:rPr>
+        <w:t xml:space="preserve"> </w:t>
+      </w:r>
+      <w:proofErr w:type="spellStart"/>
+      <w:r>
+        <w:rPr>
+          <w:rFonts w:ascii="Consolas" w:hAnsi="Consolas"/>
+          <w:color w:val="FFFFFF" w:themeColor="background1"/>
+        </w:rPr>
+        <w:t>manage.py</w:t>
+      </w:r>
+      <w:proofErr w:type="spellEnd"/>
+      <w:r>
+        <w:rPr>
+          <w:rFonts w:ascii="Consolas" w:hAnsi="Consolas"/>
+          <w:color w:val="FFFFFF" w:themeColor="background1"/>
+        </w:rPr>
+        <w:t xml:space="preserve"> </w:t>
+      </w:r>
+      <w:proofErr w:type="spellStart"/>
+      <w:r>
+        <w:rPr>
+          <w:rFonts w:ascii="Consolas" w:hAnsi="Consolas"/>
+          <w:color w:val="FFFFFF" w:themeColor="background1"/>
+        </w:rPr>
+        <w:t>createsuperuser</w:t>
+      </w:r>
+      <w:proofErr w:type="spellEnd"/>
     </w:p>
     <w:p>
       <w:pPr>
@@ -10481,6 +11332,7 @@
           <w:lang w:eastAsia="hu-HU"/>
         </w:rPr>
       </w:pPr>
+      <w:proofErr w:type="spellStart"/>
       <w:r>
         <w:rPr>
           <w:lang w:eastAsia="hu-HU"/>
@@ -10488,6 +11340,7 @@
         <w:lastRenderedPageBreak/>
         <w:t>Notes</w:t>
       </w:r>
+      <w:proofErr w:type="spellEnd"/>
     </w:p>
     <w:p>
       <w:pPr>
@@ -10504,12 +11357,14 @@
           <w:lang w:eastAsia="hu-HU"/>
         </w:rPr>
       </w:pPr>
+      <w:proofErr w:type="spellStart"/>
       <w:r>
         <w:rPr>
           <w:lang w:eastAsia="hu-HU"/>
         </w:rPr>
         <w:t>Activities</w:t>
       </w:r>
+      <w:proofErr w:type="spellEnd"/>
     </w:p>
     <w:p>
       <w:pPr>
@@ -10526,12 +11381,14 @@
           <w:lang w:eastAsia="hu-HU"/>
         </w:rPr>
       </w:pPr>
+      <w:proofErr w:type="spellStart"/>
       <w:r>
         <w:rPr>
           <w:lang w:eastAsia="hu-HU"/>
         </w:rPr>
         <w:t>Customers</w:t>
       </w:r>
+      <w:proofErr w:type="spellEnd"/>
     </w:p>
     <w:p>
       <w:pPr>
@@ -10548,11 +11405,19 @@
           <w:lang w:eastAsia="hu-HU"/>
         </w:rPr>
       </w:pPr>
+      <w:proofErr w:type="spellStart"/>
       <w:r>
         <w:rPr>
           <w:lang w:eastAsia="hu-HU"/>
         </w:rPr>
-        <w:t>Locations (térképes koordináta választás)</w:t>
+        <w:t>Locations</w:t>
+      </w:r>
+      <w:proofErr w:type="spellEnd"/>
+      <w:r>
+        <w:rPr>
+          <w:lang w:eastAsia="hu-HU"/>
+        </w:rPr>
+        <w:t xml:space="preserve"> (térképes koordináta választás)</w:t>
       </w:r>
     </w:p>
     <w:p>
@@ -10570,12 +11435,14 @@
           <w:lang w:eastAsia="hu-HU"/>
         </w:rPr>
       </w:pPr>
+      <w:proofErr w:type="spellStart"/>
       <w:r>
         <w:rPr>
           <w:lang w:eastAsia="hu-HU"/>
         </w:rPr>
         <w:t>Services</w:t>
       </w:r>
+      <w:proofErr w:type="spellEnd"/>
     </w:p>
     <w:p>
       <w:pPr>
@@ -10594,12 +11461,14 @@
           <w:lang w:eastAsia="hu-HU"/>
         </w:rPr>
       </w:pPr>
+      <w:proofErr w:type="spellStart"/>
       <w:r>
         <w:rPr>
           <w:lang w:eastAsia="hu-HU"/>
         </w:rPr>
         <w:t>Contracts</w:t>
       </w:r>
+      <w:proofErr w:type="spellEnd"/>
     </w:p>
     <w:p>
       <w:pPr>
@@ -10616,11 +11485,19 @@
           <w:lang w:eastAsia="hu-HU"/>
         </w:rPr>
       </w:pPr>
+      <w:proofErr w:type="spellStart"/>
       <w:r>
         <w:rPr>
           <w:lang w:eastAsia="hu-HU"/>
         </w:rPr>
-        <w:t>Due-Contract (PDF generálás)</w:t>
+        <w:t>Due-Contract</w:t>
+      </w:r>
+      <w:proofErr w:type="spellEnd"/>
+      <w:r>
+        <w:rPr>
+          <w:lang w:eastAsia="hu-HU"/>
+        </w:rPr>
+        <w:t xml:space="preserve"> (PDF generálás)</w:t>
       </w:r>
     </w:p>
     <w:p>
@@ -10638,11 +11515,19 @@
           <w:lang w:eastAsia="hu-HU"/>
         </w:rPr>
       </w:pPr>
+      <w:proofErr w:type="spellStart"/>
       <w:r>
         <w:rPr>
           <w:lang w:eastAsia="hu-HU"/>
         </w:rPr>
-        <w:t>Jobs (PDF feltöltés)</w:t>
+        <w:t>Jobs</w:t>
+      </w:r>
+      <w:proofErr w:type="spellEnd"/>
+      <w:r>
+        <w:rPr>
+          <w:lang w:eastAsia="hu-HU"/>
+        </w:rPr>
+        <w:t xml:space="preserve"> (PDF feltöltés)</w:t>
       </w:r>
     </w:p>
     <w:p>
@@ -11628,6 +12513,7 @@
       <w:r>
         <w:t xml:space="preserve">A bal felső sarokban található </w:t>
       </w:r>
+      <w:proofErr w:type="spellStart"/>
       <w:r>
         <w:rPr>
           <w:b/>
@@ -11635,6 +12521,7 @@
         </w:rPr>
         <w:t>Breadcrumb</w:t>
       </w:r>
+      <w:proofErr w:type="spellEnd"/>
       <w:r>
         <w:t xml:space="preserve"> segítségével vissza lehet navigálni a főoldalra.</w:t>
       </w:r>
@@ -11945,6 +12832,7 @@
       <w:r>
         <w:t xml:space="preserve">automatikusan rögzíti a megkeresést a </w:t>
       </w:r>
+      <w:proofErr w:type="spellStart"/>
       <w:r>
         <w:rPr>
           <w:b/>
@@ -11952,6 +12840,7 @@
         </w:rPr>
         <w:t>Notes</w:t>
       </w:r>
+      <w:proofErr w:type="spellEnd"/>
       <w:r>
         <w:t xml:space="preserve"> modulban „Új” státusszal.</w:t>
       </w:r>
@@ -12264,6 +13153,7 @@
       <w:r>
         <w:t xml:space="preserve">A publikus oldal jobb felső részén található </w:t>
       </w:r>
+      <w:proofErr w:type="spellStart"/>
       <w:r>
         <w:rPr>
           <w:b/>
@@ -12271,6 +13161,7 @@
         </w:rPr>
         <w:t>Admin</w:t>
       </w:r>
+      <w:proofErr w:type="spellEnd"/>
       <w:r>
         <w:t xml:space="preserve"> gombbal érhető el a belépési felület.</w:t>
       </w:r>
@@ -12699,6 +13590,7 @@
       <w:r>
         <w:t xml:space="preserve">Az </w:t>
       </w:r>
+      <w:proofErr w:type="spellStart"/>
       <w:r>
         <w:rPr>
           <w:b/>
@@ -12706,6 +13598,7 @@
         </w:rPr>
         <w:t>admin</w:t>
       </w:r>
+      <w:proofErr w:type="spellEnd"/>
       <w:r>
         <w:t xml:space="preserve"> felület több, jól elkülönített modulból áll.</w:t>
       </w:r>
@@ -12718,8 +13611,17 @@
         </w:tabs>
       </w:pPr>
       <w:r>
-        <w:t xml:space="preserve">A teljes admin felület keretrendszerét a </w:t>
-      </w:r>
+        <w:t xml:space="preserve">A teljes </w:t>
+      </w:r>
+      <w:proofErr w:type="spellStart"/>
+      <w:r>
+        <w:t>admin</w:t>
+      </w:r>
+      <w:proofErr w:type="spellEnd"/>
+      <w:r>
+        <w:t xml:space="preserve"> felület keretrendszerét a </w:t>
+      </w:r>
+      <w:proofErr w:type="spellStart"/>
       <w:r>
         <w:rPr>
           <w:b/>
@@ -12727,6 +13629,7 @@
         </w:rPr>
         <w:t>Layout</w:t>
       </w:r>
+      <w:proofErr w:type="spellEnd"/>
       <w:r>
         <w:t xml:space="preserve"> komponens biztosítja.</w:t>
       </w:r>
@@ -12773,7 +13676,15 @@
         </w:tabs>
       </w:pPr>
       <w:r>
-        <w:t>A Layout felelős:</w:t>
+        <w:t xml:space="preserve">A </w:t>
+      </w:r>
+      <w:proofErr w:type="spellStart"/>
+      <w:r>
+        <w:t>Layout</w:t>
+      </w:r>
+      <w:proofErr w:type="spellEnd"/>
+      <w:r>
+        <w:t xml:space="preserve"> felelős:</w:t>
       </w:r>
     </w:p>
     <w:p>
@@ -12858,7 +13769,15 @@
         <w:ind w:left="714" w:hanging="357"/>
       </w:pPr>
       <w:r>
-        <w:t>az admin oldalak egységes megjelenítéséért.</w:t>
+        <w:t xml:space="preserve">az </w:t>
+      </w:r>
+      <w:proofErr w:type="spellStart"/>
+      <w:r>
+        <w:t>admin</w:t>
+      </w:r>
+      <w:proofErr w:type="spellEnd"/>
+      <w:r>
+        <w:t xml:space="preserve"> oldalak egységes megjelenítéséért.</w:t>
       </w:r>
     </w:p>
     <w:p>
@@ -13187,18 +14106,59 @@
           <w:bCs/>
         </w:rPr>
         <w:lastRenderedPageBreak/>
-        <w:t>Összecsukható / kinyitható sidebar</w:t>
-      </w:r>
-    </w:p>
-    <w:p>
-      <w:pPr>
-        <w:tabs>
-          <w:tab w:val="left" w:pos="425"/>
-          <w:tab w:val="left" w:pos="1418"/>
-        </w:tabs>
-      </w:pPr>
-      <w:r>
-        <w:t xml:space="preserve">  `open` state alapján vált a *collapsed* (ikonok) és *expanded* (ikon + szöveg) mód között.</w:t>
+        <w:t xml:space="preserve">Összecsukható / kinyitható </w:t>
+      </w:r>
+      <w:proofErr w:type="spellStart"/>
+      <w:r>
+        <w:rPr>
+          <w:b/>
+          <w:bCs/>
+        </w:rPr>
+        <w:t>sidebar</w:t>
+      </w:r>
+      <w:proofErr w:type="spellEnd"/>
+    </w:p>
+    <w:p>
+      <w:pPr>
+        <w:tabs>
+          <w:tab w:val="left" w:pos="425"/>
+          <w:tab w:val="left" w:pos="1418"/>
+        </w:tabs>
+      </w:pPr>
+      <w:r>
+        <w:t xml:space="preserve">  `</w:t>
+      </w:r>
+      <w:proofErr w:type="spellStart"/>
+      <w:r>
+        <w:t>open</w:t>
+      </w:r>
+      <w:proofErr w:type="spellEnd"/>
+      <w:r>
+        <w:t xml:space="preserve">` </w:t>
+      </w:r>
+      <w:proofErr w:type="spellStart"/>
+      <w:r>
+        <w:t>state</w:t>
+      </w:r>
+      <w:proofErr w:type="spellEnd"/>
+      <w:r>
+        <w:t xml:space="preserve"> alapján vált a *</w:t>
+      </w:r>
+      <w:proofErr w:type="spellStart"/>
+      <w:r>
+        <w:t>collapsed</w:t>
+      </w:r>
+      <w:proofErr w:type="spellEnd"/>
+      <w:r>
+        <w:t>* (ikonok) és *</w:t>
+      </w:r>
+      <w:proofErr w:type="spellStart"/>
+      <w:r>
+        <w:t>expanded</w:t>
+      </w:r>
+      <w:proofErr w:type="spellEnd"/>
+      <w:r>
+        <w:t>* (ikon + szöveg) mód között.</w:t>
       </w:r>
     </w:p>
     <w:p>
@@ -13233,7 +14193,32 @@
         </w:tabs>
       </w:pPr>
       <w:r>
-        <w:t xml:space="preserve">  A `useLocation()` figyeli az aktuális útvonalat, az `isActive()` pedig CSS</w:t>
+        <w:t xml:space="preserve">  A `</w:t>
+      </w:r>
+      <w:proofErr w:type="spellStart"/>
+      <w:proofErr w:type="gramStart"/>
+      <w:r>
+        <w:t>useLocation</w:t>
+      </w:r>
+      <w:proofErr w:type="spellEnd"/>
+      <w:r>
+        <w:t>(</w:t>
+      </w:r>
+      <w:proofErr w:type="gramEnd"/>
+      <w:r>
+        <w:t>)` figyeli az aktuális útvonalat, az `</w:t>
+      </w:r>
+      <w:proofErr w:type="spellStart"/>
+      <w:r>
+        <w:t>isActive</w:t>
+      </w:r>
+      <w:proofErr w:type="spellEnd"/>
+      <w:r>
+        <w:t xml:space="preserve">()` pedig </w:t>
+      </w:r>
+      <w:proofErr w:type="spellStart"/>
+      <w:r>
+        <w:t>CSS</w:t>
       </w:r>
       <w:r>
         <w:rPr>
@@ -13242,7 +14227,11 @@
         <w:t>‑</w:t>
       </w:r>
       <w:r>
-        <w:t>sel jel</w:t>
+        <w:t>sel</w:t>
+      </w:r>
+      <w:proofErr w:type="spellEnd"/>
+      <w:r>
+        <w:t xml:space="preserve"> jel</w:t>
       </w:r>
       <w:r>
         <w:rPr>
@@ -13304,8 +14293,38 @@
         </w:tabs>
       </w:pPr>
       <w:r>
-        <w:t xml:space="preserve">  A `handleLogout()` törli a JWT tokeneket a `localStorage`</w:t>
-      </w:r>
+        <w:t xml:space="preserve">  A `</w:t>
+      </w:r>
+      <w:proofErr w:type="spellStart"/>
+      <w:proofErr w:type="gramStart"/>
+      <w:r>
+        <w:t>handleLogout</w:t>
+      </w:r>
+      <w:proofErr w:type="spellEnd"/>
+      <w:r>
+        <w:t>(</w:t>
+      </w:r>
+      <w:proofErr w:type="gramEnd"/>
+      <w:r>
+        <w:t xml:space="preserve">)` törli a JWT </w:t>
+      </w:r>
+      <w:proofErr w:type="spellStart"/>
+      <w:r>
+        <w:t>tokeneket</w:t>
+      </w:r>
+      <w:proofErr w:type="spellEnd"/>
+      <w:r>
+        <w:t xml:space="preserve"> a `</w:t>
+      </w:r>
+      <w:proofErr w:type="spellStart"/>
+      <w:r>
+        <w:t>localStorage</w:t>
+      </w:r>
+      <w:proofErr w:type="spellEnd"/>
+      <w:r>
+        <w:t>`</w:t>
+      </w:r>
+      <w:proofErr w:type="spellStart"/>
       <w:r>
         <w:rPr>
           <w:rFonts w:ascii="Cambria Math" w:hAnsi="Cambria Math" w:cs="Cambria Math"/>
@@ -13322,7 +14341,11 @@
         <w:t>ó</w:t>
       </w:r>
       <w:r>
-        <w:t>l, majd visszair</w:t>
+        <w:t>l</w:t>
+      </w:r>
+      <w:proofErr w:type="spellEnd"/>
+      <w:r>
+        <w:t>, majd visszair</w:t>
       </w:r>
       <w:r>
         <w:rPr>
@@ -13375,7 +14398,19 @@
         </w:tabs>
       </w:pPr>
       <w:r>
-        <w:t xml:space="preserve">  768px alatt a sidebar *slide</w:t>
+        <w:t xml:space="preserve">  768px alatt a </w:t>
+      </w:r>
+      <w:proofErr w:type="spellStart"/>
+      <w:r>
+        <w:t>sidebar</w:t>
+      </w:r>
+      <w:proofErr w:type="spellEnd"/>
+      <w:r>
+        <w:t xml:space="preserve"> *</w:t>
+      </w:r>
+      <w:proofErr w:type="spellStart"/>
+      <w:r>
+        <w:t>slide</w:t>
       </w:r>
       <w:r>
         <w:rPr>
@@ -13384,7 +14419,11 @@
         <w:t>‑</w:t>
       </w:r>
       <w:r>
-        <w:t>in* anim</w:t>
+        <w:t>in</w:t>
+      </w:r>
+      <w:proofErr w:type="spellEnd"/>
+      <w:r>
+        <w:t>* anim</w:t>
       </w:r>
       <w:r>
         <w:rPr>
@@ -13446,7 +14485,23 @@
         </w:tabs>
       </w:pPr>
       <w:r>
-        <w:t xml:space="preserve">  Az admin oldalak a Layout keretében töltődnek be:  </w:t>
+        <w:t xml:space="preserve">  Az </w:t>
+      </w:r>
+      <w:proofErr w:type="spellStart"/>
+      <w:r>
+        <w:t>admin</w:t>
+      </w:r>
+      <w:proofErr w:type="spellEnd"/>
+      <w:r>
+        <w:t xml:space="preserve"> oldalak a </w:t>
+      </w:r>
+      <w:proofErr w:type="spellStart"/>
+      <w:r>
+        <w:t>Layout</w:t>
+      </w:r>
+      <w:proofErr w:type="spellEnd"/>
+      <w:r>
+        <w:t xml:space="preserve"> keretében töltődnek be:  </w:t>
       </w:r>
     </w:p>
     <w:p>
@@ -13479,24 +14534,19 @@
           <w:iCs/>
           <w:color w:val="FFFFFF" w:themeColor="background1"/>
         </w:rPr>
-        <w:t>&lt;main className="main-content"&gt;</w:t>
-      </w:r>
-    </w:p>
-    <w:p>
-      <w:pPr>
-        <w:shd w:val="clear" w:color="auto" w:fill="AEAAAA" w:themeFill="background2" w:themeFillShade="BF"/>
-        <w:tabs>
-          <w:tab w:val="left" w:pos="284"/>
-          <w:tab w:val="left" w:pos="1418"/>
-        </w:tabs>
-        <w:ind w:left="284"/>
+        <w:t xml:space="preserve">&lt;main </w:t>
+      </w:r>
+      <w:proofErr w:type="spellStart"/>
+      <w:r>
         <w:rPr>
           <w:rFonts w:ascii="Consolas" w:hAnsi="Consolas"/>
           <w:i/>
           <w:iCs/>
           <w:color w:val="FFFFFF" w:themeColor="background1"/>
         </w:rPr>
-      </w:pPr>
+        <w:t>className</w:t>
+      </w:r>
+      <w:proofErr w:type="spellEnd"/>
       <w:r>
         <w:rPr>
           <w:rFonts w:ascii="Consolas" w:hAnsi="Consolas"/>
@@ -13504,7 +14554,72 @@
           <w:iCs/>
           <w:color w:val="FFFFFF" w:themeColor="background1"/>
         </w:rPr>
-        <w:t>&lt;Outlet /&gt;</w:t>
+        <w:t>="</w:t>
+      </w:r>
+      <w:proofErr w:type="spellStart"/>
+      <w:r>
+        <w:rPr>
+          <w:rFonts w:ascii="Consolas" w:hAnsi="Consolas"/>
+          <w:i/>
+          <w:iCs/>
+          <w:color w:val="FFFFFF" w:themeColor="background1"/>
+        </w:rPr>
+        <w:t>main-content</w:t>
+      </w:r>
+      <w:proofErr w:type="spellEnd"/>
+      <w:r>
+        <w:rPr>
+          <w:rFonts w:ascii="Consolas" w:hAnsi="Consolas"/>
+          <w:i/>
+          <w:iCs/>
+          <w:color w:val="FFFFFF" w:themeColor="background1"/>
+        </w:rPr>
+        <w:t>"&gt;</w:t>
+      </w:r>
+    </w:p>
+    <w:p>
+      <w:pPr>
+        <w:shd w:val="clear" w:color="auto" w:fill="AEAAAA" w:themeFill="background2" w:themeFillShade="BF"/>
+        <w:tabs>
+          <w:tab w:val="left" w:pos="284"/>
+          <w:tab w:val="left" w:pos="1418"/>
+        </w:tabs>
+        <w:ind w:left="284"/>
+        <w:rPr>
+          <w:rFonts w:ascii="Consolas" w:hAnsi="Consolas"/>
+          <w:i/>
+          <w:iCs/>
+          <w:color w:val="FFFFFF" w:themeColor="background1"/>
+        </w:rPr>
+      </w:pPr>
+      <w:r>
+        <w:rPr>
+          <w:rFonts w:ascii="Consolas" w:hAnsi="Consolas"/>
+          <w:i/>
+          <w:iCs/>
+          <w:color w:val="FFFFFF" w:themeColor="background1"/>
+        </w:rPr>
+        <w:t>&lt;</w:t>
+      </w:r>
+      <w:proofErr w:type="spellStart"/>
+      <w:r>
+        <w:rPr>
+          <w:rFonts w:ascii="Consolas" w:hAnsi="Consolas"/>
+          <w:i/>
+          <w:iCs/>
+          <w:color w:val="FFFFFF" w:themeColor="background1"/>
+        </w:rPr>
+        <w:t>Outlet</w:t>
+      </w:r>
+      <w:proofErr w:type="spellEnd"/>
+      <w:r>
+        <w:rPr>
+          <w:rFonts w:ascii="Consolas" w:hAnsi="Consolas"/>
+          <w:i/>
+          <w:iCs/>
+          <w:color w:val="FFFFFF" w:themeColor="background1"/>
+        </w:rPr>
+        <w:t xml:space="preserve"> /&gt;</w:t>
       </w:r>
     </w:p>
     <w:p>
@@ -13584,7 +14699,11 @@
         </w:tabs>
       </w:pPr>
       <w:r>
-        <w:t>világos zöld admin</w:t>
+        <w:t xml:space="preserve">világos zöld </w:t>
+      </w:r>
+      <w:proofErr w:type="spellStart"/>
+      <w:r>
+        <w:t>admin</w:t>
       </w:r>
       <w:r>
         <w:rPr>
@@ -13602,7 +14721,11 @@
         <w:t>é</w:t>
       </w:r>
       <w:r>
-        <w:t>ma (`#e8f5e9`, `#c8e6c9`, `#1b5e20`)</w:t>
+        <w:t>ma</w:t>
+      </w:r>
+      <w:proofErr w:type="spellEnd"/>
+      <w:r>
+        <w:t xml:space="preserve"> (`#e8f5e9`, `#c8e6c9`, `#1b5e20`)</w:t>
       </w:r>
     </w:p>
     <w:p>
@@ -13633,8 +14756,13 @@
           <w:tab w:val="left" w:pos="1418"/>
         </w:tabs>
       </w:pPr>
-      <w:r>
-        <w:t>tooltip támogatás összehúzott módban</w:t>
+      <w:proofErr w:type="spellStart"/>
+      <w:r>
+        <w:t>tooltip</w:t>
+      </w:r>
+      <w:proofErr w:type="spellEnd"/>
+      <w:r>
+        <w:t xml:space="preserve"> támogatás összehúzott módban</w:t>
       </w:r>
     </w:p>
     <w:p>
@@ -13650,7 +14778,23 @@
         </w:tabs>
       </w:pPr>
       <w:r>
-        <w:t>letisztult, világos admin háttér (`#fafafa`)</w:t>
+        <w:t xml:space="preserve">letisztult, világos </w:t>
+      </w:r>
+      <w:proofErr w:type="spellStart"/>
+      <w:r>
+        <w:t>admin</w:t>
+      </w:r>
+      <w:proofErr w:type="spellEnd"/>
+      <w:r>
+        <w:t xml:space="preserve"> háttér (`#</w:t>
+      </w:r>
+      <w:proofErr w:type="spellStart"/>
+      <w:r>
+        <w:t>fafafa</w:t>
+      </w:r>
+      <w:proofErr w:type="spellEnd"/>
+      <w:r>
+        <w:t>`)</w:t>
       </w:r>
     </w:p>
     <w:p>
@@ -13687,7 +14831,31 @@
         </w:tabs>
       </w:pPr>
       <w:r>
-        <w:t>A Layout modul biztosítja az admin felület egységes, reszponzív és könnyen használható keretrendszerét.</w:t>
+        <w:t xml:space="preserve">A </w:t>
+      </w:r>
+      <w:proofErr w:type="spellStart"/>
+      <w:r>
+        <w:t>Layout</w:t>
+      </w:r>
+      <w:proofErr w:type="spellEnd"/>
+      <w:r>
+        <w:t xml:space="preserve"> modul biztosítja az </w:t>
+      </w:r>
+      <w:proofErr w:type="spellStart"/>
+      <w:r>
+        <w:t>admin</w:t>
+      </w:r>
+      <w:proofErr w:type="spellEnd"/>
+      <w:r>
+        <w:t xml:space="preserve"> felület egységes, </w:t>
+      </w:r>
+      <w:proofErr w:type="spellStart"/>
+      <w:r>
+        <w:t>reszponzív</w:t>
+      </w:r>
+      <w:proofErr w:type="spellEnd"/>
+      <w:r>
+        <w:t xml:space="preserve"> és könnyen használható keretrendszerét.</w:t>
       </w:r>
     </w:p>
     <w:p>
@@ -13735,7 +14903,15 @@
         </w:tabs>
       </w:pPr>
       <w:r>
-        <w:t>A Notes modulban kezelhetők:</w:t>
+        <w:t xml:space="preserve">A </w:t>
+      </w:r>
+      <w:proofErr w:type="spellStart"/>
+      <w:r>
+        <w:t>Notes</w:t>
+      </w:r>
+      <w:proofErr w:type="spellEnd"/>
+      <w:r>
+        <w:t xml:space="preserve"> modulban kezelhetők:</w:t>
       </w:r>
     </w:p>
     <w:p>
@@ -14622,7 +15798,15 @@
         </w:tabs>
       </w:pPr>
       <w:r>
-        <w:t>A Customers modulhoz kapcsolódó telephelyek kezelése.</w:t>
+        <w:t xml:space="preserve">A </w:t>
+      </w:r>
+      <w:proofErr w:type="spellStart"/>
+      <w:r>
+        <w:t>Customers</w:t>
+      </w:r>
+      <w:proofErr w:type="spellEnd"/>
+      <w:r>
+        <w:t xml:space="preserve"> modulhoz kapcsolódó telephelyek kezelése.</w:t>
       </w:r>
     </w:p>
     <w:p>
@@ -14764,7 +15948,15 @@
         <w:ind w:left="357" w:hanging="357"/>
       </w:pPr>
       <w:r>
-        <w:t>GPS koordináták (Pigeon-Maps segítségével kiválaszthatók),</w:t>
+        <w:t>GPS koordináták (</w:t>
+      </w:r>
+      <w:proofErr w:type="spellStart"/>
+      <w:r>
+        <w:t>Pigeon-Maps</w:t>
+      </w:r>
+      <w:proofErr w:type="spellEnd"/>
+      <w:r>
+        <w:t xml:space="preserve"> segítségével kiválaszthatók),</w:t>
       </w:r>
     </w:p>
     <w:p>
@@ -15599,7 +16791,18 @@
         <w:ind w:left="714" w:hanging="357"/>
       </w:pPr>
       <w:r>
-        <w:t>érvényesség (check-box).</w:t>
+        <w:t>érvényesség (</w:t>
+      </w:r>
+      <w:proofErr w:type="spellStart"/>
+      <w:r>
+        <w:t>check</w:t>
+      </w:r>
+      <w:r>
+        <w:t>box</w:t>
+      </w:r>
+      <w:proofErr w:type="spellEnd"/>
+      <w:r>
+        <w:t>).</w:t>
       </w:r>
     </w:p>
     <w:p>
@@ -16144,6 +17347,7 @@
         </w:rPr>
       </w:pPr>
       <w:bookmarkStart w:id="502" w:name="_Toc226938919"/>
+      <w:proofErr w:type="gramStart"/>
       <w:r>
         <w:rPr>
           <w:rStyle w:val="Ershangslyozs"/>
@@ -16152,20 +17356,29 @@
         <w:t>Elvégzett  munkák</w:t>
       </w:r>
       <w:bookmarkEnd w:id="502"/>
-    </w:p>
-    <w:p>
-      <w:pPr>
-        <w:tabs>
-          <w:tab w:val="left" w:pos="425"/>
-          <w:tab w:val="left" w:pos="1418"/>
-        </w:tabs>
-      </w:pPr>
-      <w:r>
-        <w:t>A Due</w:t>
+      <w:proofErr w:type="gramEnd"/>
+    </w:p>
+    <w:p>
+      <w:pPr>
+        <w:tabs>
+          <w:tab w:val="left" w:pos="425"/>
+          <w:tab w:val="left" w:pos="1418"/>
+        </w:tabs>
+      </w:pPr>
+      <w:r>
+        <w:t xml:space="preserve">A </w:t>
+      </w:r>
+      <w:proofErr w:type="spellStart"/>
+      <w:r>
+        <w:t>Due</w:t>
       </w:r>
       <w:r>
         <w:noBreakHyphen/>
-        <w:t>Contract modulban generált munkalapok aláírt, beszkennelt változata itt tölthető fel.</w:t>
+        <w:t>Contract</w:t>
+      </w:r>
+      <w:proofErr w:type="spellEnd"/>
+      <w:r>
+        <w:t xml:space="preserve"> modulban generált munkalapok aláírt, beszkennelt változata itt tölthető fel.</w:t>
       </w:r>
     </w:p>
     <w:p>
@@ -16388,7 +17601,15 @@
         </w:tabs>
       </w:pPr>
       <w:r>
-        <w:t>A projekt során egy modern webalkalmazás kialakítása volt a cél, amely megfelel a legújabb iparági standardoknak, miközben könnyen skálázható és karbantartható. A következő technológiai stack-et alkalmaztuk a fejlesztés során:</w:t>
+        <w:t xml:space="preserve">A projekt során egy modern webalkalmazás kialakítása volt a cél, amely megfelel a legújabb iparági standardoknak, miközben könnyen skálázható és karbantartható. A következő technológiai </w:t>
+      </w:r>
+      <w:proofErr w:type="spellStart"/>
+      <w:r>
+        <w:t>stack-et</w:t>
+      </w:r>
+      <w:proofErr w:type="spellEnd"/>
+      <w:r>
+        <w:t xml:space="preserve"> alkalmaztuk a fejlesztés során:</w:t>
       </w:r>
     </w:p>
     <w:p>
@@ -16494,15 +17715,44 @@
         <w:spacing w:after="0"/>
         <w:ind w:left="714" w:hanging="357"/>
       </w:pPr>
+      <w:proofErr w:type="spellStart"/>
       <w:r>
         <w:rPr>
           <w:b/>
           <w:bCs/>
         </w:rPr>
-        <w:t>Backend:</w:t>
-      </w:r>
-      <w:r>
-        <w:t>Django + Django REST Framework</w:t>
+        <w:t>Backend</w:t>
+      </w:r>
+      <w:proofErr w:type="spellEnd"/>
+      <w:r>
+        <w:rPr>
+          <w:b/>
+          <w:bCs/>
+        </w:rPr>
+        <w:t>:</w:t>
+      </w:r>
+      <w:r>
+        <w:rPr>
+          <w:b/>
+          <w:bCs/>
+        </w:rPr>
+        <w:t xml:space="preserve"> </w:t>
+      </w:r>
+      <w:proofErr w:type="spellStart"/>
+      <w:r>
+        <w:t>Django</w:t>
+      </w:r>
+      <w:proofErr w:type="spellEnd"/>
+      <w:r>
+        <w:t xml:space="preserve"> + </w:t>
+      </w:r>
+      <w:proofErr w:type="spellStart"/>
+      <w:r>
+        <w:t>Django</w:t>
+      </w:r>
+      <w:proofErr w:type="spellEnd"/>
+      <w:r>
+        <w:t xml:space="preserve"> REST Framework</w:t>
       </w:r>
     </w:p>
     <w:p>
@@ -16526,8 +17776,33 @@
         <w:t>Frontend:</w:t>
       </w:r>
       <w:r>
-        <w:t>React + TypeScript + Vite</w:t>
-      </w:r>
+        <w:rPr>
+          <w:b/>
+          <w:bCs/>
+        </w:rPr>
+        <w:t xml:space="preserve"> </w:t>
+      </w:r>
+      <w:proofErr w:type="spellStart"/>
+      <w:r>
+        <w:t>React</w:t>
+      </w:r>
+      <w:proofErr w:type="spellEnd"/>
+      <w:r>
+        <w:t xml:space="preserve"> + </w:t>
+      </w:r>
+      <w:proofErr w:type="spellStart"/>
+      <w:r>
+        <w:t>TypeScript</w:t>
+      </w:r>
+      <w:proofErr w:type="spellEnd"/>
+      <w:r>
+        <w:t xml:space="preserve"> + </w:t>
+      </w:r>
+      <w:proofErr w:type="spellStart"/>
+      <w:r>
+        <w:t>Vite</w:t>
+      </w:r>
+      <w:proofErr w:type="spellEnd"/>
     </w:p>
     <w:p>
       <w:pPr>
@@ -16551,7 +17826,15 @@
         <w:t>Hitelesítés:</w:t>
       </w:r>
       <w:r>
-        <w:t xml:space="preserve"> JWT token alapú</w:t>
+        <w:t xml:space="preserve"> JWT </w:t>
+      </w:r>
+      <w:proofErr w:type="spellStart"/>
+      <w:r>
+        <w:t>token</w:t>
+      </w:r>
+      <w:proofErr w:type="spellEnd"/>
+      <w:r>
+        <w:t xml:space="preserve"> alapú</w:t>
       </w:r>
     </w:p>
     <w:p>
@@ -16575,7 +17858,27 @@
         <w:t>Adattárolás:</w:t>
       </w:r>
       <w:r>
-        <w:t>SQLite (prototípus), ORM réteg: Django ORM</w:t>
+        <w:rPr>
+          <w:b/>
+          <w:bCs/>
+        </w:rPr>
+        <w:t xml:space="preserve"> </w:t>
+      </w:r>
+      <w:proofErr w:type="spellStart"/>
+      <w:r>
+        <w:t>SQLite</w:t>
+      </w:r>
+      <w:proofErr w:type="spellEnd"/>
+      <w:r>
+        <w:t xml:space="preserve"> (prototípus), ORM réteg: </w:t>
+      </w:r>
+      <w:proofErr w:type="spellStart"/>
+      <w:r>
+        <w:t>Django</w:t>
+      </w:r>
+      <w:proofErr w:type="spellEnd"/>
+      <w:r>
+        <w:t xml:space="preserve"> ORM</w:t>
       </w:r>
     </w:p>
     <w:p>
@@ -16623,7 +17926,19 @@
         <w:t>Fájlkezelés:</w:t>
       </w:r>
       <w:r>
-        <w:t>Django Media Storage (képek, PDF</w:t>
+        <w:rPr>
+          <w:b/>
+          <w:bCs/>
+        </w:rPr>
+        <w:t xml:space="preserve"> </w:t>
+      </w:r>
+      <w:proofErr w:type="spellStart"/>
+      <w:r>
+        <w:t>Django</w:t>
+      </w:r>
+      <w:proofErr w:type="spellEnd"/>
+      <w:r>
+        <w:t xml:space="preserve"> Media Storage (képek, PDF</w:t>
       </w:r>
       <w:r>
         <w:noBreakHyphen/>
@@ -16922,35 +18237,69 @@
           <w:szCs w:val="24"/>
         </w:rPr>
       </w:pPr>
+      <w:proofErr w:type="spellStart"/>
       <w:r>
         <w:rPr>
           <w:b/>
           <w:bCs/>
           <w:szCs w:val="24"/>
         </w:rPr>
-        <w:t>Django (Python)</w:t>
-      </w:r>
-    </w:p>
-    <w:p>
-      <w:pPr>
-        <w:tabs>
-          <w:tab w:val="left" w:pos="425"/>
-          <w:tab w:val="left" w:pos="1418"/>
-        </w:tabs>
-      </w:pPr>
-      <w:r>
-        <w:t>A backend Django keretrendszerre épül, amely robusztus, biztonságos és gyors fejlesztést tesz lehetővé.</w:t>
-      </w:r>
-    </w:p>
-    <w:p>
-      <w:pPr>
-        <w:tabs>
-          <w:tab w:val="left" w:pos="425"/>
-          <w:tab w:val="left" w:pos="1418"/>
-        </w:tabs>
-      </w:pPr>
-      <w:r>
-        <w:t>A Django választását az alábbi tulajdonságai indokolták:</w:t>
+        <w:t>Django</w:t>
+      </w:r>
+      <w:proofErr w:type="spellEnd"/>
+      <w:r>
+        <w:rPr>
+          <w:b/>
+          <w:bCs/>
+          <w:szCs w:val="24"/>
+        </w:rPr>
+        <w:t xml:space="preserve"> (Python)</w:t>
+      </w:r>
+    </w:p>
+    <w:p>
+      <w:pPr>
+        <w:tabs>
+          <w:tab w:val="left" w:pos="425"/>
+          <w:tab w:val="left" w:pos="1418"/>
+        </w:tabs>
+      </w:pPr>
+      <w:r>
+        <w:t xml:space="preserve">A </w:t>
+      </w:r>
+      <w:proofErr w:type="spellStart"/>
+      <w:r>
+        <w:t>backend</w:t>
+      </w:r>
+      <w:proofErr w:type="spellEnd"/>
+      <w:r>
+        <w:t xml:space="preserve"> </w:t>
+      </w:r>
+      <w:proofErr w:type="spellStart"/>
+      <w:r>
+        <w:t>Django</w:t>
+      </w:r>
+      <w:proofErr w:type="spellEnd"/>
+      <w:r>
+        <w:t xml:space="preserve"> keretrendszerre épül, amely robusztus, biztonságos és gyors fejlesztést tesz lehetővé.</w:t>
+      </w:r>
+    </w:p>
+    <w:p>
+      <w:pPr>
+        <w:tabs>
+          <w:tab w:val="left" w:pos="425"/>
+          <w:tab w:val="left" w:pos="1418"/>
+        </w:tabs>
+      </w:pPr>
+      <w:r>
+        <w:t xml:space="preserve">A </w:t>
+      </w:r>
+      <w:proofErr w:type="spellStart"/>
+      <w:r>
+        <w:t>Django</w:t>
+      </w:r>
+      <w:proofErr w:type="spellEnd"/>
+      <w:r>
+        <w:t xml:space="preserve"> választását az alábbi tulajdonságai indokolták:</w:t>
       </w:r>
     </w:p>
     <w:p>
@@ -16989,7 +18338,23 @@
         <w:tab/>
       </w:r>
       <w:r>
-        <w:t>A beépített funkciók — admin felület, ORM, authentikáció, URL</w:t>
+        <w:t xml:space="preserve">A beépített funkciók — </w:t>
+      </w:r>
+      <w:proofErr w:type="spellStart"/>
+      <w:r>
+        <w:t>admin</w:t>
+      </w:r>
+      <w:proofErr w:type="spellEnd"/>
+      <w:r>
+        <w:t xml:space="preserve"> felület, ORM, </w:t>
+      </w:r>
+      <w:proofErr w:type="spellStart"/>
+      <w:r>
+        <w:t>authentikáció</w:t>
+      </w:r>
+      <w:proofErr w:type="spellEnd"/>
+      <w:r>
+        <w:t>, URL</w:t>
       </w:r>
       <w:r>
         <w:noBreakHyphen/>
@@ -17031,7 +18396,15 @@
         <w:tab/>
       </w:r>
       <w:r>
-        <w:t>A Django alapból védelmet nyújt:</w:t>
+        <w:t xml:space="preserve">A </w:t>
+      </w:r>
+      <w:proofErr w:type="spellStart"/>
+      <w:r>
+        <w:t>Django</w:t>
+      </w:r>
+      <w:proofErr w:type="spellEnd"/>
+      <w:r>
+        <w:t xml:space="preserve"> alapból védelmet nyújt:</w:t>
       </w:r>
     </w:p>
     <w:p>
@@ -17049,7 +18422,15 @@
         <w:ind w:left="714" w:hanging="357"/>
       </w:pPr>
       <w:r>
-        <w:t>SQL injection,</w:t>
+        <w:t xml:space="preserve">SQL </w:t>
+      </w:r>
+      <w:proofErr w:type="spellStart"/>
+      <w:r>
+        <w:t>injection</w:t>
+      </w:r>
+      <w:proofErr w:type="spellEnd"/>
+      <w:r>
+        <w:t>,</w:t>
       </w:r>
     </w:p>
     <w:p>
@@ -17103,8 +18484,13 @@
         <w:ind w:left="714" w:hanging="357"/>
       </w:pPr>
       <w:r>
-        <w:t>session hijacking</w:t>
-      </w:r>
+        <w:t xml:space="preserve">session </w:t>
+      </w:r>
+      <w:proofErr w:type="spellStart"/>
+      <w:r>
+        <w:t>hijacking</w:t>
+      </w:r>
+      <w:proofErr w:type="spellEnd"/>
     </w:p>
     <w:p>
       <w:pPr>
@@ -17155,7 +18541,15 @@
         <w:tab/>
       </w:r>
       <w:r>
-        <w:t>A Django jól kezeli:</w:t>
+        <w:t xml:space="preserve">A </w:t>
+      </w:r>
+      <w:proofErr w:type="spellStart"/>
+      <w:r>
+        <w:t>Django</w:t>
+      </w:r>
+      <w:proofErr w:type="spellEnd"/>
+      <w:r>
+        <w:t xml:space="preserve"> jól kezeli:</w:t>
       </w:r>
     </w:p>
     <w:p>
@@ -17233,16 +18627,34 @@
           <w:bCs/>
           <w:szCs w:val="24"/>
         </w:rPr>
-        <w:t>ORM (Object</w:t>
-      </w:r>
+        <w:t>ORM (</w:t>
+      </w:r>
+      <w:proofErr w:type="spellStart"/>
       <w:r>
         <w:rPr>
           <w:b/>
           <w:bCs/>
           <w:szCs w:val="24"/>
         </w:rPr>
+        <w:t>Object</w:t>
+      </w:r>
+      <w:r>
+        <w:rPr>
+          <w:b/>
+          <w:bCs/>
+          <w:szCs w:val="24"/>
+        </w:rPr>
         <w:noBreakHyphen/>
-        <w:t>RelationalMapping)</w:t>
+        <w:t>RelationalMapping</w:t>
+      </w:r>
+      <w:proofErr w:type="spellEnd"/>
+      <w:r>
+        <w:rPr>
+          <w:b/>
+          <w:bCs/>
+          <w:szCs w:val="24"/>
+        </w:rPr>
+        <w:t>)</w:t>
       </w:r>
     </w:p>
     <w:p>
@@ -17310,7 +18722,23 @@
         <w:ind w:left="714" w:hanging="357"/>
       </w:pPr>
       <w:r>
-        <w:t>egyszerűen alakíthatók ki kapcsolatok (ForeignKey, ManyToMany).</w:t>
+        <w:t>egyszerűen alakíthatók ki kapcsolatok (</w:t>
+      </w:r>
+      <w:proofErr w:type="spellStart"/>
+      <w:r>
+        <w:t>ForeignKey</w:t>
+      </w:r>
+      <w:proofErr w:type="spellEnd"/>
+      <w:r>
+        <w:t xml:space="preserve">, </w:t>
+      </w:r>
+      <w:proofErr w:type="spellStart"/>
+      <w:r>
+        <w:t>ManyToMany</w:t>
+      </w:r>
+      <w:proofErr w:type="spellEnd"/>
+      <w:r>
+        <w:t>).</w:t>
       </w:r>
     </w:p>
     <w:p>
@@ -17665,7 +19093,15 @@
       </w:r>
       <w:r>
         <w:noBreakHyphen/>
-        <w:t>t a csapat közösen alakította ki, figyelve a konzisztenciára és az admin felület ergonómiájára.</w:t>
+        <w:t xml:space="preserve">t a csapat közösen alakította ki, figyelve a konzisztenciára és az </w:t>
+      </w:r>
+      <w:proofErr w:type="spellStart"/>
+      <w:r>
+        <w:t>admin</w:t>
+      </w:r>
+      <w:proofErr w:type="spellEnd"/>
+      <w:r>
+        <w:t xml:space="preserve"> felület ergonómiájára.</w:t>
       </w:r>
     </w:p>
     <w:p>
@@ -17680,6 +19116,7 @@
           <w:bCs/>
         </w:rPr>
       </w:pPr>
+      <w:proofErr w:type="spellStart"/>
       <w:r>
         <w:rPr>
           <w:b/>
@@ -17687,6 +19124,7 @@
         </w:rPr>
         <w:t>TypeScript</w:t>
       </w:r>
+      <w:proofErr w:type="spellEnd"/>
     </w:p>
     <w:p>
       <w:pPr>
@@ -17697,7 +19135,15 @@
         <w:ind w:left="360"/>
       </w:pPr>
       <w:r>
-        <w:t>A frontend logikát TypeScript segítségével valósítottuk meg, amely:</w:t>
+        <w:t xml:space="preserve">A frontend logikát </w:t>
+      </w:r>
+      <w:proofErr w:type="spellStart"/>
+      <w:r>
+        <w:t>TypeScript</w:t>
+      </w:r>
+      <w:proofErr w:type="spellEnd"/>
+      <w:r>
+        <w:t xml:space="preserve"> segítségével valósítottuk meg, amely:</w:t>
       </w:r>
     </w:p>
     <w:p>
@@ -17773,7 +19219,15 @@
         <w:ind w:left="360"/>
       </w:pPr>
       <w:r>
-        <w:t>A TypeScript használata különösen előnyös volt az űrlapok, API</w:t>
+        <w:t xml:space="preserve">A </w:t>
+      </w:r>
+      <w:proofErr w:type="spellStart"/>
+      <w:r>
+        <w:t>TypeScript</w:t>
+      </w:r>
+      <w:proofErr w:type="spellEnd"/>
+      <w:r>
+        <w:t xml:space="preserve"> használata különösen előnyös volt az űrlapok, API</w:t>
       </w:r>
       <w:r>
         <w:noBreakHyphen/>
@@ -17806,6 +19260,7 @@
         </w:rPr>
         <w:tab/>
       </w:r>
+      <w:proofErr w:type="spellStart"/>
       <w:r>
         <w:rPr>
           <w:b/>
@@ -17813,6 +19268,7 @@
         </w:rPr>
         <w:t>React</w:t>
       </w:r>
+      <w:proofErr w:type="spellEnd"/>
     </w:p>
     <w:p>
       <w:pPr>
@@ -17825,7 +19281,15 @@
         <w:tab/>
       </w:r>
       <w:r>
-        <w:t>A teljes frontend Reactre épül, amely modern, komponensalapú megközelítést biztosít.</w:t>
+        <w:t xml:space="preserve">A teljes frontend </w:t>
+      </w:r>
+      <w:proofErr w:type="spellStart"/>
+      <w:r>
+        <w:t>Reactre</w:t>
+      </w:r>
+      <w:proofErr w:type="spellEnd"/>
+      <w:r>
+        <w:t xml:space="preserve"> épül, amely modern, komponensalapú megközelítést biztosít.</w:t>
       </w:r>
     </w:p>
     <w:p>
@@ -17839,7 +19303,15 @@
         <w:tab/>
       </w:r>
       <w:r>
-        <w:t>A React előnyei:</w:t>
+        <w:t xml:space="preserve">A </w:t>
+      </w:r>
+      <w:proofErr w:type="spellStart"/>
+      <w:r>
+        <w:t>React</w:t>
+      </w:r>
+      <w:proofErr w:type="spellEnd"/>
+      <w:r>
+        <w:t xml:space="preserve"> előnyei:</w:t>
       </w:r>
     </w:p>
     <w:p>
@@ -17865,7 +19337,11 @@
         <w:t xml:space="preserve">Gyors és interaktív működés </w:t>
       </w:r>
       <w:r>
-        <w:t>a virtuális DOM</w:t>
+        <w:t xml:space="preserve">a virtuális </w:t>
+      </w:r>
+      <w:proofErr w:type="spellStart"/>
+      <w:r>
+        <w:t>DOM</w:t>
       </w:r>
       <w:r>
         <w:rPr>
@@ -17874,7 +19350,11 @@
         <w:t>‑</w:t>
       </w:r>
       <w:r>
-        <w:t>nak k</w:t>
+        <w:t>nak</w:t>
+      </w:r>
+      <w:proofErr w:type="spellEnd"/>
+      <w:r>
+        <w:t xml:space="preserve"> k</w:t>
       </w:r>
       <w:r>
         <w:rPr>
@@ -17977,7 +19457,27 @@
         <w:t>Könnyű integráció</w:t>
       </w:r>
       <w:r>
-        <w:t xml:space="preserve"> a Django backend API</w:t>
+        <w:t xml:space="preserve"> a </w:t>
+      </w:r>
+      <w:proofErr w:type="spellStart"/>
+      <w:r>
+        <w:t>Django</w:t>
+      </w:r>
+      <w:proofErr w:type="spellEnd"/>
+      <w:r>
+        <w:t xml:space="preserve"> </w:t>
+      </w:r>
+      <w:proofErr w:type="spellStart"/>
+      <w:r>
+        <w:t>backend</w:t>
+      </w:r>
+      <w:proofErr w:type="spellEnd"/>
+      <w:r>
+        <w:t xml:space="preserve"> </w:t>
+      </w:r>
+      <w:proofErr w:type="spellStart"/>
+      <w:r>
+        <w:t>API</w:t>
       </w:r>
       <w:r>
         <w:rPr>
@@ -17986,7 +19486,11 @@
         <w:t>‑</w:t>
       </w:r>
       <w:r>
-        <w:t>val.</w:t>
+        <w:t>val</w:t>
+      </w:r>
+      <w:proofErr w:type="spellEnd"/>
+      <w:r>
+        <w:t>.</w:t>
       </w:r>
     </w:p>
     <w:p>
@@ -18000,7 +19504,23 @@
         <w:tab/>
       </w:r>
       <w:r>
-        <w:t>A React különösen jól támogatta az admin felület dinamikus elemeit, például:</w:t>
+        <w:t xml:space="preserve">A </w:t>
+      </w:r>
+      <w:proofErr w:type="spellStart"/>
+      <w:r>
+        <w:t>React</w:t>
+      </w:r>
+      <w:proofErr w:type="spellEnd"/>
+      <w:r>
+        <w:t xml:space="preserve"> különösen jól támogatta az </w:t>
+      </w:r>
+      <w:proofErr w:type="spellStart"/>
+      <w:r>
+        <w:t>admin</w:t>
+      </w:r>
+      <w:proofErr w:type="spellEnd"/>
+      <w:r>
+        <w:t xml:space="preserve"> felület dinamikus elemeit, például:</w:t>
       </w:r>
     </w:p>
     <w:p>
@@ -18054,7 +19574,10 @@
         <w:ind w:hanging="1014"/>
       </w:pPr>
       <w:r>
-        <w:t>szúrési funkciók.</w:t>
+        <w:t>szű</w:t>
+      </w:r>
+      <w:r>
+        <w:t>rési funkciók.</w:t>
       </w:r>
     </w:p>
     <w:p>
@@ -18072,7 +19595,23 @@
         <w:ind w:hanging="1014"/>
       </w:pPr>
       <w:r>
-        <w:t>térképes komponensek (Leaflet / PigeonMaps)</w:t>
+        <w:t>térképes komponensek (</w:t>
+      </w:r>
+      <w:proofErr w:type="spellStart"/>
+      <w:r>
+        <w:t>Leaflet</w:t>
+      </w:r>
+      <w:proofErr w:type="spellEnd"/>
+      <w:r>
+        <w:t xml:space="preserve"> / </w:t>
+      </w:r>
+      <w:proofErr w:type="spellStart"/>
+      <w:r>
+        <w:t>PigeonMaps</w:t>
+      </w:r>
+      <w:proofErr w:type="spellEnd"/>
+      <w:r>
+        <w:t>)</w:t>
       </w:r>
     </w:p>
     <w:p>
@@ -18621,6 +20160,7 @@
           <w:szCs w:val="24"/>
         </w:rPr>
       </w:pPr>
+      <w:proofErr w:type="spellStart"/>
       <w:r>
         <w:rPr>
           <w:b/>
@@ -18629,6 +20169,7 @@
         </w:rPr>
         <w:t>PigeonMaps</w:t>
       </w:r>
+      <w:proofErr w:type="spellEnd"/>
     </w:p>
     <w:p>
       <w:pPr>
@@ -18677,7 +20218,23 @@
         </w:tabs>
       </w:pPr>
       <w:r>
-        <w:t>A kapcsolatfelvételi űrlap és admin értesítések kezeléséhez.</w:t>
+        <w:t xml:space="preserve">A </w:t>
+      </w:r>
+      <w:proofErr w:type="spellStart"/>
+      <w:r>
+        <w:t>kapcsolatfelvételi</w:t>
+      </w:r>
+      <w:proofErr w:type="spellEnd"/>
+      <w:r>
+        <w:t xml:space="preserve"> űrlap és </w:t>
+      </w:r>
+      <w:proofErr w:type="spellStart"/>
+      <w:r>
+        <w:t>admin</w:t>
+      </w:r>
+      <w:proofErr w:type="spellEnd"/>
+      <w:r>
+        <w:t xml:space="preserve"> értesítések kezeléséhez.</w:t>
       </w:r>
     </w:p>
     <w:p>
@@ -18893,7 +20450,15 @@
       </w:r>
       <w:r>
         <w:noBreakHyphen/>
-        <w:t>INSEKTA rendszer adatmodellje a kártevőirtó vállalkozás működéséhez szükséges összes alapadatot és üzleti folyamatot lefedi. A modell relációs adatbázisra épül (Django ORM), ahol az entitások között egyértelmű, jól definiált kapcsolatok biztosítják:</w:t>
+        <w:t>INSEKTA rendszer adatmodellje a kártevőirtó vállalkozás működéséhez szükséges összes alapadatot és üzleti folyamatot lefedi. A modell relációs adatbázisra épül (</w:t>
+      </w:r>
+      <w:proofErr w:type="spellStart"/>
+      <w:r>
+        <w:t>Django</w:t>
+      </w:r>
+      <w:proofErr w:type="spellEnd"/>
+      <w:r>
+        <w:t xml:space="preserve"> ORM), ahol az entitások között egyértelmű, jól definiált kapcsolatok biztosítják:</w:t>
       </w:r>
     </w:p>
     <w:p>
@@ -18992,11 +20557,19 @@
         </w:rPr>
       </w:pPr>
       <w:bookmarkStart w:id="675" w:name="_Toc226938956"/>
+      <w:proofErr w:type="spellStart"/>
       <w:r>
         <w:rPr>
           <w:rStyle w:val="Cmsor2Char"/>
         </w:rPr>
-        <w:t>Owner – Cégadatok</w:t>
+        <w:t>Owner</w:t>
+      </w:r>
+      <w:proofErr w:type="spellEnd"/>
+      <w:r>
+        <w:rPr>
+          <w:rStyle w:val="Cmsor2Char"/>
+        </w:rPr>
+        <w:t xml:space="preserve"> – Cégadatok</w:t>
       </w:r>
       <w:bookmarkEnd w:id="675"/>
     </w:p>
@@ -19112,8 +20685,13 @@
         <w:spacing w:after="0"/>
         <w:ind w:left="782" w:hanging="357"/>
       </w:pPr>
-      <w:r>
-        <w:t>id:</w:t>
+      <w:proofErr w:type="spellStart"/>
+      <w:r>
+        <w:t>id</w:t>
+      </w:r>
+      <w:proofErr w:type="spellEnd"/>
+      <w:r>
+        <w:t>:</w:t>
       </w:r>
       <w:r>
         <w:tab/>
@@ -19139,8 +20717,13 @@
         <w:spacing w:after="0"/>
         <w:ind w:left="782" w:hanging="357"/>
       </w:pPr>
-      <w:r>
-        <w:t>ownerName:</w:t>
+      <w:proofErr w:type="spellStart"/>
+      <w:r>
+        <w:t>ownerName</w:t>
+      </w:r>
+      <w:proofErr w:type="spellEnd"/>
+      <w:r>
+        <w:t>:</w:t>
       </w:r>
       <w:r>
         <w:tab/>
@@ -19165,8 +20748,13 @@
         <w:spacing w:after="0"/>
         <w:ind w:left="782" w:hanging="357"/>
       </w:pPr>
-      <w:r>
-        <w:t>ownerVat:</w:t>
+      <w:proofErr w:type="spellStart"/>
+      <w:r>
+        <w:t>ownerVat</w:t>
+      </w:r>
+      <w:proofErr w:type="spellEnd"/>
+      <w:r>
+        <w:t>:</w:t>
       </w:r>
       <w:r>
         <w:tab/>
@@ -19195,8 +20783,13 @@
         <w:spacing w:after="0"/>
         <w:ind w:left="782" w:hanging="357"/>
       </w:pPr>
-      <w:r>
-        <w:t xml:space="preserve">ownerAddress: </w:t>
+      <w:proofErr w:type="spellStart"/>
+      <w:r>
+        <w:t>ownerAddress</w:t>
+      </w:r>
+      <w:proofErr w:type="spellEnd"/>
+      <w:r>
+        <w:t xml:space="preserve">: </w:t>
       </w:r>
       <w:r>
         <w:tab/>
@@ -19219,8 +20812,13 @@
         <w:spacing w:after="0"/>
         <w:ind w:left="782" w:hanging="357"/>
       </w:pPr>
-      <w:r>
-        <w:t>ownerPermission:</w:t>
+      <w:proofErr w:type="spellStart"/>
+      <w:r>
+        <w:t>ownerPermission</w:t>
+      </w:r>
+      <w:proofErr w:type="spellEnd"/>
+      <w:r>
+        <w:t>:</w:t>
       </w:r>
       <w:r>
         <w:tab/>
@@ -19240,8 +20838,13 @@
         <w:spacing w:after="0"/>
         <w:ind w:left="782" w:hanging="357"/>
       </w:pPr>
-      <w:r>
-        <w:t>ownerPhone:</w:t>
+      <w:proofErr w:type="spellStart"/>
+      <w:r>
+        <w:t>ownerPhone</w:t>
+      </w:r>
+      <w:proofErr w:type="spellEnd"/>
+      <w:r>
+        <w:t>:</w:t>
       </w:r>
       <w:r>
         <w:tab/>
@@ -19264,8 +20867,13 @@
         <w:spacing w:after="0"/>
         <w:ind w:left="782" w:hanging="357"/>
       </w:pPr>
-      <w:r>
-        <w:t>ownerMail:</w:t>
+      <w:proofErr w:type="spellStart"/>
+      <w:r>
+        <w:t>ownerMail</w:t>
+      </w:r>
+      <w:proofErr w:type="spellEnd"/>
+      <w:r>
+        <w:t>:</w:t>
       </w:r>
       <w:r>
         <w:tab/>
@@ -19288,8 +20896,13 @@
         <w:spacing w:after="0"/>
         <w:ind w:left="782" w:hanging="357"/>
       </w:pPr>
-      <w:r>
-        <w:t>ownerPostCode:</w:t>
+      <w:proofErr w:type="spellStart"/>
+      <w:r>
+        <w:t>ownerPostCode</w:t>
+      </w:r>
+      <w:proofErr w:type="spellEnd"/>
+      <w:r>
+        <w:t>:</w:t>
       </w:r>
       <w:r>
         <w:tab/>
@@ -19309,8 +20922,13 @@
         <w:spacing w:after="0"/>
         <w:ind w:left="782" w:hanging="357"/>
       </w:pPr>
-      <w:r>
-        <w:t>ownerWorker:</w:t>
+      <w:proofErr w:type="spellStart"/>
+      <w:r>
+        <w:t>ownerWorker</w:t>
+      </w:r>
+      <w:proofErr w:type="spellEnd"/>
+      <w:r>
+        <w:t>:</w:t>
       </w:r>
       <w:r>
         <w:tab/>
@@ -19483,8 +21101,13 @@
           </wp:anchor>
         </w:drawing>
       </w:r>
-      <w:r>
-        <w:t>id:</w:t>
+      <w:proofErr w:type="spellStart"/>
+      <w:r>
+        <w:t>id</w:t>
+      </w:r>
+      <w:proofErr w:type="spellEnd"/>
+      <w:r>
+        <w:t>:</w:t>
       </w:r>
       <w:r>
         <w:tab/>
@@ -19510,8 +21133,13 @@
         <w:spacing w:after="0"/>
         <w:ind w:left="782" w:hanging="357"/>
       </w:pPr>
-      <w:r>
-        <w:t>customerName:</w:t>
+      <w:proofErr w:type="spellStart"/>
+      <w:r>
+        <w:t>customerName</w:t>
+      </w:r>
+      <w:proofErr w:type="spellEnd"/>
+      <w:r>
+        <w:t>:</w:t>
       </w:r>
       <w:r>
         <w:tab/>
@@ -19534,8 +21162,13 @@
         <w:spacing w:after="0"/>
         <w:ind w:left="782" w:hanging="357"/>
       </w:pPr>
-      <w:r>
-        <w:t>customerCity:</w:t>
+      <w:proofErr w:type="spellStart"/>
+      <w:r>
+        <w:t>customerCity</w:t>
+      </w:r>
+      <w:proofErr w:type="spellEnd"/>
+      <w:r>
+        <w:t>:</w:t>
       </w:r>
       <w:r>
         <w:tab/>
@@ -19555,8 +21188,13 @@
         <w:spacing w:after="0"/>
         <w:ind w:left="782" w:hanging="357"/>
       </w:pPr>
-      <w:r>
-        <w:t xml:space="preserve">customerAddress: </w:t>
+      <w:proofErr w:type="spellStart"/>
+      <w:r>
+        <w:t>customerAddress</w:t>
+      </w:r>
+      <w:proofErr w:type="spellEnd"/>
+      <w:r>
+        <w:t xml:space="preserve">: </w:t>
       </w:r>
       <w:r>
         <w:tab/>
@@ -19579,8 +21217,13 @@
         <w:spacing w:after="0"/>
         <w:ind w:left="782" w:hanging="357"/>
       </w:pPr>
-      <w:r>
-        <w:t>customerMail:</w:t>
+      <w:proofErr w:type="spellStart"/>
+      <w:r>
+        <w:t>customerMail</w:t>
+      </w:r>
+      <w:proofErr w:type="spellEnd"/>
+      <w:r>
+        <w:t>:</w:t>
       </w:r>
       <w:r>
         <w:tab/>
@@ -19600,8 +21243,13 @@
         <w:spacing w:after="0"/>
         <w:ind w:left="782" w:hanging="357"/>
       </w:pPr>
-      <w:r>
-        <w:t>customerPostCode:</w:t>
+      <w:proofErr w:type="spellStart"/>
+      <w:r>
+        <w:t>customerPostCode</w:t>
+      </w:r>
+      <w:proofErr w:type="spellEnd"/>
+      <w:r>
+        <w:t>:</w:t>
       </w:r>
       <w:r>
         <w:tab/>
@@ -19621,8 +21269,13 @@
         <w:spacing w:after="0"/>
         <w:ind w:left="782" w:hanging="357"/>
       </w:pPr>
-      <w:r>
-        <w:t>customerVat:</w:t>
+      <w:proofErr w:type="spellStart"/>
+      <w:r>
+        <w:t>customerVat</w:t>
+      </w:r>
+      <w:proofErr w:type="spellEnd"/>
+      <w:r>
+        <w:t>:</w:t>
       </w:r>
       <w:r>
         <w:tab/>
@@ -19671,7 +21324,23 @@
           <w:b/>
           <w:bCs/>
         </w:rPr>
-        <w:t>1 → N kapcsolat a Locations táblával</w:t>
+        <w:t xml:space="preserve">1 → N kapcsolat a </w:t>
+      </w:r>
+      <w:proofErr w:type="spellStart"/>
+      <w:r>
+        <w:rPr>
+          <w:b/>
+          <w:bCs/>
+        </w:rPr>
+        <w:t>Locations</w:t>
+      </w:r>
+      <w:proofErr w:type="spellEnd"/>
+      <w:r>
+        <w:rPr>
+          <w:b/>
+          <w:bCs/>
+        </w:rPr>
+        <w:t xml:space="preserve"> táblával</w:t>
       </w:r>
       <w:r>
         <w:t xml:space="preserve"> Egy ügyfélnek több telephelye lehet.</w:t>
@@ -19795,8 +21464,13 @@
         <w:spacing w:after="0"/>
         <w:ind w:left="782" w:hanging="357"/>
       </w:pPr>
-      <w:r>
-        <w:t>id:</w:t>
+      <w:proofErr w:type="spellStart"/>
+      <w:r>
+        <w:t>id</w:t>
+      </w:r>
+      <w:proofErr w:type="spellEnd"/>
+      <w:r>
+        <w:t>:</w:t>
       </w:r>
       <w:r>
         <w:tab/>
@@ -19822,8 +21496,13 @@
         <w:spacing w:after="0"/>
         <w:ind w:left="782" w:hanging="357"/>
       </w:pPr>
-      <w:r>
-        <w:t>locationName:</w:t>
+      <w:proofErr w:type="spellStart"/>
+      <w:r>
+        <w:t>locationName</w:t>
+      </w:r>
+      <w:proofErr w:type="spellEnd"/>
+      <w:r>
+        <w:t>:</w:t>
       </w:r>
       <w:r>
         <w:tab/>
@@ -19846,8 +21525,13 @@
         <w:spacing w:after="0"/>
         <w:ind w:left="782" w:hanging="357"/>
       </w:pPr>
-      <w:r>
-        <w:t>locationCity:</w:t>
+      <w:proofErr w:type="spellStart"/>
+      <w:r>
+        <w:t>locationCity</w:t>
+      </w:r>
+      <w:proofErr w:type="spellEnd"/>
+      <w:r>
+        <w:t>:</w:t>
       </w:r>
       <w:r>
         <w:tab/>
@@ -19870,8 +21554,13 @@
         <w:spacing w:after="0"/>
         <w:ind w:left="782" w:hanging="357"/>
       </w:pPr>
-      <w:r>
-        <w:t xml:space="preserve">locationAddress: </w:t>
+      <w:proofErr w:type="spellStart"/>
+      <w:r>
+        <w:t>locationAddress</w:t>
+      </w:r>
+      <w:proofErr w:type="spellEnd"/>
+      <w:r>
+        <w:t xml:space="preserve">: </w:t>
       </w:r>
       <w:r>
         <w:tab/>
@@ -19894,8 +21583,13 @@
         <w:spacing w:after="0"/>
         <w:ind w:left="782" w:hanging="357"/>
       </w:pPr>
-      <w:r>
-        <w:t>locationMail:</w:t>
+      <w:proofErr w:type="spellStart"/>
+      <w:r>
+        <w:t>locationMail</w:t>
+      </w:r>
+      <w:proofErr w:type="spellEnd"/>
+      <w:r>
+        <w:t>:</w:t>
       </w:r>
       <w:r>
         <w:tab/>
@@ -19921,8 +21615,21 @@
         <w:spacing w:after="0"/>
         <w:ind w:left="782" w:hanging="357"/>
       </w:pPr>
-      <w:r>
-        <w:t>locationCustomer_id: azon ügyfél kódja, amelynek a telephelye</w:t>
+      <w:proofErr w:type="spellStart"/>
+      <w:r>
+        <w:t>locationCustomer</w:t>
+      </w:r>
+      <w:proofErr w:type="spellEnd"/>
+      <w:r>
+        <w:t>_</w:t>
+      </w:r>
+      <w:proofErr w:type="spellStart"/>
+      <w:r>
+        <w:t>id</w:t>
+      </w:r>
+      <w:proofErr w:type="spellEnd"/>
+      <w:r>
+        <w:t>: azon ügyfél kódja, amelynek a telephelye</w:t>
       </w:r>
     </w:p>
     <w:p>
@@ -19938,11 +21645,16 @@
         <w:spacing w:after="0"/>
         <w:ind w:left="782" w:hanging="357"/>
       </w:pPr>
+      <w:proofErr w:type="spellStart"/>
       <w:r>
         <w:t>location</w:t>
       </w:r>
       <w:r>
-        <w:t>PostCode:</w:t>
+        <w:t>PostCode</w:t>
+      </w:r>
+      <w:proofErr w:type="spellEnd"/>
+      <w:r>
+        <w:t>:</w:t>
       </w:r>
       <w:r>
         <w:tab/>
@@ -19967,9 +21679,11 @@
         <w:spacing w:after="0"/>
         <w:ind w:left="782" w:hanging="357"/>
       </w:pPr>
+      <w:proofErr w:type="spellStart"/>
       <w:r>
         <w:t>locationURL</w:t>
       </w:r>
+      <w:proofErr w:type="spellEnd"/>
       <w:r>
         <w:t>:</w:t>
       </w:r>
@@ -20002,8 +21716,13 @@
         <w:spacing w:after="0"/>
         <w:ind w:left="782" w:hanging="357"/>
       </w:pPr>
-      <w:r>
-        <w:t>locationLat:</w:t>
+      <w:proofErr w:type="spellStart"/>
+      <w:r>
+        <w:t>locationLat</w:t>
+      </w:r>
+      <w:proofErr w:type="spellEnd"/>
+      <w:r>
+        <w:t>:</w:t>
       </w:r>
       <w:r>
         <w:tab/>
@@ -20026,8 +21745,13 @@
         <w:spacing w:after="0"/>
         <w:ind w:left="782" w:hanging="357"/>
       </w:pPr>
-      <w:r>
-        <w:t>locationLng:</w:t>
+      <w:proofErr w:type="spellStart"/>
+      <w:r>
+        <w:t>locationLng</w:t>
+      </w:r>
+      <w:proofErr w:type="spellEnd"/>
+      <w:r>
+        <w:t>:</w:t>
       </w:r>
       <w:r>
         <w:tab/>
@@ -20080,7 +21804,23 @@
           <w:b/>
           <w:bCs/>
         </w:rPr>
-        <w:t>N → 1 Customer</w:t>
+        <w:t xml:space="preserve">N → 1 </w:t>
+      </w:r>
+      <w:proofErr w:type="spellStart"/>
+      <w:r>
+        <w:rPr>
+          <w:b/>
+          <w:bCs/>
+        </w:rPr>
+        <w:t>Customer</w:t>
+      </w:r>
+      <w:proofErr w:type="spellEnd"/>
+      <w:r>
+        <w:rPr>
+          <w:b/>
+          <w:bCs/>
+        </w:rPr>
+        <w:t xml:space="preserve"> </w:t>
       </w:r>
       <w:r>
         <w:t xml:space="preserve">Egy </w:t>
@@ -20114,8 +21854,17 @@
           <w:b/>
           <w:bCs/>
         </w:rPr>
-        <w:t>1 → N Contracts</w:t>
-      </w:r>
+        <w:t xml:space="preserve">1 → N </w:t>
+      </w:r>
+      <w:proofErr w:type="spellStart"/>
+      <w:r>
+        <w:rPr>
+          <w:b/>
+          <w:bCs/>
+        </w:rPr>
+        <w:t>Contracts</w:t>
+      </w:r>
+      <w:proofErr w:type="spellEnd"/>
       <w:r>
         <w:t xml:space="preserve"> Egy telephelyhez több szerződés tartozhat.</w:t>
       </w:r>
@@ -20250,8 +21999,13 @@
           </wp:anchor>
         </w:drawing>
       </w:r>
-      <w:r>
-        <w:t>id:</w:t>
+      <w:proofErr w:type="spellStart"/>
+      <w:r>
+        <w:t>id</w:t>
+      </w:r>
+      <w:proofErr w:type="spellEnd"/>
+      <w:r>
+        <w:t>:</w:t>
       </w:r>
       <w:r>
         <w:tab/>
@@ -20279,8 +22033,13 @@
         <w:spacing w:after="0"/>
         <w:ind w:left="714" w:hanging="357"/>
       </w:pPr>
-      <w:r>
-        <w:t>serviceName:</w:t>
+      <w:proofErr w:type="spellStart"/>
+      <w:r>
+        <w:t>serviceName</w:t>
+      </w:r>
+      <w:proofErr w:type="spellEnd"/>
+      <w:r>
+        <w:t>:</w:t>
       </w:r>
       <w:r>
         <w:tab/>
@@ -20333,8 +22092,17 @@
           <w:b/>
           <w:bCs/>
         </w:rPr>
-        <w:t>1 → N Contract</w:t>
-      </w:r>
+        <w:t xml:space="preserve">1 → N </w:t>
+      </w:r>
+      <w:proofErr w:type="spellStart"/>
+      <w:r>
+        <w:rPr>
+          <w:b/>
+          <w:bCs/>
+        </w:rPr>
+        <w:t>Contract</w:t>
+      </w:r>
+      <w:proofErr w:type="spellEnd"/>
       <w:r>
         <w:tab/>
       </w:r>
@@ -20529,8 +22297,13 @@
         <w:spacing w:after="0"/>
         <w:ind w:left="714" w:hanging="357"/>
       </w:pPr>
-      <w:r>
-        <w:t>id:</w:t>
+      <w:proofErr w:type="spellStart"/>
+      <w:r>
+        <w:t>id</w:t>
+      </w:r>
+      <w:proofErr w:type="spellEnd"/>
+      <w:r>
+        <w:t>:</w:t>
       </w:r>
       <w:r>
         <w:tab/>
@@ -20559,8 +22332,13 @@
         <w:spacing w:after="0"/>
         <w:ind w:left="714" w:hanging="357"/>
       </w:pPr>
-      <w:r>
-        <w:t>contactPrice:</w:t>
+      <w:proofErr w:type="spellStart"/>
+      <w:r>
+        <w:t>contactPrice</w:t>
+      </w:r>
+      <w:proofErr w:type="spellEnd"/>
+      <w:r>
+        <w:t>:</w:t>
       </w:r>
       <w:r>
         <w:tab/>
@@ -20586,8 +22364,13 @@
         <w:spacing w:after="0"/>
         <w:ind w:left="714" w:hanging="357"/>
       </w:pPr>
-      <w:r>
-        <w:t>contractStart:</w:t>
+      <w:proofErr w:type="spellStart"/>
+      <w:r>
+        <w:t>contractStart</w:t>
+      </w:r>
+      <w:proofErr w:type="spellEnd"/>
+      <w:r>
+        <w:t>:</w:t>
       </w:r>
       <w:r>
         <w:tab/>
@@ -20613,8 +22396,13 @@
         <w:spacing w:after="0"/>
         <w:ind w:left="714" w:hanging="357"/>
       </w:pPr>
-      <w:r>
-        <w:t>contractValid:</w:t>
+      <w:proofErr w:type="spellStart"/>
+      <w:r>
+        <w:t>contractValid</w:t>
+      </w:r>
+      <w:proofErr w:type="spellEnd"/>
+      <w:r>
+        <w:t>:</w:t>
       </w:r>
       <w:r>
         <w:tab/>
@@ -20642,8 +22430,13 @@
         <w:spacing w:after="0"/>
         <w:ind w:left="714" w:hanging="357"/>
       </w:pPr>
-      <w:r>
-        <w:t>contractFrequencyMonth:</w:t>
+      <w:proofErr w:type="spellStart"/>
+      <w:r>
+        <w:t>contractFrequencyMonth</w:t>
+      </w:r>
+      <w:proofErr w:type="spellEnd"/>
+      <w:r>
+        <w:t>:</w:t>
       </w:r>
       <w:r>
         <w:tab/>
@@ -20663,8 +22456,21 @@
         <w:spacing w:after="0"/>
         <w:ind w:left="714" w:hanging="357"/>
       </w:pPr>
-      <w:r>
-        <w:t>contractLocationName_Id:</w:t>
+      <w:proofErr w:type="spellStart"/>
+      <w:r>
+        <w:t>contractLocationName</w:t>
+      </w:r>
+      <w:proofErr w:type="spellEnd"/>
+      <w:r>
+        <w:t>_</w:t>
+      </w:r>
+      <w:proofErr w:type="spellStart"/>
+      <w:r>
+        <w:t>Id</w:t>
+      </w:r>
+      <w:proofErr w:type="spellEnd"/>
+      <w:r>
+        <w:t>:</w:t>
       </w:r>
       <w:r>
         <w:tab/>
@@ -20686,8 +22492,21 @@
         <w:spacing w:after="0"/>
         <w:ind w:left="714" w:hanging="357"/>
       </w:pPr>
-      <w:r>
-        <w:t>contractServiceName_Id:</w:t>
+      <w:proofErr w:type="spellStart"/>
+      <w:r>
+        <w:t>contractServiceName</w:t>
+      </w:r>
+      <w:proofErr w:type="spellEnd"/>
+      <w:r>
+        <w:t>_</w:t>
+      </w:r>
+      <w:proofErr w:type="spellStart"/>
+      <w:r>
+        <w:t>Id</w:t>
+      </w:r>
+      <w:proofErr w:type="spellEnd"/>
+      <w:r>
+        <w:t>:</w:t>
       </w:r>
       <w:r>
         <w:tab/>
@@ -20707,8 +22526,21 @@
         <w:spacing w:after="0"/>
         <w:ind w:left="714" w:hanging="357"/>
       </w:pPr>
-      <w:r>
-        <w:t>contractCustomerName_Id:</w:t>
+      <w:proofErr w:type="spellStart"/>
+      <w:r>
+        <w:t>contractCustomerName</w:t>
+      </w:r>
+      <w:proofErr w:type="spellEnd"/>
+      <w:r>
+        <w:t>_</w:t>
+      </w:r>
+      <w:proofErr w:type="spellStart"/>
+      <w:r>
+        <w:t>Id</w:t>
+      </w:r>
+      <w:proofErr w:type="spellEnd"/>
+      <w:r>
+        <w:t>:</w:t>
       </w:r>
       <w:r>
         <w:tab/>
@@ -20746,8 +22578,17 @@
           <w:b/>
           <w:bCs/>
         </w:rPr>
-        <w:t>N → 1 Location</w:t>
-      </w:r>
+        <w:t xml:space="preserve">N → 1 </w:t>
+      </w:r>
+      <w:proofErr w:type="spellStart"/>
+      <w:r>
+        <w:rPr>
+          <w:b/>
+          <w:bCs/>
+        </w:rPr>
+        <w:t>Location</w:t>
+      </w:r>
+      <w:proofErr w:type="spellEnd"/>
     </w:p>
     <w:p>
       <w:pPr>
@@ -20765,8 +22606,17 @@
           <w:b/>
           <w:bCs/>
         </w:rPr>
-        <w:t>N → 1 Customer</w:t>
-      </w:r>
+        <w:t xml:space="preserve">N → 1 </w:t>
+      </w:r>
+      <w:proofErr w:type="spellStart"/>
+      <w:r>
+        <w:rPr>
+          <w:b/>
+          <w:bCs/>
+        </w:rPr>
+        <w:t>Customer</w:t>
+      </w:r>
+      <w:proofErr w:type="spellEnd"/>
     </w:p>
     <w:p>
       <w:pPr>
@@ -20830,7 +22680,15 @@
         </w:tabs>
       </w:pPr>
       <w:r>
-        <w:t>A DueContract modul az itt tárolt adatokból számolja az esedékességet.</w:t>
+        <w:t xml:space="preserve">A </w:t>
+      </w:r>
+      <w:proofErr w:type="spellStart"/>
+      <w:r>
+        <w:t>DueContract</w:t>
+      </w:r>
+      <w:proofErr w:type="spellEnd"/>
+      <w:r>
+        <w:t xml:space="preserve"> modul az itt tárolt adatokból számolja az esedékességet.</w:t>
       </w:r>
     </w:p>
     <w:p>
@@ -20948,8 +22806,13 @@
           </wp:anchor>
         </w:drawing>
       </w:r>
-      <w:r>
-        <w:t>id:</w:t>
+      <w:proofErr w:type="spellStart"/>
+      <w:r>
+        <w:t>id</w:t>
+      </w:r>
+      <w:proofErr w:type="spellEnd"/>
+      <w:r>
+        <w:t>:</w:t>
       </w:r>
       <w:r>
         <w:tab/>
@@ -20978,8 +22841,13 @@
         <w:spacing w:after="0"/>
         <w:ind w:left="714" w:hanging="357"/>
       </w:pPr>
-      <w:r>
-        <w:t>jobPrice:</w:t>
+      <w:proofErr w:type="spellStart"/>
+      <w:r>
+        <w:t>jobPrice</w:t>
+      </w:r>
+      <w:proofErr w:type="spellEnd"/>
+      <w:r>
+        <w:t>:</w:t>
       </w:r>
       <w:r>
         <w:tab/>
@@ -21005,8 +22873,13 @@
         <w:spacing w:after="0"/>
         <w:ind w:left="714" w:hanging="357"/>
       </w:pPr>
-      <w:r>
-        <w:t>jobStart:</w:t>
+      <w:proofErr w:type="spellStart"/>
+      <w:r>
+        <w:t>jobStart</w:t>
+      </w:r>
+      <w:proofErr w:type="spellEnd"/>
+      <w:r>
+        <w:t>:</w:t>
       </w:r>
       <w:r>
         <w:tab/>
@@ -21032,8 +22905,13 @@
         <w:spacing w:after="0"/>
         <w:ind w:left="714" w:hanging="357"/>
       </w:pPr>
-      <w:r>
-        <w:t>contractValid:</w:t>
+      <w:proofErr w:type="spellStart"/>
+      <w:r>
+        <w:t>contractValid</w:t>
+      </w:r>
+      <w:proofErr w:type="spellEnd"/>
+      <w:r>
+        <w:t>:</w:t>
       </w:r>
       <w:r>
         <w:tab/>
@@ -21061,8 +22939,13 @@
         <w:spacing w:after="0"/>
         <w:ind w:left="714" w:hanging="357"/>
       </w:pPr>
-      <w:r>
-        <w:t>contractFrequencyMonth:</w:t>
+      <w:proofErr w:type="spellStart"/>
+      <w:r>
+        <w:t>contractFrequencyMonth</w:t>
+      </w:r>
+      <w:proofErr w:type="spellEnd"/>
+      <w:r>
+        <w:t>:</w:t>
       </w:r>
       <w:r>
         <w:tab/>
@@ -21082,8 +22965,21 @@
         <w:spacing w:after="0"/>
         <w:ind w:left="714" w:hanging="357"/>
       </w:pPr>
-      <w:r>
-        <w:t>jobLocationName_Id:</w:t>
+      <w:proofErr w:type="spellStart"/>
+      <w:r>
+        <w:t>jobLocationName</w:t>
+      </w:r>
+      <w:proofErr w:type="spellEnd"/>
+      <w:r>
+        <w:t>_</w:t>
+      </w:r>
+      <w:proofErr w:type="spellStart"/>
+      <w:r>
+        <w:t>Id</w:t>
+      </w:r>
+      <w:proofErr w:type="spellEnd"/>
+      <w:r>
+        <w:t>:</w:t>
       </w:r>
       <w:r>
         <w:tab/>
@@ -21106,8 +23002,21 @@
         <w:spacing w:after="0"/>
         <w:ind w:left="714" w:hanging="357"/>
       </w:pPr>
-      <w:r>
-        <w:t>jobServiceName_Id:</w:t>
+      <w:proofErr w:type="spellStart"/>
+      <w:r>
+        <w:t>jobServiceName</w:t>
+      </w:r>
+      <w:proofErr w:type="spellEnd"/>
+      <w:r>
+        <w:t>_</w:t>
+      </w:r>
+      <w:proofErr w:type="spellStart"/>
+      <w:r>
+        <w:t>Id</w:t>
+      </w:r>
+      <w:proofErr w:type="spellEnd"/>
+      <w:r>
+        <w:t>:</w:t>
       </w:r>
       <w:r>
         <w:tab/>
@@ -21130,8 +23039,13 @@
         <w:spacing w:after="0"/>
         <w:ind w:left="714" w:hanging="357"/>
       </w:pPr>
-      <w:r>
-        <w:t>jobURL:</w:t>
+      <w:proofErr w:type="spellStart"/>
+      <w:r>
+        <w:t>jobURL</w:t>
+      </w:r>
+      <w:proofErr w:type="spellEnd"/>
+      <w:r>
+        <w:t>:</w:t>
       </w:r>
       <w:r>
         <w:tab/>
@@ -21157,9 +23071,14 @@
         <w:spacing w:after="0"/>
         <w:ind w:left="714" w:hanging="357"/>
       </w:pPr>
+      <w:proofErr w:type="spellStart"/>
       <w:r>
         <w:lastRenderedPageBreak/>
-        <w:t>jobContractId:</w:t>
+        <w:t>jobContractId</w:t>
+      </w:r>
+      <w:proofErr w:type="spellEnd"/>
+      <w:r>
+        <w:t>:</w:t>
       </w:r>
       <w:r>
         <w:tab/>
@@ -21185,8 +23104,21 @@
         <w:spacing w:after="0"/>
         <w:ind w:left="714" w:hanging="357"/>
       </w:pPr>
-      <w:r>
-        <w:t>jobCustomer_Id:</w:t>
+      <w:proofErr w:type="spellStart"/>
+      <w:r>
+        <w:t>jobCustomer</w:t>
+      </w:r>
+      <w:proofErr w:type="spellEnd"/>
+      <w:r>
+        <w:t>_</w:t>
+      </w:r>
+      <w:proofErr w:type="spellStart"/>
+      <w:r>
+        <w:t>Id</w:t>
+      </w:r>
+      <w:proofErr w:type="spellEnd"/>
+      <w:r>
+        <w:t>:</w:t>
       </w:r>
       <w:r>
         <w:tab/>
@@ -21209,8 +23141,13 @@
         <w:spacing w:after="0"/>
         <w:ind w:left="714" w:hanging="357"/>
       </w:pPr>
-      <w:r>
-        <w:t>jobRemark:</w:t>
+      <w:proofErr w:type="spellStart"/>
+      <w:r>
+        <w:t>jobRemark</w:t>
+      </w:r>
+      <w:proofErr w:type="spellEnd"/>
+      <w:r>
+        <w:t>:</w:t>
       </w:r>
       <w:r>
         <w:tab/>
@@ -21266,8 +23203,17 @@
           <w:b/>
           <w:bCs/>
         </w:rPr>
-        <w:t>N → 1 Contract</w:t>
-      </w:r>
+        <w:t xml:space="preserve">N → 1 </w:t>
+      </w:r>
+      <w:proofErr w:type="spellStart"/>
+      <w:r>
+        <w:rPr>
+          <w:b/>
+          <w:bCs/>
+        </w:rPr>
+        <w:t>Contract</w:t>
+      </w:r>
+      <w:proofErr w:type="spellEnd"/>
     </w:p>
     <w:p>
       <w:pPr>
@@ -21363,9 +23309,11 @@
           <w:tab w:val="left" w:pos="1418"/>
         </w:tabs>
       </w:pPr>
+      <w:proofErr w:type="spellStart"/>
       <w:r>
         <w:t>Customer-Location-Contract-Service-Job</w:t>
       </w:r>
+      <w:proofErr w:type="spellEnd"/>
     </w:p>
     <w:bookmarkEnd w:id="682"/>
     <w:p>
@@ -21430,11 +23378,16 @@
         <w:pStyle w:val="Cmsor2"/>
       </w:pPr>
       <w:bookmarkStart w:id="683" w:name="_Toc226938963"/>
+      <w:proofErr w:type="gramStart"/>
       <w:r>
         <w:t xml:space="preserve">Contactmessage </w:t>
       </w:r>
       <w:r>
-        <w:t xml:space="preserve"> – Megkeresések</w:t>
+        <w:t xml:space="preserve"> –</w:t>
+      </w:r>
+      <w:proofErr w:type="gramEnd"/>
+      <w:r>
+        <w:t xml:space="preserve"> Megkeresések</w:t>
       </w:r>
       <w:r>
         <w:t xml:space="preserve"> üzenetei</w:t>
@@ -21522,8 +23475,13 @@
         <w:spacing w:after="0"/>
         <w:ind w:left="714" w:hanging="357"/>
       </w:pPr>
-      <w:r>
-        <w:t>id:</w:t>
+      <w:proofErr w:type="spellStart"/>
+      <w:r>
+        <w:t>id</w:t>
+      </w:r>
+      <w:proofErr w:type="spellEnd"/>
+      <w:r>
+        <w:t>:</w:t>
       </w:r>
       <w:r>
         <w:tab/>
@@ -21552,8 +23510,13 @@
         <w:spacing w:after="0"/>
         <w:ind w:left="714" w:hanging="357"/>
       </w:pPr>
-      <w:r>
-        <w:t>name:</w:t>
+      <w:proofErr w:type="spellStart"/>
+      <w:r>
+        <w:t>name</w:t>
+      </w:r>
+      <w:proofErr w:type="spellEnd"/>
+      <w:r>
+        <w:t>:</w:t>
       </w:r>
       <w:r>
         <w:tab/>
@@ -21612,8 +23575,13 @@
         <w:spacing w:after="0"/>
         <w:ind w:left="714" w:hanging="357"/>
       </w:pPr>
-      <w:r>
-        <w:t>phone:</w:t>
+      <w:proofErr w:type="spellStart"/>
+      <w:r>
+        <w:t>phone</w:t>
+      </w:r>
+      <w:proofErr w:type="spellEnd"/>
+      <w:r>
+        <w:t>:</w:t>
       </w:r>
       <w:r>
         <w:tab/>
@@ -21642,8 +23610,21 @@
         <w:spacing w:after="0"/>
         <w:ind w:left="714" w:hanging="357"/>
       </w:pPr>
-      <w:r>
-        <w:t>created_at:</w:t>
+      <w:proofErr w:type="spellStart"/>
+      <w:r>
+        <w:t>created</w:t>
+      </w:r>
+      <w:proofErr w:type="spellEnd"/>
+      <w:r>
+        <w:t>_</w:t>
+      </w:r>
+      <w:proofErr w:type="spellStart"/>
+      <w:r>
+        <w:t>at</w:t>
+      </w:r>
+      <w:proofErr w:type="spellEnd"/>
+      <w:r>
+        <w:t>:</w:t>
       </w:r>
       <w:r>
         <w:tab/>
@@ -21669,8 +23650,21 @@
         <w:spacing w:after="0"/>
         <w:ind w:left="714" w:hanging="357"/>
       </w:pPr>
-      <w:r>
-        <w:t>activity_id:</w:t>
+      <w:proofErr w:type="spellStart"/>
+      <w:r>
+        <w:t>activity</w:t>
+      </w:r>
+      <w:proofErr w:type="spellEnd"/>
+      <w:r>
+        <w:t>_</w:t>
+      </w:r>
+      <w:proofErr w:type="spellStart"/>
+      <w:r>
+        <w:t>id</w:t>
+      </w:r>
+      <w:proofErr w:type="spellEnd"/>
+      <w:r>
+        <w:t>:</w:t>
       </w:r>
       <w:r>
         <w:tab/>
@@ -21696,8 +23690,13 @@
         <w:spacing w:after="0"/>
         <w:ind w:left="714" w:hanging="357"/>
       </w:pPr>
-      <w:r>
-        <w:t>address:</w:t>
+      <w:proofErr w:type="spellStart"/>
+      <w:r>
+        <w:t>address</w:t>
+      </w:r>
+      <w:proofErr w:type="spellEnd"/>
+      <w:r>
+        <w:t>:</w:t>
       </w:r>
       <w:r>
         <w:tab/>
@@ -21723,8 +23722,13 @@
         <w:spacing w:after="0"/>
         <w:ind w:left="714" w:hanging="357"/>
       </w:pPr>
-      <w:r>
-        <w:t>message:</w:t>
+      <w:proofErr w:type="spellStart"/>
+      <w:r>
+        <w:t>message</w:t>
+      </w:r>
+      <w:proofErr w:type="spellEnd"/>
+      <w:r>
+        <w:t>:</w:t>
       </w:r>
       <w:r>
         <w:tab/>
@@ -21868,9 +23872,14 @@
         <w:spacing w:after="0"/>
         <w:ind w:left="714" w:hanging="357"/>
       </w:pPr>
+      <w:proofErr w:type="spellStart"/>
       <w:r>
         <w:lastRenderedPageBreak/>
-        <w:t>id:</w:t>
+        <w:t>id</w:t>
+      </w:r>
+      <w:proofErr w:type="spellEnd"/>
+      <w:r>
+        <w:t>:</w:t>
       </w:r>
       <w:r>
         <w:tab/>
@@ -21899,8 +23908,13 @@
         <w:spacing w:after="0"/>
         <w:ind w:left="714" w:hanging="357"/>
       </w:pPr>
-      <w:r>
-        <w:t>activityName:</w:t>
+      <w:proofErr w:type="spellStart"/>
+      <w:r>
+        <w:t>activityName</w:t>
+      </w:r>
+      <w:proofErr w:type="spellEnd"/>
+      <w:r>
+        <w:t>:</w:t>
       </w:r>
       <w:r>
         <w:tab/>
@@ -21928,8 +23942,13 @@
         <w:spacing w:after="0"/>
         <w:ind w:left="714" w:hanging="357"/>
       </w:pPr>
-      <w:r>
-        <w:t>activityDescr:</w:t>
+      <w:proofErr w:type="spellStart"/>
+      <w:r>
+        <w:t>activityDescr</w:t>
+      </w:r>
+      <w:proofErr w:type="spellEnd"/>
+      <w:r>
+        <w:t>:</w:t>
       </w:r>
       <w:r>
         <w:tab/>
@@ -22094,6 +24113,7 @@
         </w:rPr>
         <w:t xml:space="preserve"> → </w:t>
       </w:r>
+      <w:proofErr w:type="spellStart"/>
       <w:r>
         <w:rPr>
           <w:b/>
@@ -22101,6 +24121,7 @@
         </w:rPr>
         <w:t>NNote</w:t>
       </w:r>
+      <w:proofErr w:type="spellEnd"/>
       <w:r>
         <w:rPr>
           <w:b/>
@@ -22134,6 +24155,7 @@
         </w:rPr>
         <w:t xml:space="preserve"> → </w:t>
       </w:r>
+      <w:proofErr w:type="spellStart"/>
       <w:r>
         <w:rPr>
           <w:b/>
@@ -22148,6 +24170,7 @@
         </w:rPr>
         <w:t>Contactmessage</w:t>
       </w:r>
+      <w:proofErr w:type="spellEnd"/>
     </w:p>
     <w:p>
       <w:pPr>
@@ -22260,8 +24283,13 @@
         <w:spacing w:after="0"/>
         <w:ind w:left="714" w:hanging="357"/>
       </w:pPr>
-      <w:r>
-        <w:t>id:</w:t>
+      <w:proofErr w:type="spellStart"/>
+      <w:r>
+        <w:t>id</w:t>
+      </w:r>
+      <w:proofErr w:type="spellEnd"/>
+      <w:r>
+        <w:t>:</w:t>
       </w:r>
       <w:r>
         <w:tab/>
@@ -22290,8 +24318,13 @@
         <w:spacing w:after="0"/>
         <w:ind w:left="714" w:hanging="357"/>
       </w:pPr>
-      <w:r>
-        <w:t>noteName:</w:t>
+      <w:proofErr w:type="spellStart"/>
+      <w:r>
+        <w:t>noteName</w:t>
+      </w:r>
+      <w:proofErr w:type="spellEnd"/>
+      <w:r>
+        <w:t>:</w:t>
       </w:r>
       <w:r>
         <w:tab/>
@@ -22317,8 +24350,13 @@
         <w:spacing w:after="0"/>
         <w:ind w:left="714" w:hanging="357"/>
       </w:pPr>
-      <w:r>
-        <w:t>notePhone:</w:t>
+      <w:proofErr w:type="spellStart"/>
+      <w:r>
+        <w:t>notePhone</w:t>
+      </w:r>
+      <w:proofErr w:type="spellEnd"/>
+      <w:r>
+        <w:t>:</w:t>
       </w:r>
       <w:r>
         <w:tab/>
@@ -22344,8 +24382,13 @@
         <w:spacing w:after="0"/>
         <w:ind w:left="714" w:hanging="357"/>
       </w:pPr>
-      <w:r>
-        <w:t>noteCreated:</w:t>
+      <w:proofErr w:type="spellStart"/>
+      <w:r>
+        <w:t>noteCreated</w:t>
+      </w:r>
+      <w:proofErr w:type="spellEnd"/>
+      <w:r>
+        <w:t>:</w:t>
       </w:r>
       <w:r>
         <w:tab/>
@@ -22371,8 +24414,21 @@
         <w:spacing w:after="0"/>
         <w:ind w:left="714" w:hanging="357"/>
       </w:pPr>
-      <w:r>
-        <w:t>noteActivity_id:</w:t>
+      <w:proofErr w:type="spellStart"/>
+      <w:r>
+        <w:t>noteActivity</w:t>
+      </w:r>
+      <w:proofErr w:type="spellEnd"/>
+      <w:r>
+        <w:t>_</w:t>
+      </w:r>
+      <w:proofErr w:type="spellStart"/>
+      <w:r>
+        <w:t>id</w:t>
+      </w:r>
+      <w:proofErr w:type="spellEnd"/>
+      <w:r>
+        <w:t>:</w:t>
       </w:r>
       <w:r>
         <w:tab/>
@@ -22395,15 +24451,43 @@
         <w:spacing w:after="0"/>
         <w:ind w:left="714" w:hanging="357"/>
       </w:pPr>
-      <w:r>
-        <w:t>contact_message_id:</w:t>
+      <w:proofErr w:type="spellStart"/>
+      <w:r>
+        <w:t>contact</w:t>
+      </w:r>
+      <w:proofErr w:type="spellEnd"/>
+      <w:r>
+        <w:t>_</w:t>
+      </w:r>
+      <w:proofErr w:type="spellStart"/>
+      <w:r>
+        <w:t>message</w:t>
+      </w:r>
+      <w:proofErr w:type="spellEnd"/>
+      <w:r>
+        <w:t>_</w:t>
+      </w:r>
+      <w:proofErr w:type="spellStart"/>
+      <w:r>
+        <w:t>id</w:t>
+      </w:r>
+      <w:proofErr w:type="spellEnd"/>
+      <w:r>
+        <w:t>:</w:t>
       </w:r>
       <w:r>
         <w:tab/>
       </w:r>
       <w:r>
         <w:tab/>
-        <w:t>ContactMessage azonosító</w:t>
+      </w:r>
+      <w:proofErr w:type="spellStart"/>
+      <w:r>
+        <w:t>ContactMessage</w:t>
+      </w:r>
+      <w:proofErr w:type="spellEnd"/>
+      <w:r>
+        <w:t xml:space="preserve"> azonosító</w:t>
       </w:r>
     </w:p>
     <w:p>
@@ -22419,8 +24503,21 @@
         <w:spacing w:after="0"/>
         <w:ind w:left="714" w:hanging="357"/>
       </w:pPr>
-      <w:r>
-        <w:t>created_at:</w:t>
+      <w:proofErr w:type="spellStart"/>
+      <w:r>
+        <w:t>created</w:t>
+      </w:r>
+      <w:proofErr w:type="spellEnd"/>
+      <w:r>
+        <w:t>_</w:t>
+      </w:r>
+      <w:proofErr w:type="spellStart"/>
+      <w:r>
+        <w:t>at</w:t>
+      </w:r>
+      <w:proofErr w:type="spellEnd"/>
+      <w:r>
+        <w:t>:</w:t>
       </w:r>
       <w:r>
         <w:tab/>
@@ -22446,8 +24543,13 @@
         <w:spacing w:after="0"/>
         <w:ind w:left="714" w:hanging="357"/>
       </w:pPr>
-      <w:r>
-        <w:t>noteEmail:</w:t>
+      <w:proofErr w:type="spellStart"/>
+      <w:r>
+        <w:t>noteEmail</w:t>
+      </w:r>
+      <w:proofErr w:type="spellEnd"/>
+      <w:r>
+        <w:t>:</w:t>
       </w:r>
       <w:r>
         <w:tab/>
@@ -22473,8 +24575,13 @@
         <w:spacing w:after="0"/>
         <w:ind w:left="714" w:hanging="357"/>
       </w:pPr>
-      <w:r>
-        <w:t>noteMessage:</w:t>
+      <w:proofErr w:type="spellStart"/>
+      <w:r>
+        <w:t>noteMessage</w:t>
+      </w:r>
+      <w:proofErr w:type="spellEnd"/>
+      <w:r>
+        <w:t>:</w:t>
       </w:r>
       <w:r>
         <w:tab/>
@@ -22532,11 +24639,16 @@
         <w:spacing w:after="0"/>
         <w:ind w:left="714" w:hanging="357"/>
       </w:pPr>
+      <w:proofErr w:type="spellStart"/>
       <w:r>
         <w:t>noteAddres</w:t>
       </w:r>
       <w:r>
-        <w:t>s:</w:t>
+        <w:t>s</w:t>
+      </w:r>
+      <w:proofErr w:type="spellEnd"/>
+      <w:r>
+        <w:t>:</w:t>
       </w:r>
       <w:r>
         <w:tab/>
@@ -22623,8 +24735,17 @@
           <w:b/>
           <w:bCs/>
         </w:rPr>
-        <w:t xml:space="preserve"> -&gt;Note</w:t>
-      </w:r>
+        <w:t xml:space="preserve"> -&gt;</w:t>
+      </w:r>
+      <w:proofErr w:type="spellStart"/>
+      <w:r>
+        <w:rPr>
+          <w:b/>
+          <w:bCs/>
+        </w:rPr>
+        <w:t>Note</w:t>
+      </w:r>
+      <w:proofErr w:type="spellEnd"/>
     </w:p>
     <w:p>
       <w:pPr>
@@ -23073,6 +25194,7 @@
                 <w:lang w:eastAsia="hu-HU"/>
               </w:rPr>
             </w:pPr>
+            <w:proofErr w:type="spellStart"/>
             <w:r>
               <w:rPr>
                 <w:rFonts w:ascii="Calibri" w:eastAsia="Times New Roman" w:hAnsi="Calibri" w:cs="Calibri"/>
@@ -23085,6 +25207,7 @@
               </w:rPr>
               <w:t>Activities</w:t>
             </w:r>
+            <w:proofErr w:type="spellEnd"/>
           </w:p>
         </w:tc>
         <w:tc>
@@ -23120,7 +25243,29 @@
                 <w:szCs w:val="16"/>
                 <w:lang w:eastAsia="hu-HU"/>
               </w:rPr>
-              <w:t>/activities/</w:t>
+              <w:t>/</w:t>
+            </w:r>
+            <w:proofErr w:type="spellStart"/>
+            <w:r>
+              <w:rPr>
+                <w:rFonts w:ascii="Arial Unicode MS" w:eastAsia="Times New Roman" w:hAnsi="Arial Unicode MS" w:cs="Calibri"/>
+                <w:color w:val="000000"/>
+                <w:sz w:val="16"/>
+                <w:szCs w:val="16"/>
+                <w:lang w:eastAsia="hu-HU"/>
+              </w:rPr>
+              <w:t>activities</w:t>
+            </w:r>
+            <w:proofErr w:type="spellEnd"/>
+            <w:r>
+              <w:rPr>
+                <w:rFonts w:ascii="Arial Unicode MS" w:eastAsia="Times New Roman" w:hAnsi="Arial Unicode MS" w:cs="Calibri"/>
+                <w:color w:val="000000"/>
+                <w:sz w:val="16"/>
+                <w:szCs w:val="16"/>
+                <w:lang w:eastAsia="hu-HU"/>
+              </w:rPr>
+              <w:t>/</w:t>
             </w:r>
           </w:p>
         </w:tc>
@@ -23266,8 +25411,20 @@
                 <w:szCs w:val="16"/>
                 <w:lang w:eastAsia="hu-HU"/>
               </w:rPr>
-              <w:t>Képek URL-jei</w:t>
-            </w:r>
+              <w:t xml:space="preserve">Képek </w:t>
+            </w:r>
+            <w:proofErr w:type="spellStart"/>
+            <w:r>
+              <w:rPr>
+                <w:rFonts w:ascii="Calibri" w:eastAsia="Times New Roman" w:hAnsi="Calibri" w:cs="Calibri"/>
+                <w:color w:val="000000"/>
+                <w:sz w:val="16"/>
+                <w:szCs w:val="16"/>
+                <w:lang w:eastAsia="hu-HU"/>
+              </w:rPr>
+              <w:t>URL-jei</w:t>
+            </w:r>
+            <w:proofErr w:type="spellEnd"/>
           </w:p>
         </w:tc>
       </w:tr>
@@ -23435,7 +25592,29 @@
                 <w:szCs w:val="16"/>
                 <w:lang w:eastAsia="hu-HU"/>
               </w:rPr>
-              <w:t>Új tevékenység (FormData)</w:t>
+              <w:t>Új tevékenység (</w:t>
+            </w:r>
+            <w:proofErr w:type="spellStart"/>
+            <w:r>
+              <w:rPr>
+                <w:rFonts w:ascii="Calibri" w:eastAsia="Times New Roman" w:hAnsi="Calibri" w:cs="Calibri"/>
+                <w:color w:val="000000"/>
+                <w:sz w:val="16"/>
+                <w:szCs w:val="16"/>
+                <w:lang w:eastAsia="hu-HU"/>
+              </w:rPr>
+              <w:t>FormData</w:t>
+            </w:r>
+            <w:proofErr w:type="spellEnd"/>
+            <w:r>
+              <w:rPr>
+                <w:rFonts w:ascii="Calibri" w:eastAsia="Times New Roman" w:hAnsi="Calibri" w:cs="Calibri"/>
+                <w:color w:val="000000"/>
+                <w:sz w:val="16"/>
+                <w:szCs w:val="16"/>
+                <w:lang w:eastAsia="hu-HU"/>
+              </w:rPr>
+              <w:t>)</w:t>
             </w:r>
           </w:p>
         </w:tc>
@@ -23533,7 +25712,29 @@
                 <w:szCs w:val="16"/>
                 <w:lang w:eastAsia="hu-HU"/>
               </w:rPr>
-              <w:t>/activities//</w:t>
+              <w:t>/</w:t>
+            </w:r>
+            <w:proofErr w:type="spellStart"/>
+            <w:r>
+              <w:rPr>
+                <w:rFonts w:ascii="Arial Unicode MS" w:eastAsia="Times New Roman" w:hAnsi="Arial Unicode MS" w:cs="Calibri"/>
+                <w:color w:val="000000"/>
+                <w:sz w:val="16"/>
+                <w:szCs w:val="16"/>
+                <w:lang w:eastAsia="hu-HU"/>
+              </w:rPr>
+              <w:t>activities</w:t>
+            </w:r>
+            <w:proofErr w:type="spellEnd"/>
+            <w:r>
+              <w:rPr>
+                <w:rFonts w:ascii="Arial Unicode MS" w:eastAsia="Times New Roman" w:hAnsi="Arial Unicode MS" w:cs="Calibri"/>
+                <w:color w:val="000000"/>
+                <w:sz w:val="16"/>
+                <w:szCs w:val="16"/>
+                <w:lang w:eastAsia="hu-HU"/>
+              </w:rPr>
+              <w:t>/</w:t>
             </w:r>
           </w:p>
         </w:tc>
@@ -24033,7 +26234,29 @@
                 <w:szCs w:val="16"/>
                 <w:lang w:eastAsia="hu-HU"/>
               </w:rPr>
-              <w:t>Tevékenység módosítása (FormData)</w:t>
+              <w:t>Tevékenység módosítása (</w:t>
+            </w:r>
+            <w:proofErr w:type="spellStart"/>
+            <w:r>
+              <w:rPr>
+                <w:rFonts w:ascii="Calibri" w:eastAsia="Times New Roman" w:hAnsi="Calibri" w:cs="Calibri"/>
+                <w:color w:val="000000"/>
+                <w:sz w:val="16"/>
+                <w:szCs w:val="16"/>
+                <w:lang w:eastAsia="hu-HU"/>
+              </w:rPr>
+              <w:t>FormData</w:t>
+            </w:r>
+            <w:proofErr w:type="spellEnd"/>
+            <w:r>
+              <w:rPr>
+                <w:rFonts w:ascii="Calibri" w:eastAsia="Times New Roman" w:hAnsi="Calibri" w:cs="Calibri"/>
+                <w:color w:val="000000"/>
+                <w:sz w:val="16"/>
+                <w:szCs w:val="16"/>
+                <w:lang w:eastAsia="hu-HU"/>
+              </w:rPr>
+              <w:t>)</w:t>
             </w:r>
           </w:p>
         </w:tc>
@@ -24095,6 +26318,7 @@
                 <w:lang w:eastAsia="hu-HU"/>
               </w:rPr>
             </w:pPr>
+            <w:proofErr w:type="spellStart"/>
             <w:r>
               <w:rPr>
                 <w:rFonts w:ascii="Calibri" w:eastAsia="Times New Roman" w:hAnsi="Calibri" w:cs="Calibri"/>
@@ -24107,6 +26331,7 @@
               </w:rPr>
               <w:t>Contact</w:t>
             </w:r>
+            <w:proofErr w:type="spellEnd"/>
           </w:p>
         </w:tc>
         <w:tc>
@@ -24141,7 +26366,29 @@
                 <w:szCs w:val="16"/>
                 <w:lang w:eastAsia="hu-HU"/>
               </w:rPr>
-              <w:t>/contact/</w:t>
+              <w:t>/</w:t>
+            </w:r>
+            <w:proofErr w:type="spellStart"/>
+            <w:r>
+              <w:rPr>
+                <w:rFonts w:ascii="Arial Unicode MS" w:eastAsia="Times New Roman" w:hAnsi="Arial Unicode MS" w:cs="Calibri"/>
+                <w:color w:val="000000"/>
+                <w:sz w:val="16"/>
+                <w:szCs w:val="16"/>
+                <w:lang w:eastAsia="hu-HU"/>
+              </w:rPr>
+              <w:t>contact</w:t>
+            </w:r>
+            <w:proofErr w:type="spellEnd"/>
+            <w:r>
+              <w:rPr>
+                <w:rFonts w:ascii="Arial Unicode MS" w:eastAsia="Times New Roman" w:hAnsi="Arial Unicode MS" w:cs="Calibri"/>
+                <w:color w:val="000000"/>
+                <w:sz w:val="16"/>
+                <w:szCs w:val="16"/>
+                <w:lang w:eastAsia="hu-HU"/>
+              </w:rPr>
+              <w:t>/</w:t>
             </w:r>
           </w:p>
         </w:tc>
@@ -24322,6 +26569,7 @@
                 <w:lang w:eastAsia="hu-HU"/>
               </w:rPr>
             </w:pPr>
+            <w:proofErr w:type="spellStart"/>
             <w:r>
               <w:rPr>
                 <w:rFonts w:ascii="Calibri" w:eastAsia="Times New Roman" w:hAnsi="Calibri" w:cs="Calibri"/>
@@ -24334,6 +26582,7 @@
               </w:rPr>
               <w:t>Contracts</w:t>
             </w:r>
+            <w:proofErr w:type="spellEnd"/>
           </w:p>
         </w:tc>
         <w:tc>
@@ -24369,7 +26618,29 @@
                 <w:szCs w:val="16"/>
                 <w:lang w:eastAsia="hu-HU"/>
               </w:rPr>
-              <w:t>/contracts/</w:t>
+              <w:t>/</w:t>
+            </w:r>
+            <w:proofErr w:type="spellStart"/>
+            <w:r>
+              <w:rPr>
+                <w:rFonts w:ascii="Arial Unicode MS" w:eastAsia="Times New Roman" w:hAnsi="Arial Unicode MS" w:cs="Calibri"/>
+                <w:color w:val="000000"/>
+                <w:sz w:val="16"/>
+                <w:szCs w:val="16"/>
+                <w:lang w:eastAsia="hu-HU"/>
+              </w:rPr>
+              <w:t>contracts</w:t>
+            </w:r>
+            <w:proofErr w:type="spellEnd"/>
+            <w:r>
+              <w:rPr>
+                <w:rFonts w:ascii="Arial Unicode MS" w:eastAsia="Times New Roman" w:hAnsi="Arial Unicode MS" w:cs="Calibri"/>
+                <w:color w:val="000000"/>
+                <w:sz w:val="16"/>
+                <w:szCs w:val="16"/>
+                <w:lang w:eastAsia="hu-HU"/>
+              </w:rPr>
+              <w:t>/</w:t>
             </w:r>
           </w:p>
         </w:tc>
@@ -24791,7 +27062,29 @@
                 <w:szCs w:val="16"/>
                 <w:lang w:eastAsia="hu-HU"/>
               </w:rPr>
-              <w:t>/contracts//</w:t>
+              <w:t>/</w:t>
+            </w:r>
+            <w:proofErr w:type="spellStart"/>
+            <w:r>
+              <w:rPr>
+                <w:rFonts w:ascii="Arial Unicode MS" w:eastAsia="Times New Roman" w:hAnsi="Arial Unicode MS" w:cs="Calibri"/>
+                <w:color w:val="000000"/>
+                <w:sz w:val="16"/>
+                <w:szCs w:val="16"/>
+                <w:lang w:eastAsia="hu-HU"/>
+              </w:rPr>
+              <w:t>contracts</w:t>
+            </w:r>
+            <w:proofErr w:type="spellEnd"/>
+            <w:r>
+              <w:rPr>
+                <w:rFonts w:ascii="Arial Unicode MS" w:eastAsia="Times New Roman" w:hAnsi="Arial Unicode MS" w:cs="Calibri"/>
+                <w:color w:val="000000"/>
+                <w:sz w:val="16"/>
+                <w:szCs w:val="16"/>
+                <w:lang w:eastAsia="hu-HU"/>
+              </w:rPr>
+              <w:t>/</w:t>
             </w:r>
           </w:p>
         </w:tc>
@@ -25212,7 +27505,51 @@
                 <w:szCs w:val="16"/>
                 <w:lang w:eastAsia="hu-HU"/>
               </w:rPr>
-              <w:t>/contracts//details/</w:t>
+              <w:t>/</w:t>
+            </w:r>
+            <w:proofErr w:type="spellStart"/>
+            <w:r>
+              <w:rPr>
+                <w:rFonts w:ascii="Arial Unicode MS" w:eastAsia="Times New Roman" w:hAnsi="Arial Unicode MS" w:cs="Calibri"/>
+                <w:color w:val="000000"/>
+                <w:sz w:val="16"/>
+                <w:szCs w:val="16"/>
+                <w:lang w:eastAsia="hu-HU"/>
+              </w:rPr>
+              <w:t>contracts</w:t>
+            </w:r>
+            <w:proofErr w:type="spellEnd"/>
+            <w:r>
+              <w:rPr>
+                <w:rFonts w:ascii="Arial Unicode MS" w:eastAsia="Times New Roman" w:hAnsi="Arial Unicode MS" w:cs="Calibri"/>
+                <w:color w:val="000000"/>
+                <w:sz w:val="16"/>
+                <w:szCs w:val="16"/>
+                <w:lang w:eastAsia="hu-HU"/>
+              </w:rPr>
+              <w:t>//</w:t>
+            </w:r>
+            <w:proofErr w:type="spellStart"/>
+            <w:r>
+              <w:rPr>
+                <w:rFonts w:ascii="Arial Unicode MS" w:eastAsia="Times New Roman" w:hAnsi="Arial Unicode MS" w:cs="Calibri"/>
+                <w:color w:val="000000"/>
+                <w:sz w:val="16"/>
+                <w:szCs w:val="16"/>
+                <w:lang w:eastAsia="hu-HU"/>
+              </w:rPr>
+              <w:t>details</w:t>
+            </w:r>
+            <w:proofErr w:type="spellEnd"/>
+            <w:r>
+              <w:rPr>
+                <w:rFonts w:ascii="Arial Unicode MS" w:eastAsia="Times New Roman" w:hAnsi="Arial Unicode MS" w:cs="Calibri"/>
+                <w:color w:val="000000"/>
+                <w:sz w:val="16"/>
+                <w:szCs w:val="16"/>
+                <w:lang w:eastAsia="hu-HU"/>
+              </w:rPr>
+              <w:t>/</w:t>
             </w:r>
           </w:p>
         </w:tc>
@@ -25393,6 +27730,7 @@
                 <w:lang w:eastAsia="hu-HU"/>
               </w:rPr>
             </w:pPr>
+            <w:proofErr w:type="spellStart"/>
             <w:r>
               <w:rPr>
                 <w:rFonts w:ascii="Calibri" w:eastAsia="Times New Roman" w:hAnsi="Calibri" w:cs="Calibri"/>
@@ -25405,6 +27743,7 @@
               </w:rPr>
               <w:t>Customers</w:t>
             </w:r>
+            <w:proofErr w:type="spellEnd"/>
           </w:p>
         </w:tc>
         <w:tc>
@@ -25440,7 +27779,29 @@
                 <w:szCs w:val="16"/>
                 <w:lang w:eastAsia="hu-HU"/>
               </w:rPr>
-              <w:t>/customers/</w:t>
+              <w:t>/</w:t>
+            </w:r>
+            <w:proofErr w:type="spellStart"/>
+            <w:r>
+              <w:rPr>
+                <w:rFonts w:ascii="Arial Unicode MS" w:eastAsia="Times New Roman" w:hAnsi="Arial Unicode MS" w:cs="Calibri"/>
+                <w:color w:val="000000"/>
+                <w:sz w:val="16"/>
+                <w:szCs w:val="16"/>
+                <w:lang w:eastAsia="hu-HU"/>
+              </w:rPr>
+              <w:t>customers</w:t>
+            </w:r>
+            <w:proofErr w:type="spellEnd"/>
+            <w:r>
+              <w:rPr>
+                <w:rFonts w:ascii="Arial Unicode MS" w:eastAsia="Times New Roman" w:hAnsi="Arial Unicode MS" w:cs="Calibri"/>
+                <w:color w:val="000000"/>
+                <w:sz w:val="16"/>
+                <w:szCs w:val="16"/>
+                <w:lang w:eastAsia="hu-HU"/>
+              </w:rPr>
+              <w:t>/</w:t>
             </w:r>
           </w:p>
         </w:tc>
@@ -25862,7 +28223,29 @@
                 <w:szCs w:val="16"/>
                 <w:lang w:eastAsia="hu-HU"/>
               </w:rPr>
-              <w:t>/customers//</w:t>
+              <w:t>/</w:t>
+            </w:r>
+            <w:proofErr w:type="spellStart"/>
+            <w:r>
+              <w:rPr>
+                <w:rFonts w:ascii="Arial Unicode MS" w:eastAsia="Times New Roman" w:hAnsi="Arial Unicode MS" w:cs="Calibri"/>
+                <w:color w:val="000000"/>
+                <w:sz w:val="16"/>
+                <w:szCs w:val="16"/>
+                <w:lang w:eastAsia="hu-HU"/>
+              </w:rPr>
+              <w:t>customers</w:t>
+            </w:r>
+            <w:proofErr w:type="spellEnd"/>
+            <w:r>
+              <w:rPr>
+                <w:rFonts w:ascii="Arial Unicode MS" w:eastAsia="Times New Roman" w:hAnsi="Arial Unicode MS" w:cs="Calibri"/>
+                <w:color w:val="000000"/>
+                <w:sz w:val="16"/>
+                <w:szCs w:val="16"/>
+                <w:lang w:eastAsia="hu-HU"/>
+              </w:rPr>
+              <w:t>/</w:t>
             </w:r>
           </w:p>
         </w:tc>
@@ -26248,6 +28631,7 @@
                 <w:lang w:eastAsia="hu-HU"/>
               </w:rPr>
             </w:pPr>
+            <w:proofErr w:type="spellStart"/>
             <w:r>
               <w:rPr>
                 <w:rFonts w:ascii="Calibri" w:eastAsia="Times New Roman" w:hAnsi="Calibri" w:cs="Calibri"/>
@@ -26260,6 +28644,7 @@
               </w:rPr>
               <w:t>DueContracts</w:t>
             </w:r>
+            <w:proofErr w:type="spellEnd"/>
           </w:p>
         </w:tc>
         <w:tc>
@@ -26294,7 +28679,29 @@
                 <w:szCs w:val="16"/>
                 <w:lang w:eastAsia="hu-HU"/>
               </w:rPr>
-              <w:t>/due-contracts/</w:t>
+              <w:t>/</w:t>
+            </w:r>
+            <w:proofErr w:type="spellStart"/>
+            <w:r>
+              <w:rPr>
+                <w:rFonts w:ascii="Arial Unicode MS" w:eastAsia="Times New Roman" w:hAnsi="Arial Unicode MS" w:cs="Calibri"/>
+                <w:color w:val="000000"/>
+                <w:sz w:val="16"/>
+                <w:szCs w:val="16"/>
+                <w:lang w:eastAsia="hu-HU"/>
+              </w:rPr>
+              <w:t>due-contracts</w:t>
+            </w:r>
+            <w:proofErr w:type="spellEnd"/>
+            <w:r>
+              <w:rPr>
+                <w:rFonts w:ascii="Arial Unicode MS" w:eastAsia="Times New Roman" w:hAnsi="Arial Unicode MS" w:cs="Calibri"/>
+                <w:color w:val="000000"/>
+                <w:sz w:val="16"/>
+                <w:szCs w:val="16"/>
+                <w:lang w:eastAsia="hu-HU"/>
+              </w:rPr>
+              <w:t>/</w:t>
             </w:r>
           </w:p>
         </w:tc>
@@ -26475,6 +28882,7 @@
                 <w:lang w:eastAsia="hu-HU"/>
               </w:rPr>
             </w:pPr>
+            <w:proofErr w:type="spellStart"/>
             <w:r>
               <w:rPr>
                 <w:rFonts w:ascii="Calibri" w:eastAsia="Times New Roman" w:hAnsi="Calibri" w:cs="Calibri"/>
@@ -26487,6 +28895,7 @@
               </w:rPr>
               <w:t>Jobs</w:t>
             </w:r>
+            <w:proofErr w:type="spellEnd"/>
           </w:p>
         </w:tc>
         <w:tc>
@@ -26522,7 +28931,29 @@
                 <w:szCs w:val="16"/>
                 <w:lang w:eastAsia="hu-HU"/>
               </w:rPr>
-              <w:t>/jobs/</w:t>
+              <w:t>/</w:t>
+            </w:r>
+            <w:proofErr w:type="spellStart"/>
+            <w:r>
+              <w:rPr>
+                <w:rFonts w:ascii="Arial Unicode MS" w:eastAsia="Times New Roman" w:hAnsi="Arial Unicode MS" w:cs="Calibri"/>
+                <w:color w:val="000000"/>
+                <w:sz w:val="16"/>
+                <w:szCs w:val="16"/>
+                <w:lang w:eastAsia="hu-HU"/>
+              </w:rPr>
+              <w:t>jobs</w:t>
+            </w:r>
+            <w:proofErr w:type="spellEnd"/>
+            <w:r>
+              <w:rPr>
+                <w:rFonts w:ascii="Arial Unicode MS" w:eastAsia="Times New Roman" w:hAnsi="Arial Unicode MS" w:cs="Calibri"/>
+                <w:color w:val="000000"/>
+                <w:sz w:val="16"/>
+                <w:szCs w:val="16"/>
+                <w:lang w:eastAsia="hu-HU"/>
+              </w:rPr>
+              <w:t>/</w:t>
             </w:r>
           </w:p>
         </w:tc>
@@ -26873,7 +29304,29 @@
                 <w:szCs w:val="16"/>
                 <w:lang w:eastAsia="hu-HU"/>
               </w:rPr>
-              <w:t>(FormData – PDF feltöltés)</w:t>
+              <w:t>(</w:t>
+            </w:r>
+            <w:proofErr w:type="spellStart"/>
+            <w:r>
+              <w:rPr>
+                <w:rFonts w:ascii="Calibri" w:eastAsia="Times New Roman" w:hAnsi="Calibri" w:cs="Calibri"/>
+                <w:color w:val="000000"/>
+                <w:sz w:val="16"/>
+                <w:szCs w:val="16"/>
+                <w:lang w:eastAsia="hu-HU"/>
+              </w:rPr>
+              <w:t>FormData</w:t>
+            </w:r>
+            <w:proofErr w:type="spellEnd"/>
+            <w:r>
+              <w:rPr>
+                <w:rFonts w:ascii="Calibri" w:eastAsia="Times New Roman" w:hAnsi="Calibri" w:cs="Calibri"/>
+                <w:color w:val="000000"/>
+                <w:sz w:val="16"/>
+                <w:szCs w:val="16"/>
+                <w:lang w:eastAsia="hu-HU"/>
+              </w:rPr>
+              <w:t xml:space="preserve"> – PDF feltöltés)</w:t>
             </w:r>
           </w:p>
         </w:tc>
@@ -26944,7 +29397,29 @@
                 <w:szCs w:val="16"/>
                 <w:lang w:eastAsia="hu-HU"/>
               </w:rPr>
-              <w:t>/jobs//</w:t>
+              <w:t>/</w:t>
+            </w:r>
+            <w:proofErr w:type="spellStart"/>
+            <w:r>
+              <w:rPr>
+                <w:rFonts w:ascii="Arial Unicode MS" w:eastAsia="Times New Roman" w:hAnsi="Arial Unicode MS" w:cs="Calibri"/>
+                <w:color w:val="000000"/>
+                <w:sz w:val="16"/>
+                <w:szCs w:val="16"/>
+                <w:lang w:eastAsia="hu-HU"/>
+              </w:rPr>
+              <w:t>jobs</w:t>
+            </w:r>
+            <w:proofErr w:type="spellEnd"/>
+            <w:r>
+              <w:rPr>
+                <w:rFonts w:ascii="Arial Unicode MS" w:eastAsia="Times New Roman" w:hAnsi="Arial Unicode MS" w:cs="Calibri"/>
+                <w:color w:val="000000"/>
+                <w:sz w:val="16"/>
+                <w:szCs w:val="16"/>
+                <w:lang w:eastAsia="hu-HU"/>
+              </w:rPr>
+              <w:t>/</w:t>
             </w:r>
           </w:p>
         </w:tc>
@@ -27258,7 +29733,29 @@
                 <w:szCs w:val="16"/>
                 <w:lang w:eastAsia="hu-HU"/>
               </w:rPr>
-              <w:t>Elvégzett munka módosítása (FormData)</w:t>
+              <w:t>Elvégzett munka módosítása (</w:t>
+            </w:r>
+            <w:proofErr w:type="spellStart"/>
+            <w:r>
+              <w:rPr>
+                <w:rFonts w:ascii="Calibri" w:eastAsia="Times New Roman" w:hAnsi="Calibri" w:cs="Calibri"/>
+                <w:color w:val="000000"/>
+                <w:sz w:val="16"/>
+                <w:szCs w:val="16"/>
+                <w:lang w:eastAsia="hu-HU"/>
+              </w:rPr>
+              <w:t>FormData</w:t>
+            </w:r>
+            <w:proofErr w:type="spellEnd"/>
+            <w:r>
+              <w:rPr>
+                <w:rFonts w:ascii="Calibri" w:eastAsia="Times New Roman" w:hAnsi="Calibri" w:cs="Calibri"/>
+                <w:color w:val="000000"/>
+                <w:sz w:val="16"/>
+                <w:szCs w:val="16"/>
+                <w:lang w:eastAsia="hu-HU"/>
+              </w:rPr>
+              <w:t>)</w:t>
             </w:r>
           </w:p>
         </w:tc>
@@ -27331,6 +29828,7 @@
                 <w:lang w:eastAsia="hu-HU"/>
               </w:rPr>
             </w:pPr>
+            <w:proofErr w:type="spellStart"/>
             <w:r>
               <w:rPr>
                 <w:rFonts w:ascii="Calibri" w:eastAsia="Times New Roman" w:hAnsi="Calibri" w:cs="Calibri"/>
@@ -27343,6 +29841,7 @@
               </w:rPr>
               <w:t>Locations</w:t>
             </w:r>
+            <w:proofErr w:type="spellEnd"/>
           </w:p>
         </w:tc>
         <w:tc>
@@ -27378,7 +29877,29 @@
                 <w:szCs w:val="16"/>
                 <w:lang w:eastAsia="hu-HU"/>
               </w:rPr>
-              <w:t>/locations/</w:t>
+              <w:t>/</w:t>
+            </w:r>
+            <w:proofErr w:type="spellStart"/>
+            <w:r>
+              <w:rPr>
+                <w:rFonts w:ascii="Arial Unicode MS" w:eastAsia="Times New Roman" w:hAnsi="Arial Unicode MS" w:cs="Calibri"/>
+                <w:color w:val="000000"/>
+                <w:sz w:val="16"/>
+                <w:szCs w:val="16"/>
+                <w:lang w:eastAsia="hu-HU"/>
+              </w:rPr>
+              <w:t>locations</w:t>
+            </w:r>
+            <w:proofErr w:type="spellEnd"/>
+            <w:r>
+              <w:rPr>
+                <w:rFonts w:ascii="Arial Unicode MS" w:eastAsia="Times New Roman" w:hAnsi="Arial Unicode MS" w:cs="Calibri"/>
+                <w:color w:val="000000"/>
+                <w:sz w:val="16"/>
+                <w:szCs w:val="16"/>
+                <w:lang w:eastAsia="hu-HU"/>
+              </w:rPr>
+              <w:t>/</w:t>
             </w:r>
           </w:p>
         </w:tc>
@@ -27692,7 +30213,29 @@
                 <w:szCs w:val="16"/>
                 <w:lang w:eastAsia="hu-HU"/>
               </w:rPr>
-              <w:t>Új telephely létrehozása (FormData)</w:t>
+              <w:t>Új telephely létrehozása (</w:t>
+            </w:r>
+            <w:proofErr w:type="spellStart"/>
+            <w:r>
+              <w:rPr>
+                <w:rFonts w:ascii="Calibri" w:eastAsia="Times New Roman" w:hAnsi="Calibri" w:cs="Calibri"/>
+                <w:color w:val="000000"/>
+                <w:sz w:val="16"/>
+                <w:szCs w:val="16"/>
+                <w:lang w:eastAsia="hu-HU"/>
+              </w:rPr>
+              <w:t>FormData</w:t>
+            </w:r>
+            <w:proofErr w:type="spellEnd"/>
+            <w:r>
+              <w:rPr>
+                <w:rFonts w:ascii="Calibri" w:eastAsia="Times New Roman" w:hAnsi="Calibri" w:cs="Calibri"/>
+                <w:color w:val="000000"/>
+                <w:sz w:val="16"/>
+                <w:szCs w:val="16"/>
+                <w:lang w:eastAsia="hu-HU"/>
+              </w:rPr>
+              <w:t>)</w:t>
             </w:r>
           </w:p>
         </w:tc>
@@ -27728,7 +30271,29 @@
                 <w:szCs w:val="16"/>
                 <w:lang w:eastAsia="hu-HU"/>
               </w:rPr>
-              <w:t>GPS koordináták Pigeon-Maps segítségével</w:t>
+              <w:t xml:space="preserve">GPS koordináták </w:t>
+            </w:r>
+            <w:proofErr w:type="spellStart"/>
+            <w:r>
+              <w:rPr>
+                <w:rFonts w:ascii="Calibri" w:eastAsia="Times New Roman" w:hAnsi="Calibri" w:cs="Calibri"/>
+                <w:color w:val="000000"/>
+                <w:sz w:val="16"/>
+                <w:szCs w:val="16"/>
+                <w:lang w:eastAsia="hu-HU"/>
+              </w:rPr>
+              <w:t>Pigeon-Maps</w:t>
+            </w:r>
+            <w:proofErr w:type="spellEnd"/>
+            <w:r>
+              <w:rPr>
+                <w:rFonts w:ascii="Calibri" w:eastAsia="Times New Roman" w:hAnsi="Calibri" w:cs="Calibri"/>
+                <w:color w:val="000000"/>
+                <w:sz w:val="16"/>
+                <w:szCs w:val="16"/>
+                <w:lang w:eastAsia="hu-HU"/>
+              </w:rPr>
+              <w:t xml:space="preserve"> segítségével</w:t>
             </w:r>
           </w:p>
         </w:tc>
@@ -27799,7 +30364,39 @@
                 <w:szCs w:val="16"/>
                 <w:lang w:eastAsia="hu-HU"/>
               </w:rPr>
-              <w:t>/locations//</w:t>
+              <w:t>/</w:t>
+            </w:r>
+            <w:proofErr w:type="spellStart"/>
+            <w:r>
+              <w:rPr>
+                <w:rFonts w:ascii="Arial Unicode MS" w:eastAsia="Times New Roman" w:hAnsi="Arial Unicode MS" w:cs="Calibri"/>
+                <w:color w:val="000000"/>
+                <w:sz w:val="16"/>
+                <w:szCs w:val="16"/>
+                <w:lang w:eastAsia="hu-HU"/>
+              </w:rPr>
+              <w:t>location</w:t>
+            </w:r>
+            <w:r>
+              <w:rPr>
+                <w:rFonts w:ascii="Arial Unicode MS" w:eastAsia="Times New Roman" w:hAnsi="Arial Unicode MS" w:cs="Calibri"/>
+                <w:color w:val="000000"/>
+                <w:sz w:val="16"/>
+                <w:szCs w:val="16"/>
+                <w:lang w:eastAsia="hu-HU"/>
+              </w:rPr>
+              <w:t>s</w:t>
+            </w:r>
+            <w:proofErr w:type="spellEnd"/>
+            <w:r>
+              <w:rPr>
+                <w:rFonts w:ascii="Arial Unicode MS" w:eastAsia="Times New Roman" w:hAnsi="Arial Unicode MS" w:cs="Calibri"/>
+                <w:color w:val="000000"/>
+                <w:sz w:val="16"/>
+                <w:szCs w:val="16"/>
+                <w:lang w:eastAsia="hu-HU"/>
+              </w:rPr>
+              <w:t>/</w:t>
             </w:r>
           </w:p>
         </w:tc>
@@ -28113,7 +30710,29 @@
                 <w:szCs w:val="16"/>
                 <w:lang w:eastAsia="hu-HU"/>
               </w:rPr>
-              <w:t>Telephely részleges módosítása (FormData)</w:t>
+              <w:t>Telephely részleges módosítása (</w:t>
+            </w:r>
+            <w:proofErr w:type="spellStart"/>
+            <w:r>
+              <w:rPr>
+                <w:rFonts w:ascii="Calibri" w:eastAsia="Times New Roman" w:hAnsi="Calibri" w:cs="Calibri"/>
+                <w:color w:val="000000"/>
+                <w:sz w:val="16"/>
+                <w:szCs w:val="16"/>
+                <w:lang w:eastAsia="hu-HU"/>
+              </w:rPr>
+              <w:t>FormData</w:t>
+            </w:r>
+            <w:proofErr w:type="spellEnd"/>
+            <w:r>
+              <w:rPr>
+                <w:rFonts w:ascii="Calibri" w:eastAsia="Times New Roman" w:hAnsi="Calibri" w:cs="Calibri"/>
+                <w:color w:val="000000"/>
+                <w:sz w:val="16"/>
+                <w:szCs w:val="16"/>
+                <w:lang w:eastAsia="hu-HU"/>
+              </w:rPr>
+              <w:t>)</w:t>
             </w:r>
           </w:p>
         </w:tc>
@@ -28186,6 +30805,7 @@
                 <w:lang w:eastAsia="hu-HU"/>
               </w:rPr>
             </w:pPr>
+            <w:proofErr w:type="spellStart"/>
             <w:r>
               <w:rPr>
                 <w:rFonts w:ascii="Calibri" w:eastAsia="Times New Roman" w:hAnsi="Calibri" w:cs="Calibri"/>
@@ -28198,6 +30818,7 @@
               </w:rPr>
               <w:t>Notes</w:t>
             </w:r>
+            <w:proofErr w:type="spellEnd"/>
           </w:p>
         </w:tc>
         <w:tc>
@@ -28233,7 +30854,29 @@
                 <w:szCs w:val="16"/>
                 <w:lang w:eastAsia="hu-HU"/>
               </w:rPr>
-              <w:t>/notes/</w:t>
+              <w:t>/</w:t>
+            </w:r>
+            <w:proofErr w:type="spellStart"/>
+            <w:r>
+              <w:rPr>
+                <w:rFonts w:ascii="Arial Unicode MS" w:eastAsia="Times New Roman" w:hAnsi="Arial Unicode MS" w:cs="Calibri"/>
+                <w:color w:val="000000"/>
+                <w:sz w:val="16"/>
+                <w:szCs w:val="16"/>
+                <w:lang w:eastAsia="hu-HU"/>
+              </w:rPr>
+              <w:t>notes</w:t>
+            </w:r>
+            <w:proofErr w:type="spellEnd"/>
+            <w:r>
+              <w:rPr>
+                <w:rFonts w:ascii="Arial Unicode MS" w:eastAsia="Times New Roman" w:hAnsi="Arial Unicode MS" w:cs="Calibri"/>
+                <w:color w:val="000000"/>
+                <w:sz w:val="16"/>
+                <w:szCs w:val="16"/>
+                <w:lang w:eastAsia="hu-HU"/>
+              </w:rPr>
+              <w:t>/</w:t>
             </w:r>
           </w:p>
         </w:tc>
@@ -28655,7 +31298,29 @@
                 <w:szCs w:val="16"/>
                 <w:lang w:eastAsia="hu-HU"/>
               </w:rPr>
-              <w:t>/notes//</w:t>
+              <w:t>/</w:t>
+            </w:r>
+            <w:proofErr w:type="spellStart"/>
+            <w:r>
+              <w:rPr>
+                <w:rFonts w:ascii="Arial Unicode MS" w:eastAsia="Times New Roman" w:hAnsi="Arial Unicode MS" w:cs="Calibri"/>
+                <w:color w:val="000000"/>
+                <w:sz w:val="16"/>
+                <w:szCs w:val="16"/>
+                <w:lang w:eastAsia="hu-HU"/>
+              </w:rPr>
+              <w:t>notes</w:t>
+            </w:r>
+            <w:proofErr w:type="spellEnd"/>
+            <w:r>
+              <w:rPr>
+                <w:rFonts w:ascii="Arial Unicode MS" w:eastAsia="Times New Roman" w:hAnsi="Arial Unicode MS" w:cs="Calibri"/>
+                <w:color w:val="000000"/>
+                <w:sz w:val="16"/>
+                <w:szCs w:val="16"/>
+                <w:lang w:eastAsia="hu-HU"/>
+              </w:rPr>
+              <w:t>/</w:t>
             </w:r>
           </w:p>
         </w:tc>
@@ -29248,6 +31913,7 @@
                 <w:lang w:eastAsia="hu-HU"/>
               </w:rPr>
             </w:pPr>
+            <w:proofErr w:type="spellStart"/>
             <w:r>
               <w:rPr>
                 <w:rFonts w:ascii="Calibri" w:eastAsia="Times New Roman" w:hAnsi="Calibri" w:cs="Calibri"/>
@@ -29260,6 +31926,7 @@
               </w:rPr>
               <w:t>Owner</w:t>
             </w:r>
+            <w:proofErr w:type="spellEnd"/>
           </w:p>
         </w:tc>
         <w:tc>
@@ -29295,7 +31962,29 @@
                 <w:szCs w:val="16"/>
                 <w:lang w:eastAsia="hu-HU"/>
               </w:rPr>
-              <w:t>/owner/</w:t>
+              <w:t>/</w:t>
+            </w:r>
+            <w:proofErr w:type="spellStart"/>
+            <w:r>
+              <w:rPr>
+                <w:rFonts w:ascii="Arial Unicode MS" w:eastAsia="Times New Roman" w:hAnsi="Arial Unicode MS" w:cs="Calibri"/>
+                <w:color w:val="000000"/>
+                <w:sz w:val="16"/>
+                <w:szCs w:val="16"/>
+                <w:lang w:eastAsia="hu-HU"/>
+              </w:rPr>
+              <w:t>owner</w:t>
+            </w:r>
+            <w:proofErr w:type="spellEnd"/>
+            <w:r>
+              <w:rPr>
+                <w:rFonts w:ascii="Arial Unicode MS" w:eastAsia="Times New Roman" w:hAnsi="Arial Unicode MS" w:cs="Calibri"/>
+                <w:color w:val="000000"/>
+                <w:sz w:val="16"/>
+                <w:szCs w:val="16"/>
+                <w:lang w:eastAsia="hu-HU"/>
+              </w:rPr>
+              <w:t>/</w:t>
             </w:r>
           </w:p>
         </w:tc>
@@ -29609,7 +32298,29 @@
                 <w:szCs w:val="16"/>
                 <w:lang w:eastAsia="hu-HU"/>
               </w:rPr>
-              <w:t>Cégadatok módosítása (FormData)</w:t>
+              <w:t>Cégadatok módosítása (</w:t>
+            </w:r>
+            <w:proofErr w:type="spellStart"/>
+            <w:r>
+              <w:rPr>
+                <w:rFonts w:ascii="Calibri" w:eastAsia="Times New Roman" w:hAnsi="Calibri" w:cs="Calibri"/>
+                <w:color w:val="000000"/>
+                <w:sz w:val="16"/>
+                <w:szCs w:val="16"/>
+                <w:lang w:eastAsia="hu-HU"/>
+              </w:rPr>
+              <w:t>FormData</w:t>
+            </w:r>
+            <w:proofErr w:type="spellEnd"/>
+            <w:r>
+              <w:rPr>
+                <w:rFonts w:ascii="Calibri" w:eastAsia="Times New Roman" w:hAnsi="Calibri" w:cs="Calibri"/>
+                <w:color w:val="000000"/>
+                <w:sz w:val="16"/>
+                <w:szCs w:val="16"/>
+                <w:lang w:eastAsia="hu-HU"/>
+              </w:rPr>
+              <w:t>)</w:t>
             </w:r>
           </w:p>
         </w:tc>
@@ -29683,6 +32394,7 @@
                 <w:lang w:eastAsia="hu-HU"/>
               </w:rPr>
             </w:pPr>
+            <w:proofErr w:type="spellStart"/>
             <w:r>
               <w:rPr>
                 <w:rFonts w:ascii="Calibri" w:eastAsia="Times New Roman" w:hAnsi="Calibri" w:cs="Calibri"/>
@@ -29695,6 +32407,7 @@
               </w:rPr>
               <w:t>Services</w:t>
             </w:r>
+            <w:proofErr w:type="spellEnd"/>
           </w:p>
         </w:tc>
         <w:tc>
@@ -29730,7 +32443,29 @@
                 <w:szCs w:val="16"/>
                 <w:lang w:eastAsia="hu-HU"/>
               </w:rPr>
-              <w:t>/services/</w:t>
+              <w:t>/</w:t>
+            </w:r>
+            <w:proofErr w:type="spellStart"/>
+            <w:r>
+              <w:rPr>
+                <w:rFonts w:ascii="Arial Unicode MS" w:eastAsia="Times New Roman" w:hAnsi="Arial Unicode MS" w:cs="Calibri"/>
+                <w:color w:val="000000"/>
+                <w:sz w:val="16"/>
+                <w:szCs w:val="16"/>
+                <w:lang w:eastAsia="hu-HU"/>
+              </w:rPr>
+              <w:t>services</w:t>
+            </w:r>
+            <w:proofErr w:type="spellEnd"/>
+            <w:r>
+              <w:rPr>
+                <w:rFonts w:ascii="Arial Unicode MS" w:eastAsia="Times New Roman" w:hAnsi="Arial Unicode MS" w:cs="Calibri"/>
+                <w:color w:val="000000"/>
+                <w:sz w:val="16"/>
+                <w:szCs w:val="16"/>
+                <w:lang w:eastAsia="hu-HU"/>
+              </w:rPr>
+              <w:t>/</w:t>
             </w:r>
           </w:p>
         </w:tc>
@@ -30152,7 +32887,29 @@
                 <w:szCs w:val="16"/>
                 <w:lang w:eastAsia="hu-HU"/>
               </w:rPr>
-              <w:t>/services//</w:t>
+              <w:t>/</w:t>
+            </w:r>
+            <w:proofErr w:type="spellStart"/>
+            <w:r>
+              <w:rPr>
+                <w:rFonts w:ascii="Arial Unicode MS" w:eastAsia="Times New Roman" w:hAnsi="Arial Unicode MS" w:cs="Calibri"/>
+                <w:color w:val="000000"/>
+                <w:sz w:val="16"/>
+                <w:szCs w:val="16"/>
+                <w:lang w:eastAsia="hu-HU"/>
+              </w:rPr>
+              <w:t>services</w:t>
+            </w:r>
+            <w:proofErr w:type="spellEnd"/>
+            <w:r>
+              <w:rPr>
+                <w:rFonts w:ascii="Arial Unicode MS" w:eastAsia="Times New Roman" w:hAnsi="Arial Unicode MS" w:cs="Calibri"/>
+                <w:color w:val="000000"/>
+                <w:sz w:val="16"/>
+                <w:szCs w:val="16"/>
+                <w:lang w:eastAsia="hu-HU"/>
+              </w:rPr>
+              <w:t>/</w:t>
             </w:r>
           </w:p>
         </w:tc>
@@ -30675,7 +33432,23 @@
           <w:b/>
           <w:bCs/>
         </w:rPr>
-        <w:t>JWT (JSON Web Token)</w:t>
+        <w:t xml:space="preserve">JWT (JSON Web </w:t>
+      </w:r>
+      <w:proofErr w:type="spellStart"/>
+      <w:r>
+        <w:rPr>
+          <w:b/>
+          <w:bCs/>
+        </w:rPr>
+        <w:t>Token</w:t>
+      </w:r>
+      <w:proofErr w:type="spellEnd"/>
+      <w:r>
+        <w:rPr>
+          <w:b/>
+          <w:bCs/>
+        </w:rPr>
+        <w:t>)</w:t>
       </w:r>
       <w:r>
         <w:t xml:space="preserve"> alapú hitelesítést használ.</w:t>
@@ -30742,8 +33515,13 @@
           <w:tab w:val="left" w:pos="1418"/>
         </w:tabs>
       </w:pPr>
-      <w:r>
-        <w:t>accesstokent (rövid élettartam)</w:t>
+      <w:proofErr w:type="spellStart"/>
+      <w:r>
+        <w:t>accesstokent</w:t>
+      </w:r>
+      <w:proofErr w:type="spellEnd"/>
+      <w:r>
+        <w:t xml:space="preserve"> (rövid élettartam)</w:t>
       </w:r>
     </w:p>
     <w:p>
@@ -30758,8 +33536,13 @@
           <w:tab w:val="left" w:pos="1418"/>
         </w:tabs>
       </w:pPr>
-      <w:r>
-        <w:t>refreshtokent (hosszabb élettartam)</w:t>
+      <w:proofErr w:type="spellStart"/>
+      <w:r>
+        <w:t>refreshtokent</w:t>
+      </w:r>
+      <w:proofErr w:type="spellEnd"/>
+      <w:r>
+        <w:t xml:space="preserve"> (hosszabb élettartam)</w:t>
       </w:r>
     </w:p>
     <w:p>
@@ -30774,11 +33557,19 @@
         </w:tabs>
       </w:pPr>
       <w:r>
-        <w:t>A frontend ezeket eltárolja a localStorage</w:t>
+        <w:t xml:space="preserve">A frontend ezeket eltárolja a </w:t>
+      </w:r>
+      <w:proofErr w:type="spellStart"/>
+      <w:r>
+        <w:t>localStorage</w:t>
       </w:r>
       <w:r>
         <w:noBreakHyphen/>
-        <w:t>ban.</w:t>
+        <w:t>ban</w:t>
+      </w:r>
+      <w:proofErr w:type="spellEnd"/>
+      <w:r>
+        <w:t>.</w:t>
       </w:r>
     </w:p>
     <w:p>
@@ -30793,7 +33584,23 @@
         </w:tabs>
       </w:pPr>
       <w:r>
-        <w:t>Minden admin API hívásnál az Axios automatikusan hozzáadja:</w:t>
+        <w:t xml:space="preserve">Minden </w:t>
+      </w:r>
+      <w:proofErr w:type="spellStart"/>
+      <w:r>
+        <w:t>admin</w:t>
+      </w:r>
+      <w:proofErr w:type="spellEnd"/>
+      <w:r>
+        <w:t xml:space="preserve"> API hívásnál az </w:t>
+      </w:r>
+      <w:proofErr w:type="spellStart"/>
+      <w:r>
+        <w:t>Axios</w:t>
+      </w:r>
+      <w:proofErr w:type="spellEnd"/>
+      <w:r>
+        <w:t xml:space="preserve"> automatikusan hozzáadja:</w:t>
       </w:r>
     </w:p>
     <w:p>
@@ -30814,8 +33621,37 @@
           <w:tab w:val="left" w:pos="1418"/>
         </w:tabs>
       </w:pPr>
-      <w:r>
-        <w:t>Authorization: Bearer&lt;access_token&gt;</w:t>
+      <w:proofErr w:type="spellStart"/>
+      <w:r>
+        <w:t>Authorization</w:t>
+      </w:r>
+      <w:proofErr w:type="spellEnd"/>
+      <w:r>
+        <w:t xml:space="preserve">: </w:t>
+      </w:r>
+      <w:proofErr w:type="spellStart"/>
+      <w:r>
+        <w:t>Bearer</w:t>
+      </w:r>
+      <w:proofErr w:type="spellEnd"/>
+      <w:r>
+        <w:t>&lt;</w:t>
+      </w:r>
+      <w:proofErr w:type="spellStart"/>
+      <w:r>
+        <w:t>access</w:t>
+      </w:r>
+      <w:proofErr w:type="spellEnd"/>
+      <w:r>
+        <w:t>_</w:t>
+      </w:r>
+      <w:proofErr w:type="spellStart"/>
+      <w:r>
+        <w:t>token</w:t>
+      </w:r>
+      <w:proofErr w:type="spellEnd"/>
+      <w:r>
+        <w:t>&gt;</w:t>
       </w:r>
     </w:p>
     <w:p>
@@ -30830,7 +33666,23 @@
         </w:tabs>
       </w:pPr>
       <w:r>
-        <w:t>Ha az accesstoken lejár, a frontend automatikusan frissíti a refreshtokennel.</w:t>
+        <w:t xml:space="preserve">Ha az </w:t>
+      </w:r>
+      <w:proofErr w:type="spellStart"/>
+      <w:r>
+        <w:t>accesstoken</w:t>
+      </w:r>
+      <w:proofErr w:type="spellEnd"/>
+      <w:r>
+        <w:t xml:space="preserve"> lejár, a frontend automatikusan frissíti a </w:t>
+      </w:r>
+      <w:proofErr w:type="spellStart"/>
+      <w:r>
+        <w:t>refreshtokennel</w:t>
+      </w:r>
+      <w:proofErr w:type="spellEnd"/>
+      <w:r>
+        <w:t>.</w:t>
       </w:r>
     </w:p>
     <w:p>
@@ -30860,7 +33712,36 @@
         </w:tabs>
       </w:pPr>
       <w:r>
-        <w:t>A Layout modul handleLogout() függvénye törli a tokeneket:</w:t>
+        <w:t xml:space="preserve">A </w:t>
+      </w:r>
+      <w:proofErr w:type="spellStart"/>
+      <w:r>
+        <w:t>Layout</w:t>
+      </w:r>
+      <w:proofErr w:type="spellEnd"/>
+      <w:r>
+        <w:t xml:space="preserve"> modul </w:t>
+      </w:r>
+      <w:proofErr w:type="spellStart"/>
+      <w:proofErr w:type="gramStart"/>
+      <w:r>
+        <w:t>handleLogout</w:t>
+      </w:r>
+      <w:proofErr w:type="spellEnd"/>
+      <w:r>
+        <w:t>(</w:t>
+      </w:r>
+      <w:proofErr w:type="gramEnd"/>
+      <w:r>
+        <w:t xml:space="preserve">) függvénye törli a </w:t>
+      </w:r>
+      <w:proofErr w:type="spellStart"/>
+      <w:r>
+        <w:t>tokeneket</w:t>
+      </w:r>
+      <w:proofErr w:type="spellEnd"/>
+      <w:r>
+        <w:t>:</w:t>
       </w:r>
     </w:p>
     <w:p>
@@ -30876,33 +33757,83 @@
           <w:color w:val="FFFFFF" w:themeColor="background1"/>
         </w:rPr>
       </w:pPr>
+      <w:proofErr w:type="spellStart"/>
       <w:r>
         <w:rPr>
           <w:rFonts w:ascii="Consolas" w:hAnsi="Consolas"/>
           <w:color w:val="FFFFFF" w:themeColor="background1"/>
         </w:rPr>
-        <w:t>localStorage.removeItem("access");</w:t>
-      </w:r>
-    </w:p>
-    <w:p>
-      <w:pPr>
-        <w:shd w:val="clear" w:color="auto" w:fill="AEAAAA" w:themeFill="background2" w:themeFillShade="BF"/>
-        <w:tabs>
-          <w:tab w:val="left" w:pos="425"/>
-          <w:tab w:val="left" w:pos="1418"/>
-        </w:tabs>
-        <w:spacing w:after="0"/>
+        <w:t>localStorage.removeItem</w:t>
+      </w:r>
+      <w:proofErr w:type="spellEnd"/>
+      <w:r>
         <w:rPr>
           <w:rFonts w:ascii="Consolas" w:hAnsi="Consolas"/>
           <w:color w:val="FFFFFF" w:themeColor="background1"/>
         </w:rPr>
-      </w:pPr>
+        <w:t>("</w:t>
+      </w:r>
+      <w:proofErr w:type="spellStart"/>
       <w:r>
         <w:rPr>
           <w:rFonts w:ascii="Consolas" w:hAnsi="Consolas"/>
           <w:color w:val="FFFFFF" w:themeColor="background1"/>
         </w:rPr>
-        <w:t>localStorage.removeItem("refresh");</w:t>
+        <w:t>access</w:t>
+      </w:r>
+      <w:proofErr w:type="spellEnd"/>
+      <w:r>
+        <w:rPr>
+          <w:rFonts w:ascii="Consolas" w:hAnsi="Consolas"/>
+          <w:color w:val="FFFFFF" w:themeColor="background1"/>
+        </w:rPr>
+        <w:t>");</w:t>
+      </w:r>
+    </w:p>
+    <w:p>
+      <w:pPr>
+        <w:shd w:val="clear" w:color="auto" w:fill="AEAAAA" w:themeFill="background2" w:themeFillShade="BF"/>
+        <w:tabs>
+          <w:tab w:val="left" w:pos="425"/>
+          <w:tab w:val="left" w:pos="1418"/>
+        </w:tabs>
+        <w:spacing w:after="0"/>
+        <w:rPr>
+          <w:rFonts w:ascii="Consolas" w:hAnsi="Consolas"/>
+          <w:color w:val="FFFFFF" w:themeColor="background1"/>
+        </w:rPr>
+      </w:pPr>
+      <w:proofErr w:type="spellStart"/>
+      <w:r>
+        <w:rPr>
+          <w:rFonts w:ascii="Consolas" w:hAnsi="Consolas"/>
+          <w:color w:val="FFFFFF" w:themeColor="background1"/>
+        </w:rPr>
+        <w:t>localStorage.removeItem</w:t>
+      </w:r>
+      <w:proofErr w:type="spellEnd"/>
+      <w:r>
+        <w:rPr>
+          <w:rFonts w:ascii="Consolas" w:hAnsi="Consolas"/>
+          <w:color w:val="FFFFFF" w:themeColor="background1"/>
+        </w:rPr>
+        <w:t>("</w:t>
+      </w:r>
+      <w:proofErr w:type="spellStart"/>
+      <w:r>
+        <w:rPr>
+          <w:rFonts w:ascii="Consolas" w:hAnsi="Consolas"/>
+          <w:color w:val="FFFFFF" w:themeColor="background1"/>
+        </w:rPr>
+        <w:t>refresh</w:t>
+      </w:r>
+      <w:proofErr w:type="spellEnd"/>
+      <w:r>
+        <w:rPr>
+          <w:rFonts w:ascii="Consolas" w:hAnsi="Consolas"/>
+          <w:color w:val="FFFFFF" w:themeColor="background1"/>
+        </w:rPr>
+        <w:t>");</w:t>
       </w:r>
     </w:p>
     <w:p>
@@ -30957,7 +33888,15 @@
       </w:pPr>
       <w:bookmarkStart w:id="694" w:name="_Toc226938974"/>
       <w:r>
-        <w:t>GET_CONTRACTS_DUE_0_12()</w:t>
+        <w:t>GET_CONTRACTS_DUE_0_</w:t>
+      </w:r>
+      <w:proofErr w:type="gramStart"/>
+      <w:r>
+        <w:t>12(</w:t>
+      </w:r>
+      <w:proofErr w:type="gramEnd"/>
+      <w:r>
+        <w:t>)</w:t>
       </w:r>
       <w:r>
         <w:rPr>
@@ -31174,13 +34113,21 @@
         <w:t xml:space="preserve"> szerződéshez kapcsolódó összes releváns adatot (ügyfél, telephely, szolgáltatás, cégadatok) is visszaadja</w:t>
       </w:r>
       <w:r>
-        <w:t>a frontend</w:t>
+        <w:t xml:space="preserve"> frontend</w:t>
       </w:r>
       <w:r>
         <w:t>nek, amit</w:t>
       </w:r>
       <w:r>
-        <w:t>DueContract modulban jelenít meg</w:t>
+        <w:t xml:space="preserve"> </w:t>
+      </w:r>
+      <w:proofErr w:type="spellStart"/>
+      <w:r>
+        <w:t>DueContract</w:t>
+      </w:r>
+      <w:proofErr w:type="spellEnd"/>
+      <w:r>
+        <w:t xml:space="preserve"> modulban jelenít meg</w:t>
       </w:r>
       <w:r>
         <w:t>, és a munkalap PDF generálásakor használ.</w:t>
@@ -31480,6 +34427,7 @@
         </w:rPr>
         <w:t xml:space="preserve">A kérést a </w:t>
       </w:r>
+      <w:proofErr w:type="spellStart"/>
       <w:r>
         <w:rPr>
           <w:i/>
@@ -31488,6 +34436,7 @@
         </w:rPr>
         <w:t>contactMessageCreate</w:t>
       </w:r>
+      <w:proofErr w:type="spellEnd"/>
       <w:r>
         <w:rPr>
           <w:lang w:eastAsia="hu-HU"/>
@@ -31506,12 +34455,21 @@
           <w:lang w:eastAsia="hu-HU"/>
         </w:rPr>
       </w:pPr>
+      <w:proofErr w:type="spellStart"/>
       <w:r>
         <w:rPr>
           <w:lang w:eastAsia="hu-HU"/>
         </w:rPr>
-        <w:t xml:space="preserve">validálja az adatokat a </w:t>
-      </w:r>
+        <w:t>validálja</w:t>
+      </w:r>
+      <w:proofErr w:type="spellEnd"/>
+      <w:r>
+        <w:rPr>
+          <w:lang w:eastAsia="hu-HU"/>
+        </w:rPr>
+        <w:t xml:space="preserve"> az adatokat a </w:t>
+      </w:r>
+      <w:proofErr w:type="spellStart"/>
       <w:r>
         <w:rPr>
           <w:i/>
@@ -31520,6 +34478,7 @@
         </w:rPr>
         <w:t>ContactMessageSerializer</w:t>
       </w:r>
+      <w:proofErr w:type="spellEnd"/>
       <w:r>
         <w:rPr>
           <w:lang w:eastAsia="hu-HU"/>
@@ -31605,21 +34564,63 @@
           <w:lang w:eastAsia="hu-HU"/>
         </w:rPr>
         <w:noBreakHyphen/>
-        <w:t>mail HTML tartalma inline CSS</w:t>
-      </w:r>
+        <w:t xml:space="preserve">mail HTML tartalma </w:t>
+      </w:r>
+      <w:proofErr w:type="spellStart"/>
       <w:r>
         <w:rPr>
           <w:lang w:eastAsia="hu-HU"/>
         </w:rPr>
+        <w:t>inline</w:t>
+      </w:r>
+      <w:proofErr w:type="spellEnd"/>
+      <w:r>
+        <w:rPr>
+          <w:lang w:eastAsia="hu-HU"/>
+        </w:rPr>
+        <w:t xml:space="preserve"> </w:t>
+      </w:r>
+      <w:proofErr w:type="spellStart"/>
+      <w:r>
+        <w:rPr>
+          <w:lang w:eastAsia="hu-HU"/>
+        </w:rPr>
+        <w:t>CSS</w:t>
+      </w:r>
+      <w:r>
+        <w:rPr>
+          <w:lang w:eastAsia="hu-HU"/>
+        </w:rPr>
         <w:noBreakHyphen/>
-        <w:t>t és beágyazott képet (logo.png) tartalmaz, amelyet a rendszer CID</w:t>
-      </w:r>
+        <w:t>t</w:t>
+      </w:r>
+      <w:proofErr w:type="spellEnd"/>
       <w:r>
         <w:rPr>
           <w:lang w:eastAsia="hu-HU"/>
         </w:rPr>
+        <w:t xml:space="preserve"> és beágyazott képet (logo.png) tartalmaz, amelyet a rendszer </w:t>
+      </w:r>
+      <w:proofErr w:type="spellStart"/>
+      <w:r>
+        <w:rPr>
+          <w:lang w:eastAsia="hu-HU"/>
+        </w:rPr>
+        <w:t>CID</w:t>
+      </w:r>
+      <w:r>
+        <w:rPr>
+          <w:lang w:eastAsia="hu-HU"/>
+        </w:rPr>
         <w:noBreakHyphen/>
-        <w:t xml:space="preserve">azonosítóval csatol </w:t>
+        <w:t>azonosítóval</w:t>
+      </w:r>
+      <w:proofErr w:type="spellEnd"/>
+      <w:r>
+        <w:rPr>
+          <w:lang w:eastAsia="hu-HU"/>
+        </w:rPr>
+        <w:t xml:space="preserve"> csatol </w:t>
       </w:r>
       <w:r>
         <w:rPr>
@@ -31627,7 +34628,43 @@
           <w:iCs/>
           <w:lang w:eastAsia="hu-HU"/>
         </w:rPr>
-        <w:t>(company_logo).</w:t>
+        <w:t>(</w:t>
+      </w:r>
+      <w:proofErr w:type="spellStart"/>
+      <w:r>
+        <w:rPr>
+          <w:i/>
+          <w:iCs/>
+          <w:lang w:eastAsia="hu-HU"/>
+        </w:rPr>
+        <w:t>company</w:t>
+      </w:r>
+      <w:proofErr w:type="spellEnd"/>
+      <w:r>
+        <w:rPr>
+          <w:i/>
+          <w:iCs/>
+          <w:lang w:eastAsia="hu-HU"/>
+        </w:rPr>
+        <w:t>_</w:t>
+      </w:r>
+      <w:proofErr w:type="spellStart"/>
+      <w:r>
+        <w:rPr>
+          <w:i/>
+          <w:iCs/>
+          <w:lang w:eastAsia="hu-HU"/>
+        </w:rPr>
+        <w:t>logo</w:t>
+      </w:r>
+      <w:proofErr w:type="spellEnd"/>
+      <w:r>
+        <w:rPr>
+          <w:i/>
+          <w:iCs/>
+          <w:lang w:eastAsia="hu-HU"/>
+        </w:rPr>
+        <w:t>).</w:t>
       </w:r>
     </w:p>
     <w:p>
@@ -31703,7 +34740,21 @@
         <w:rPr>
           <w:lang w:eastAsia="hu-HU"/>
         </w:rPr>
-        <w:t>A küldéshez a DjangoEmailMultiAlternatives osztályát használja, amely lehetővé teszi a többformátumú (text + HTML) üzeneteket.</w:t>
+        <w:t xml:space="preserve">A küldéshez a </w:t>
+      </w:r>
+      <w:proofErr w:type="spellStart"/>
+      <w:r>
+        <w:rPr>
+          <w:lang w:eastAsia="hu-HU"/>
+        </w:rPr>
+        <w:t>DjangoEmailMultiAlternatives</w:t>
+      </w:r>
+      <w:proofErr w:type="spellEnd"/>
+      <w:r>
+        <w:rPr>
+          <w:lang w:eastAsia="hu-HU"/>
+        </w:rPr>
+        <w:t xml:space="preserve"> osztályát használja, amely lehetővé teszi a többformátumú (text + HTML) üzeneteket.</w:t>
       </w:r>
     </w:p>
     <w:p>
@@ -31782,7 +34833,15 @@
         <w:ind w:left="714" w:hanging="357"/>
       </w:pPr>
       <w:r>
-        <w:t>Az adatmodellek (Django ORM) megtervezése és létrehozása</w:t>
+        <w:t>Az adatmodellek (</w:t>
+      </w:r>
+      <w:proofErr w:type="spellStart"/>
+      <w:r>
+        <w:t>Django</w:t>
+      </w:r>
+      <w:proofErr w:type="spellEnd"/>
+      <w:r>
+        <w:t xml:space="preserve"> ORM) megtervezése és létrehozása</w:t>
       </w:r>
     </w:p>
     <w:p>
@@ -31800,7 +34859,23 @@
         <w:ind w:left="714" w:hanging="357"/>
       </w:pPr>
       <w:r>
-        <w:t>A Serializerek elkészítése (Read/Write logika, validációk)</w:t>
+        <w:t xml:space="preserve">A </w:t>
+      </w:r>
+      <w:proofErr w:type="spellStart"/>
+      <w:r>
+        <w:t>Serializerek</w:t>
+      </w:r>
+      <w:proofErr w:type="spellEnd"/>
+      <w:r>
+        <w:t xml:space="preserve"> elkészítése (Read/</w:t>
+      </w:r>
+      <w:proofErr w:type="spellStart"/>
+      <w:r>
+        <w:t>Write</w:t>
+      </w:r>
+      <w:proofErr w:type="spellEnd"/>
+      <w:r>
+        <w:t xml:space="preserve"> logika, validációk)</w:t>
       </w:r>
     </w:p>
     <w:p>
@@ -31818,7 +34893,15 @@
         <w:ind w:left="714" w:hanging="357"/>
       </w:pPr>
       <w:r>
-        <w:t>A REST API végpontok (Views) implementálása</w:t>
+        <w:t>A REST API végpontok (</w:t>
+      </w:r>
+      <w:proofErr w:type="spellStart"/>
+      <w:r>
+        <w:t>Views</w:t>
+      </w:r>
+      <w:proofErr w:type="spellEnd"/>
+      <w:r>
+        <w:t>) implementálása</w:t>
       </w:r>
     </w:p>
     <w:p>
@@ -31836,7 +34919,15 @@
         <w:ind w:left="714" w:hanging="357"/>
       </w:pPr>
       <w:r>
-        <w:t>Az authentikációs rendszer kialakítása</w:t>
+        <w:t xml:space="preserve">Az </w:t>
+      </w:r>
+      <w:proofErr w:type="spellStart"/>
+      <w:r>
+        <w:t>authentikációs</w:t>
+      </w:r>
+      <w:proofErr w:type="spellEnd"/>
+      <w:r>
+        <w:t xml:space="preserve"> rendszer kialakítása</w:t>
       </w:r>
     </w:p>
     <w:p>
@@ -31853,8 +34944,21 @@
         <w:spacing w:after="0"/>
         <w:ind w:left="714" w:hanging="357"/>
       </w:pPr>
-      <w:r>
-        <w:t>Admin funkciók backend oldali támogatása</w:t>
+      <w:proofErr w:type="spellStart"/>
+      <w:r>
+        <w:t>Admin</w:t>
+      </w:r>
+      <w:proofErr w:type="spellEnd"/>
+      <w:r>
+        <w:t xml:space="preserve"> funkciók </w:t>
+      </w:r>
+      <w:proofErr w:type="spellStart"/>
+      <w:r>
+        <w:t>backend</w:t>
+      </w:r>
+      <w:proofErr w:type="spellEnd"/>
+      <w:r>
+        <w:t xml:space="preserve"> oldali támogatása</w:t>
       </w:r>
     </w:p>
     <w:p>
@@ -31967,7 +35071,15 @@
         <w:ind w:left="714" w:hanging="357"/>
       </w:pPr>
       <w:r>
-        <w:t>Az admin felület alapstruktúrája és CRUD funkciói</w:t>
+        <w:t xml:space="preserve">Az </w:t>
+      </w:r>
+      <w:proofErr w:type="spellStart"/>
+      <w:r>
+        <w:t>admin</w:t>
+      </w:r>
+      <w:proofErr w:type="spellEnd"/>
+      <w:r>
+        <w:t xml:space="preserve"> felület alapstruktúrája és CRUD funkciói</w:t>
       </w:r>
     </w:p>
     <w:p>
@@ -32040,11 +35152,27 @@
         <w:ind w:left="714" w:hanging="357"/>
       </w:pPr>
       <w:r>
-        <w:t>A teljes admin felület CSS</w:t>
+        <w:t xml:space="preserve">A teljes </w:t>
+      </w:r>
+      <w:proofErr w:type="spellStart"/>
+      <w:r>
+        <w:t>admin</w:t>
+      </w:r>
+      <w:proofErr w:type="spellEnd"/>
+      <w:r>
+        <w:t xml:space="preserve"> felület </w:t>
+      </w:r>
+      <w:proofErr w:type="spellStart"/>
+      <w:r>
+        <w:t>CSS</w:t>
       </w:r>
       <w:r>
         <w:noBreakHyphen/>
-        <w:t>einek elkészítése</w:t>
+        <w:t>einek</w:t>
+      </w:r>
+      <w:proofErr w:type="spellEnd"/>
+      <w:r>
+        <w:t xml:space="preserve"> elkészítése</w:t>
       </w:r>
     </w:p>
     <w:p>
@@ -32445,12 +35573,21 @@
           <w:tab w:val="left" w:pos="1418"/>
         </w:tabs>
       </w:pPr>
+      <w:proofErr w:type="spellStart"/>
       <w:r>
         <w:rPr>
           <w:b/>
           <w:bCs/>
         </w:rPr>
-        <w:t>Reszponzivitás tesztelése</w:t>
+        <w:t>Reszponzivitás</w:t>
+      </w:r>
+      <w:proofErr w:type="spellEnd"/>
+      <w:r>
+        <w:rPr>
+          <w:b/>
+          <w:bCs/>
+        </w:rPr>
+        <w:t xml:space="preserve"> tesztelése</w:t>
       </w:r>
     </w:p>
     <w:p>
@@ -32568,7 +35705,15 @@
         </w:tabs>
       </w:pPr>
       <w:r>
-        <w:t>A Django REST API végpontokat Postman és böngésző segítségével ellenőriztük:</w:t>
+        <w:t xml:space="preserve">A </w:t>
+      </w:r>
+      <w:proofErr w:type="spellStart"/>
+      <w:r>
+        <w:t>Django</w:t>
+      </w:r>
+      <w:proofErr w:type="spellEnd"/>
+      <w:r>
+        <w:t xml:space="preserve"> REST API végpontokat Postman és böngésző segítségével ellenőriztük:</w:t>
       </w:r>
     </w:p>
     <w:p>
@@ -32690,22 +35835,38 @@
           <w:b/>
           <w:bCs/>
         </w:rPr>
-        <w:t>Rendezési hiba a Locations listában</w:t>
-      </w:r>
-    </w:p>
-    <w:p>
-      <w:pPr>
-        <w:tabs>
-          <w:tab w:val="left" w:pos="425"/>
-          <w:tab w:val="left" w:pos="1418"/>
-        </w:tabs>
-        <w:ind w:left="360"/>
-      </w:pPr>
+        <w:t xml:space="preserve">Rendezési hiba a </w:t>
+      </w:r>
+      <w:proofErr w:type="spellStart"/>
       <w:r>
         <w:rPr>
           <w:b/>
           <w:bCs/>
         </w:rPr>
+        <w:t>Locations</w:t>
+      </w:r>
+      <w:proofErr w:type="spellEnd"/>
+      <w:r>
+        <w:rPr>
+          <w:b/>
+          <w:bCs/>
+        </w:rPr>
+        <w:t xml:space="preserve"> listában</w:t>
+      </w:r>
+    </w:p>
+    <w:p>
+      <w:pPr>
+        <w:tabs>
+          <w:tab w:val="left" w:pos="425"/>
+          <w:tab w:val="left" w:pos="1418"/>
+        </w:tabs>
+        <w:ind w:left="360"/>
+      </w:pPr>
+      <w:r>
+        <w:rPr>
+          <w:b/>
+          <w:bCs/>
+        </w:rPr>
         <w:t>Hiba:</w:t>
       </w:r>
       <w:r>
@@ -32732,13 +35893,59 @@
         <w:br/>
         <w:t xml:space="preserve">A frontendben volt egy </w:t>
       </w:r>
+      <w:proofErr w:type="spellStart"/>
       <w:r>
         <w:rPr>
           <w:rFonts w:ascii="Consolas" w:hAnsi="Consolas"/>
           <w:color w:val="FFFFFF" w:themeColor="background1"/>
           <w:shd w:val="clear" w:color="auto" w:fill="AEAAAA" w:themeFill="background2" w:themeFillShade="BF"/>
         </w:rPr>
-        <w:t>data.sort((a, b) =&gt; a.id - b.id)</w:t>
+        <w:t>data.sort</w:t>
+      </w:r>
+      <w:proofErr w:type="spellEnd"/>
+      <w:r>
+        <w:rPr>
+          <w:rFonts w:ascii="Consolas" w:hAnsi="Consolas"/>
+          <w:color w:val="FFFFFF" w:themeColor="background1"/>
+          <w:shd w:val="clear" w:color="auto" w:fill="AEAAAA" w:themeFill="background2" w:themeFillShade="BF"/>
+        </w:rPr>
+        <w:t>((</w:t>
+      </w:r>
+      <w:proofErr w:type="gramStart"/>
+      <w:r>
+        <w:rPr>
+          <w:rFonts w:ascii="Consolas" w:hAnsi="Consolas"/>
+          <w:color w:val="FFFFFF" w:themeColor="background1"/>
+          <w:shd w:val="clear" w:color="auto" w:fill="AEAAAA" w:themeFill="background2" w:themeFillShade="BF"/>
+        </w:rPr>
+        <w:t>a</w:t>
+      </w:r>
+      <w:proofErr w:type="gramEnd"/>
+      <w:r>
+        <w:rPr>
+          <w:rFonts w:ascii="Consolas" w:hAnsi="Consolas"/>
+          <w:color w:val="FFFFFF" w:themeColor="background1"/>
+          <w:shd w:val="clear" w:color="auto" w:fill="AEAAAA" w:themeFill="background2" w:themeFillShade="BF"/>
+        </w:rPr>
+        <w:t xml:space="preserve">, b) =&gt; </w:t>
+      </w:r>
+      <w:proofErr w:type="spellStart"/>
+      <w:r>
+        <w:rPr>
+          <w:rFonts w:ascii="Consolas" w:hAnsi="Consolas"/>
+          <w:color w:val="FFFFFF" w:themeColor="background1"/>
+          <w:shd w:val="clear" w:color="auto" w:fill="AEAAAA" w:themeFill="background2" w:themeFillShade="BF"/>
+        </w:rPr>
+        <w:t>a.id</w:t>
+      </w:r>
+      <w:proofErr w:type="spellEnd"/>
+      <w:r>
+        <w:rPr>
+          <w:rFonts w:ascii="Consolas" w:hAnsi="Consolas"/>
+          <w:color w:val="FFFFFF" w:themeColor="background1"/>
+          <w:shd w:val="clear" w:color="auto" w:fill="AEAAAA" w:themeFill="background2" w:themeFillShade="BF"/>
+        </w:rPr>
+        <w:t xml:space="preserve"> - b.id)</w:t>
       </w:r>
       <w:r>
         <w:t xml:space="preserve"> sor, amely felülírta a backend rendezését.</w:t>
@@ -32790,16 +35997,67 @@
         </w:tabs>
         <w:ind w:left="1080"/>
       </w:pPr>
-      <w:r>
-        <w:t xml:space="preserve">Backend oldalon </w:t>
-      </w:r>
+      <w:proofErr w:type="spellStart"/>
+      <w:r>
+        <w:t>Backend</w:t>
+      </w:r>
+      <w:proofErr w:type="spellEnd"/>
+      <w:r>
+        <w:t xml:space="preserve"> oldalon </w:t>
+      </w:r>
+      <w:proofErr w:type="spellStart"/>
       <w:r>
         <w:rPr>
           <w:rFonts w:ascii="Consolas" w:hAnsi="Consolas"/>
           <w:color w:val="FFFFFF" w:themeColor="background1"/>
           <w:shd w:val="clear" w:color="auto" w:fill="AEAAAA" w:themeFill="background2" w:themeFillShade="BF"/>
         </w:rPr>
-        <w:t>order_by("locationName")</w:t>
+        <w:t>order</w:t>
+      </w:r>
+      <w:proofErr w:type="spellEnd"/>
+      <w:r>
+        <w:rPr>
+          <w:rFonts w:ascii="Consolas" w:hAnsi="Consolas"/>
+          <w:color w:val="FFFFFF" w:themeColor="background1"/>
+          <w:shd w:val="clear" w:color="auto" w:fill="AEAAAA" w:themeFill="background2" w:themeFillShade="BF"/>
+        </w:rPr>
+        <w:t>_</w:t>
+      </w:r>
+      <w:proofErr w:type="spellStart"/>
+      <w:r>
+        <w:rPr>
+          <w:rFonts w:ascii="Consolas" w:hAnsi="Consolas"/>
+          <w:color w:val="FFFFFF" w:themeColor="background1"/>
+          <w:shd w:val="clear" w:color="auto" w:fill="AEAAAA" w:themeFill="background2" w:themeFillShade="BF"/>
+        </w:rPr>
+        <w:t>by</w:t>
+      </w:r>
+      <w:proofErr w:type="spellEnd"/>
+      <w:r>
+        <w:rPr>
+          <w:rFonts w:ascii="Consolas" w:hAnsi="Consolas"/>
+          <w:color w:val="FFFFFF" w:themeColor="background1"/>
+          <w:shd w:val="clear" w:color="auto" w:fill="AEAAAA" w:themeFill="background2" w:themeFillShade="BF"/>
+        </w:rPr>
+        <w:t>("</w:t>
+      </w:r>
+      <w:proofErr w:type="spellStart"/>
+      <w:r>
+        <w:rPr>
+          <w:rFonts w:ascii="Consolas" w:hAnsi="Consolas"/>
+          <w:color w:val="FFFFFF" w:themeColor="background1"/>
+          <w:shd w:val="clear" w:color="auto" w:fill="AEAAAA" w:themeFill="background2" w:themeFillShade="BF"/>
+        </w:rPr>
+        <w:t>locationName</w:t>
+      </w:r>
+      <w:proofErr w:type="spellEnd"/>
+      <w:r>
+        <w:rPr>
+          <w:rFonts w:ascii="Consolas" w:hAnsi="Consolas"/>
+          <w:color w:val="FFFFFF" w:themeColor="background1"/>
+          <w:shd w:val="clear" w:color="auto" w:fill="AEAAAA" w:themeFill="background2" w:themeFillShade="BF"/>
+        </w:rPr>
+        <w:t>")</w:t>
       </w:r>
       <w:r>
         <w:t>beállítása</w:t>
@@ -32845,7 +36103,87 @@
           <w:b/>
           <w:bCs/>
         </w:rPr>
-        <w:t xml:space="preserve"> (\backend\insecta\views\pdf_views)</w:t>
+        <w:t xml:space="preserve"> (\</w:t>
+      </w:r>
+      <w:proofErr w:type="spellStart"/>
+      <w:r>
+        <w:rPr>
+          <w:b/>
+          <w:bCs/>
+        </w:rPr>
+        <w:t>backend</w:t>
+      </w:r>
+      <w:proofErr w:type="spellEnd"/>
+      <w:r>
+        <w:rPr>
+          <w:b/>
+          <w:bCs/>
+        </w:rPr>
+        <w:t>\</w:t>
+      </w:r>
+      <w:proofErr w:type="spellStart"/>
+      <w:r>
+        <w:rPr>
+          <w:b/>
+          <w:bCs/>
+        </w:rPr>
+        <w:t>insecta</w:t>
+      </w:r>
+      <w:proofErr w:type="spellEnd"/>
+      <w:r>
+        <w:rPr>
+          <w:b/>
+          <w:bCs/>
+        </w:rPr>
+        <w:t>\</w:t>
+      </w:r>
+      <w:proofErr w:type="spellStart"/>
+      <w:r>
+        <w:rPr>
+          <w:b/>
+          <w:bCs/>
+        </w:rPr>
+        <w:t>views</w:t>
+      </w:r>
+      <w:proofErr w:type="spellEnd"/>
+      <w:r>
+        <w:rPr>
+          <w:b/>
+          <w:bCs/>
+        </w:rPr>
+        <w:t>\</w:t>
+      </w:r>
+      <w:proofErr w:type="spellStart"/>
+      <w:r>
+        <w:rPr>
+          <w:b/>
+          <w:bCs/>
+        </w:rPr>
+        <w:t>pdf</w:t>
+      </w:r>
+      <w:proofErr w:type="spellEnd"/>
+      <w:r>
+        <w:rPr>
+          <w:b/>
+          <w:bCs/>
+        </w:rPr>
+        <w:t>_</w:t>
+      </w:r>
+      <w:proofErr w:type="spellStart"/>
+      <w:r>
+        <w:rPr>
+          <w:b/>
+          <w:bCs/>
+        </w:rPr>
+        <w:t>views</w:t>
+      </w:r>
+      <w:proofErr w:type="spellEnd"/>
+      <w:r>
+        <w:rPr>
+          <w:b/>
+          <w:bCs/>
+        </w:rPr>
+        <w:t>)</w:t>
       </w:r>
     </w:p>
     <w:p>
@@ -32997,7 +36335,23 @@
         <w:t>8 kódolása</w:t>
       </w:r>
       <w:r>
-        <w:t xml:space="preserve"> elcsúszik, amikor a dátumot a Python locale + strftime állít</w:t>
+        <w:t xml:space="preserve"> elcsúszik, amikor a dátumot a Python </w:t>
+      </w:r>
+      <w:proofErr w:type="spellStart"/>
+      <w:r>
+        <w:t>locale</w:t>
+      </w:r>
+      <w:proofErr w:type="spellEnd"/>
+      <w:r>
+        <w:t xml:space="preserve"> + </w:t>
+      </w:r>
+      <w:proofErr w:type="spellStart"/>
+      <w:r>
+        <w:t>strftime</w:t>
+      </w:r>
+      <w:proofErr w:type="spellEnd"/>
+      <w:r>
+        <w:t xml:space="preserve"> állít</w:t>
       </w:r>
       <w:r>
         <w:t>otta</w:t>
@@ -33065,10 +36419,31 @@
         <w:t>, vagy</w:t>
       </w:r>
       <w:r>
-        <w:t xml:space="preserve"> a </w:t>
-      </w:r>
-      <w:r>
-        <w:t>a Chrome headless</w:t>
+        <w:t xml:space="preserve"> </w:t>
+      </w:r>
+      <w:proofErr w:type="gramStart"/>
+      <w:r>
+        <w:t>a</w:t>
+      </w:r>
+      <w:proofErr w:type="gramEnd"/>
+      <w:r>
+        <w:t xml:space="preserve"> </w:t>
+      </w:r>
+      <w:proofErr w:type="spellStart"/>
+      <w:r>
+        <w:t>a</w:t>
+      </w:r>
+      <w:proofErr w:type="spellEnd"/>
+      <w:r>
+        <w:t xml:space="preserve"> </w:t>
+      </w:r>
+      <w:proofErr w:type="spellStart"/>
+      <w:r>
+        <w:t>Chrome</w:t>
+      </w:r>
+      <w:proofErr w:type="spellEnd"/>
+      <w:r>
+        <w:t xml:space="preserve"> headless</w:t>
       </w:r>
       <w:r>
         <w:rPr>
@@ -33113,7 +36488,11 @@
         <w:t xml:space="preserve"> próbálja értelmezni.</w:t>
       </w:r>
       <w:r>
-        <w:t xml:space="preserve"> Ezért lett </w:t>
+        <w:t xml:space="preserve"> Ezért </w:t>
+      </w:r>
+      <w:proofErr w:type="gramStart"/>
+      <w:r>
+        <w:t xml:space="preserve">lett </w:t>
       </w:r>
       <w:r>
         <w:t xml:space="preserve"> a</w:t>
@@ -33121,6 +36500,7 @@
       <w:r>
         <w:t>z</w:t>
       </w:r>
+      <w:proofErr w:type="gramEnd"/>
       <w:r>
         <w:t xml:space="preserve"> á → Ăˇ.</w:t>
       </w:r>
@@ -33252,11 +36632,27 @@
         <w:t>minden környezetben helyesen jelenik meg</w:t>
       </w:r>
       <w:r>
-        <w:t>, mert nem függ sem a locale</w:t>
+        <w:t xml:space="preserve">, mert nem függ sem a </w:t>
+      </w:r>
+      <w:proofErr w:type="spellStart"/>
+      <w:r>
+        <w:t>locale</w:t>
       </w:r>
       <w:r>
         <w:noBreakHyphen/>
-        <w:t>től, sem a Chrome értelmezésétől</w:t>
+        <w:t>től</w:t>
+      </w:r>
+      <w:proofErr w:type="spellEnd"/>
+      <w:r>
+        <w:t xml:space="preserve">, sem a </w:t>
+      </w:r>
+      <w:proofErr w:type="spellStart"/>
+      <w:r>
+        <w:t>Chrome</w:t>
+      </w:r>
+      <w:proofErr w:type="spellEnd"/>
+      <w:r>
+        <w:t xml:space="preserve"> értelmezésétől</w:t>
       </w:r>
       <w:r>
         <w:t>.</w:t>
@@ -33306,11 +36702,19 @@
         <w:t>Hiba:</w:t>
       </w:r>
       <w:r>
-        <w:t>A Due</w:t>
+        <w:t xml:space="preserve">A </w:t>
+      </w:r>
+      <w:proofErr w:type="spellStart"/>
+      <w:r>
+        <w:t>Due</w:t>
       </w:r>
       <w:r>
         <w:noBreakHyphen/>
-        <w:t>Contract modul néhány szerződésnél hibásan számolta az esedékességet.</w:t>
+        <w:t>Contract</w:t>
+      </w:r>
+      <w:proofErr w:type="spellEnd"/>
+      <w:r>
+        <w:t xml:space="preserve"> modul néhány szerződésnél hibásan számolta az esedékességet.</w:t>
       </w:r>
     </w:p>
     <w:p>
@@ -33325,10 +36729,22 @@
           <w:b/>
           <w:bCs/>
         </w:rPr>
-        <w:t>Ok:</w:t>
-      </w:r>
-      <w:r>
-        <w:t>Az utolsó elvégzett munka dátuma nem minden esetben volt figyelembe véve.</w:t>
+        <w:t>Ok</w:t>
+      </w:r>
+      <w:proofErr w:type="gramStart"/>
+      <w:r>
+        <w:rPr>
+          <w:b/>
+          <w:bCs/>
+        </w:rPr>
+        <w:t>:</w:t>
+      </w:r>
+      <w:r>
+        <w:t>Az</w:t>
+      </w:r>
+      <w:proofErr w:type="gramEnd"/>
+      <w:r>
+        <w:t xml:space="preserve"> utolsó elvégzett munka dátuma nem minden esetben volt figyelembe véve.</w:t>
       </w:r>
     </w:p>
     <w:p>
@@ -33443,7 +36859,15 @@
       </w:r>
       <w:r>
         <w:br/>
-        <w:t xml:space="preserve">A Reactstate nem frissült megfelelően, </w:t>
+        <w:t xml:space="preserve">A </w:t>
+      </w:r>
+      <w:proofErr w:type="spellStart"/>
+      <w:r>
+        <w:t>Reactstate</w:t>
+      </w:r>
+      <w:proofErr w:type="spellEnd"/>
+      <w:r>
+        <w:t xml:space="preserve"> nem frissült megfelelően, </w:t>
       </w:r>
       <w:r>
         <w:t xml:space="preserve">a szűrők nem jól működtek. </w:t>
@@ -33476,8 +36900,13 @@
           <w:tab w:val="left" w:pos="1418"/>
         </w:tabs>
       </w:pPr>
-      <w:r>
-        <w:t>State frissítési logika javítása</w:t>
+      <w:proofErr w:type="spellStart"/>
+      <w:r>
+        <w:t>State</w:t>
+      </w:r>
+      <w:proofErr w:type="spellEnd"/>
+      <w:r>
+        <w:t xml:space="preserve"> frissítési logika javítása</w:t>
       </w:r>
     </w:p>
     <w:p>
@@ -33493,7 +36922,15 @@
         </w:tabs>
       </w:pPr>
       <w:r>
-        <w:t>Marker komponens újrarenderelésének biztosítása</w:t>
+        <w:t xml:space="preserve">Marker komponens </w:t>
+      </w:r>
+      <w:proofErr w:type="spellStart"/>
+      <w:r>
+        <w:t>újrarenderelésének</w:t>
+      </w:r>
+      <w:proofErr w:type="spellEnd"/>
+      <w:r>
+        <w:t xml:space="preserve"> biztosítása</w:t>
       </w:r>
     </w:p>
     <w:p>
@@ -33570,7 +37007,15 @@
         </w:tabs>
       </w:pPr>
       <w:r>
-        <w:t>a publikus és admin felület közötti adatáramlás hibamentes,</w:t>
+        <w:t xml:space="preserve">a publikus és </w:t>
+      </w:r>
+      <w:proofErr w:type="spellStart"/>
+      <w:r>
+        <w:t>admin</w:t>
+      </w:r>
+      <w:proofErr w:type="spellEnd"/>
+      <w:r>
+        <w:t xml:space="preserve"> felület közötti adatáramlás hibamentes,</w:t>
       </w:r>
     </w:p>
     <w:p>
@@ -33691,33 +37136,105 @@
         <w:t xml:space="preserve">RO-INSEKTA </w:t>
       </w:r>
       <w:r>
-        <w:t>rendszer egy modern, webalapú alkalmazás, amely a kártevőirtó vállalkozás teljes adminisztrációs és ügyfélkezelési folyamatait támogatja. A rendszer két fő részből áll: a publikus weboldalból és az authentikációhoz kötött adminisztrációs felületből. A publikus oldal lehetőséget biztosít a tevékenységek megtekintésére és kapcsolatfelvételre, míg az admin felület a szerződések, telephelyek, ügyfelek, esedékes munkák és elvégzett feladatok teljes körű kezelését teszi lehetővé.</w:t>
-      </w:r>
-    </w:p>
-    <w:p>
-      <w:pPr>
-        <w:tabs>
-          <w:tab w:val="left" w:pos="425"/>
-          <w:tab w:val="left" w:pos="1418"/>
-        </w:tabs>
-      </w:pPr>
-      <w:r>
-        <w:t>A fejlesztés során modern technológiákat alkalmaztunk: a frontend React + TypeScript alapokon épül, reszponzív HTML/CSS felülettel, térképes komponensekkel és PDF generálással. A backend Django keretrendszerre épül, amely biztonságos, gyors és jól skálázható működést biztosít. A rendszer adatmodelljei támogatják a szerződéses munkák nyilvántartását, a telephelyek koordinátáinak kezelését, a munkalapok generálását és az elvégzett feladatok archiválását.</w:t>
-      </w:r>
-    </w:p>
-    <w:p>
-      <w:pPr>
-        <w:tabs>
-          <w:tab w:val="left" w:pos="425"/>
-          <w:tab w:val="left" w:pos="1418"/>
-        </w:tabs>
-      </w:pPr>
-      <w:r>
-        <w:t>A publikus felületen érkező megkeresések automatikusan rögzülnek a Notes modulban, ezzel támogatva az ügyfélkommunikációt. A Due</w:t>
+        <w:t xml:space="preserve">rendszer egy modern, webalapú alkalmazás, amely a kártevőirtó vállalkozás teljes adminisztrációs és ügyfélkezelési folyamatait támogatja. A rendszer két fő részből áll: a publikus weboldalból és az </w:t>
+      </w:r>
+      <w:proofErr w:type="spellStart"/>
+      <w:r>
+        <w:t>authentikációhoz</w:t>
+      </w:r>
+      <w:proofErr w:type="spellEnd"/>
+      <w:r>
+        <w:t xml:space="preserve"> kötött adminisztrációs felületből. A publikus oldal lehetőséget biztosít a tevékenységek megtekintésére és kapcsolatfelvételre, míg az </w:t>
+      </w:r>
+      <w:proofErr w:type="spellStart"/>
+      <w:r>
+        <w:t>admin</w:t>
+      </w:r>
+      <w:proofErr w:type="spellEnd"/>
+      <w:r>
+        <w:t xml:space="preserve"> felület a szerződések, telephelyek, ügyfelek, esedékes munkák és elvégzett feladatok teljes körű kezelését teszi lehetővé.</w:t>
+      </w:r>
+    </w:p>
+    <w:p>
+      <w:pPr>
+        <w:tabs>
+          <w:tab w:val="left" w:pos="425"/>
+          <w:tab w:val="left" w:pos="1418"/>
+        </w:tabs>
+      </w:pPr>
+      <w:r>
+        <w:t xml:space="preserve">A fejlesztés során modern technológiákat alkalmaztunk: a frontend </w:t>
+      </w:r>
+      <w:proofErr w:type="spellStart"/>
+      <w:r>
+        <w:t>React</w:t>
+      </w:r>
+      <w:proofErr w:type="spellEnd"/>
+      <w:r>
+        <w:t xml:space="preserve"> + </w:t>
+      </w:r>
+      <w:proofErr w:type="spellStart"/>
+      <w:r>
+        <w:t>TypeScript</w:t>
+      </w:r>
+      <w:proofErr w:type="spellEnd"/>
+      <w:r>
+        <w:t xml:space="preserve"> alapokon épül, reszponzív HTML/CSS felülettel, térképes komponensekkel és PDF generálással. A </w:t>
+      </w:r>
+      <w:proofErr w:type="spellStart"/>
+      <w:r>
+        <w:t>backend</w:t>
+      </w:r>
+      <w:proofErr w:type="spellEnd"/>
+      <w:r>
+        <w:t xml:space="preserve"> </w:t>
+      </w:r>
+      <w:proofErr w:type="spellStart"/>
+      <w:r>
+        <w:t>Django</w:t>
+      </w:r>
+      <w:proofErr w:type="spellEnd"/>
+      <w:r>
+        <w:t xml:space="preserve"> keretrendszerre épül, amely biztonságos, gyors és jól skálázható működést biztosít. A rendszer adatmodelljei támogatják a szerződéses munkák nyilvántartását, a telephelyek koordinátáinak kezelését, a munkalapok generálását és az elvégzett feladatok archiválását.</w:t>
+      </w:r>
+    </w:p>
+    <w:p>
+      <w:pPr>
+        <w:tabs>
+          <w:tab w:val="left" w:pos="425"/>
+          <w:tab w:val="left" w:pos="1418"/>
+        </w:tabs>
+      </w:pPr>
+      <w:r>
+        <w:t xml:space="preserve">A publikus felületen érkező megkeresések automatikusan rögzülnek a </w:t>
+      </w:r>
+      <w:proofErr w:type="spellStart"/>
+      <w:r>
+        <w:t>Notes</w:t>
+      </w:r>
+      <w:proofErr w:type="spellEnd"/>
+      <w:r>
+        <w:t xml:space="preserve"> modulban, ezzel támogatva az ügyfélkommunikációt. A </w:t>
+      </w:r>
+      <w:proofErr w:type="spellStart"/>
+      <w:r>
+        <w:t>Due</w:t>
       </w:r>
       <w:r>
         <w:noBreakHyphen/>
-        <w:t>Contract modul segítségével a jövőbeli munkák könnyen lekérdezhetők, szűrhetők és PDF munkalapokká alakíthatók. A Jobs modul biztosítja az elvégzett munkák dokumentálását, ami a pénzügyi elszámolás alapja.</w:t>
+        <w:t>Contract</w:t>
+      </w:r>
+      <w:proofErr w:type="spellEnd"/>
+      <w:r>
+        <w:t xml:space="preserve"> modul segítségével a jövőbeli munkák könnyen lekérdezhetők, szűrhetők és PDF munkalapokká alakíthatók. A </w:t>
+      </w:r>
+      <w:proofErr w:type="spellStart"/>
+      <w:r>
+        <w:t>Jobs</w:t>
+      </w:r>
+      <w:proofErr w:type="spellEnd"/>
+      <w:r>
+        <w:t xml:space="preserve"> modul biztosítja az elvégzett munkák dokumentálását, ami a pénzügyi elszámolás alapja.</w:t>
       </w:r>
     </w:p>
     <w:p>
@@ -33751,7 +37268,23 @@
         <w:t>Balogh Edit</w:t>
       </w:r>
       <w:r>
-        <w:t xml:space="preserve"> felelt a backendért, az authentikációért, a térképes és e</w:t>
+        <w:t xml:space="preserve"> felelt a </w:t>
+      </w:r>
+      <w:proofErr w:type="spellStart"/>
+      <w:r>
+        <w:t>backendért</w:t>
+      </w:r>
+      <w:proofErr w:type="spellEnd"/>
+      <w:r>
+        <w:t xml:space="preserve">, az </w:t>
+      </w:r>
+      <w:proofErr w:type="spellStart"/>
+      <w:r>
+        <w:t>authentikációért</w:t>
+      </w:r>
+      <w:proofErr w:type="spellEnd"/>
+      <w:r>
+        <w:t>, a térképes és e</w:t>
       </w:r>
       <w:r>
         <w:noBreakHyphen/>
@@ -34055,12 +37588,21 @@
           <w:color w:val="auto"/>
         </w:rPr>
       </w:pPr>
+      <w:proofErr w:type="spellStart"/>
       <w:r>
         <w:rPr>
           <w:rStyle w:val="Ershangslyozs"/>
           <w:color w:val="auto"/>
         </w:rPr>
-        <w:t>Admin felület fejlesztése</w:t>
+        <w:t>Admin</w:t>
+      </w:r>
+      <w:proofErr w:type="spellEnd"/>
+      <w:r>
+        <w:rPr>
+          <w:rStyle w:val="Ershangslyozs"/>
+          <w:color w:val="auto"/>
+        </w:rPr>
+        <w:t xml:space="preserve"> felület fejlesztése</w:t>
       </w:r>
     </w:p>
     <w:p>
@@ -34134,7 +37676,19 @@
         </w:tabs>
       </w:pPr>
       <w:r>
-        <w:t>évesárbevételi előrejelzések készíthetők.Ez támogatja a pénzügyi tervezést és a kapacitásmenedzsmentet.</w:t>
+        <w:t>éves</w:t>
+      </w:r>
+      <w:r>
+        <w:t xml:space="preserve"> </w:t>
+      </w:r>
+      <w:r>
+        <w:t>árbevételi előrejelzések készíthetők.</w:t>
+      </w:r>
+      <w:r>
+        <w:t xml:space="preserve"> </w:t>
+      </w:r>
+      <w:r>
+        <w:t>Ez támogatja a pénzügyi tervezést és a kapacitásmenedzsmentet.</w:t>
       </w:r>
     </w:p>
     <w:p>
@@ -34160,7 +37714,15 @@
         </w:tabs>
       </w:pPr>
       <w:r>
-        <w:t>A Due-Contract modul továbbfejleszthető úgy, hogy a rendszer:</w:t>
+        <w:t xml:space="preserve">A </w:t>
+      </w:r>
+      <w:proofErr w:type="spellStart"/>
+      <w:r>
+        <w:t>Due-Contract</w:t>
+      </w:r>
+      <w:proofErr w:type="spellEnd"/>
+      <w:r>
+        <w:t xml:space="preserve"> modul továbbfejleszthető úgy, hogy a rendszer:</w:t>
       </w:r>
     </w:p>
     <w:p>
@@ -34249,12 +37811,21 @@
           <w:tab w:val="left" w:pos="1418"/>
         </w:tabs>
       </w:pPr>
+      <w:proofErr w:type="spellStart"/>
       <w:r>
         <w:rPr>
           <w:b/>
           <w:bCs/>
         </w:rPr>
-        <w:t>Due-Contract modell bővítése</w:t>
+        <w:t>Due-Contract</w:t>
+      </w:r>
+      <w:proofErr w:type="spellEnd"/>
+      <w:r>
+        <w:rPr>
+          <w:b/>
+          <w:bCs/>
+        </w:rPr>
+        <w:t xml:space="preserve"> modell bővítése</w:t>
       </w:r>
     </w:p>
     <w:p>
@@ -34285,12 +37856,21 @@
           <w:tab w:val="left" w:pos="1418"/>
         </w:tabs>
       </w:pPr>
+      <w:proofErr w:type="spellStart"/>
       <w:r>
         <w:rPr>
           <w:b/>
           <w:bCs/>
         </w:rPr>
-        <w:t>Location modell bővítése</w:t>
+        <w:t>Location</w:t>
+      </w:r>
+      <w:proofErr w:type="spellEnd"/>
+      <w:r>
+        <w:rPr>
+          <w:b/>
+          <w:bCs/>
+        </w:rPr>
+        <w:t xml:space="preserve"> modell bővítése</w:t>
       </w:r>
     </w:p>
     <w:p>
@@ -34322,8 +37902,33 @@
           <w:b/>
           <w:bCs/>
         </w:rPr>
-        <w:t>Ügyfélportál – autorizált dokumentumhozzáférés</w:t>
-      </w:r>
+        <w:t xml:space="preserve">Ügyfélportál – </w:t>
+      </w:r>
+      <w:proofErr w:type="spellStart"/>
+      <w:r>
+        <w:rPr>
+          <w:b/>
+          <w:bCs/>
+        </w:rPr>
+        <w:t>autorizált</w:t>
+      </w:r>
+      <w:proofErr w:type="spellEnd"/>
+      <w:r>
+        <w:rPr>
+          <w:b/>
+          <w:bCs/>
+        </w:rPr>
+        <w:t xml:space="preserve"> </w:t>
+      </w:r>
+      <w:proofErr w:type="spellStart"/>
+      <w:r>
+        <w:rPr>
+          <w:b/>
+          <w:bCs/>
+        </w:rPr>
+        <w:t>dokumentumhozzáférés</w:t>
+      </w:r>
+      <w:proofErr w:type="spellEnd"/>
     </w:p>
     <w:p>
       <w:pPr>
@@ -34407,12 +38012,21 @@
           <w:tab w:val="left" w:pos="1418"/>
         </w:tabs>
       </w:pPr>
+      <w:proofErr w:type="spellStart"/>
       <w:r>
         <w:rPr>
           <w:b/>
           <w:bCs/>
         </w:rPr>
-        <w:t>autentikáció után online megtekinthessék</w:t>
+        <w:t>autentikáció</w:t>
+      </w:r>
+      <w:proofErr w:type="spellEnd"/>
+      <w:r>
+        <w:rPr>
+          <w:b/>
+          <w:bCs/>
+        </w:rPr>
+        <w:t xml:space="preserve"> után online megtekinthessék</w:t>
       </w:r>
       <w:r>
         <w:t>.</w:t>
@@ -34597,12 +38211,21 @@
         </w:tabs>
         <w:ind w:left="0"/>
       </w:pPr>
+      <w:proofErr w:type="spellStart"/>
       <w:r>
         <w:rPr>
           <w:b/>
           <w:bCs/>
         </w:rPr>
-        <w:t>React – Hivatalos dokumentáció</w:t>
+        <w:t>React</w:t>
+      </w:r>
+      <w:proofErr w:type="spellEnd"/>
+      <w:r>
+        <w:rPr>
+          <w:b/>
+          <w:bCs/>
+        </w:rPr>
+        <w:t xml:space="preserve"> – Hivatalos dokumentáció</w:t>
       </w:r>
     </w:p>
     <w:p>
@@ -34647,12 +38270,21 @@
           <w:bCs/>
         </w:rPr>
       </w:pPr>
+      <w:proofErr w:type="spellStart"/>
       <w:r>
         <w:rPr>
           <w:b/>
           <w:bCs/>
         </w:rPr>
-        <w:t>Django – Hivatalos dokumentáció és kezdő lépések</w:t>
+        <w:t>Django</w:t>
+      </w:r>
+      <w:proofErr w:type="spellEnd"/>
+      <w:r>
+        <w:rPr>
+          <w:b/>
+          <w:bCs/>
+        </w:rPr>
+        <w:t xml:space="preserve"> – Hivatalos dokumentáció és kezdő lépések</w:t>
       </w:r>
     </w:p>
     <w:p>
@@ -34697,12 +38329,37 @@
           <w:bCs/>
         </w:rPr>
       </w:pPr>
+      <w:proofErr w:type="spellStart"/>
       <w:r>
         <w:rPr>
           <w:b/>
           <w:bCs/>
         </w:rPr>
-        <w:t>PigeonMaps – React térkép komponens</w:t>
+        <w:t>PigeonMaps</w:t>
+      </w:r>
+      <w:proofErr w:type="spellEnd"/>
+      <w:r>
+        <w:rPr>
+          <w:b/>
+          <w:bCs/>
+        </w:rPr>
+        <w:t xml:space="preserve"> – </w:t>
+      </w:r>
+      <w:proofErr w:type="spellStart"/>
+      <w:r>
+        <w:rPr>
+          <w:b/>
+          <w:bCs/>
+        </w:rPr>
+        <w:t>React</w:t>
+      </w:r>
+      <w:proofErr w:type="spellEnd"/>
+      <w:r>
+        <w:rPr>
+          <w:b/>
+          <w:bCs/>
+        </w:rPr>
+        <w:t xml:space="preserve"> térkép komponens</w:t>
       </w:r>
     </w:p>
     <w:p>
